--- a/DKKDApp/bin/Debug/net8.0-windows/GIẤY ĐỀ NGHỊ_Mẫu số 2_DA_DIEN.docx
+++ b/DKKDApp/bin/Debug/net8.0-windows/GIẤY ĐỀ NGHỊ_Mẫu số 2_DA_DIEN.docx
@@ -183,7 +183,7 @@
           <w:sz w:val="26"/>
           <w:szCs w:val="26"/>
         </w:rPr>
-        <w:t>ngày 23 tháng 2 năm 2026</w:t>
+        <w:t>21/3/2026</w:t>
       </w:r>
     </w:p>
     <w:p>
@@ -361,7 +361,7 @@
           <w:sz w:val="26"/>
           <w:szCs w:val="26"/>
         </w:rPr>
-        <w:t>ĐỖ THỊ MỸ LIÊN</w:t>
+        <w:t>PHẠM THỊ DUNG</w:t>
       </w:r>
     </w:p>
     <w:p>
@@ -394,7 +394,7 @@
           <w:sz w:val="26"/>
           <w:szCs w:val="26"/>
         </w:rPr>
-        <w:t>15/02/2000</w:t>
+        <w:t>20/04/1962</w:t>
       </w:r>
     </w:p>
     <w:p>
@@ -466,7 +466,7 @@
           <w:sz w:val="26"/>
           <w:szCs w:val="26"/>
         </w:rPr>
-        <w:t>089300000268</w:t>
+        <w:t>038162009876</w:t>
       </w:r>
     </w:p>
     <w:p>
@@ -550,7 +550,7 @@
           <w:sz w:val="26"/>
           <w:szCs w:val="26"/>
         </w:rPr>
-        <w:t>168, Ấp Hưng Trung, Đào Hữu Cảnh</w:t>
+        <w:t>Đường Đt 746, Số Nhà 82, Tổ 7a, Ấp Tân Thành 4</w:t>
       </w:r>
     </w:p>
     <w:p>
@@ -579,7 +579,7 @@
           <w:szCs w:val="26"/>
           <w:lang w:eastAsia="zh-CN"/>
         </w:rPr>
-        <w:t>Xã Châu Phú</w:t>
+        <w:t>xã Bắc Tân Uyên</w:t>
       </w:r>
     </w:p>
     <w:p>
@@ -618,7 +618,7 @@
           <w:szCs w:val="26"/>
           <w:lang w:eastAsia="zh-CN"/>
         </w:rPr>
-        <w:t>Tỉnh An Giang</w:t>
+        <w:t>Thành phố Hồ Chí Minh</w:t>
       </w:r>
     </w:p>
     <w:p>
@@ -722,7 +722,7 @@
           <w:szCs w:val="26"/>
           <w:lang w:eastAsia="zh-CN"/>
         </w:rPr>
-        <w:t>0379293087</w:t>
+        <w:t>0945807973</w:t>
       </w:r>
       <w:r>
         <w:rPr>
@@ -4459,9 +4459,7 @@
                       </wps:spPr>
                       <wps:txbx>
                         <w:txbxContent>
-                          <w:p>
-                            <w:pPr/>
-                          </w:p>
+                          <w:p/>
                         </w:txbxContent>
                       </wps:txbx>
                       <wps:bodyPr rot="0" vert="horz" wrap="square" lIns="91440" tIns="45720" rIns="91440" bIns="45720" anchor="t" anchorCtr="0" upright="1">
@@ -4552,9 +4550,7 @@
                       </wps:spPr>
                       <wps:txbx>
                         <w:txbxContent>
-                          <w:p>
-                            <w:pPr/>
-                          </w:p>
+                          <w:p/>
                         </w:txbxContent>
                       </wps:txbx>
                       <wps:bodyPr rot="0" vert="horz" wrap="square" lIns="91440" tIns="45720" rIns="91440" bIns="45720" anchor="t" anchorCtr="0" upright="1">
@@ -4678,9 +4674,7 @@
                       </wps:spPr>
                       <wps:txbx>
                         <w:txbxContent>
-                          <w:p>
-                            <w:pPr/>
-                          </w:p>
+                          <w:p/>
                         </w:txbxContent>
                       </wps:txbx>
                       <wps:bodyPr rot="0" vert="horz" wrap="square" lIns="91440" tIns="45720" rIns="91440" bIns="45720" anchor="t" anchorCtr="0" upright="1">
@@ -5019,7 +5013,7 @@
           <w:szCs w:val="26"/>
           <w:lang w:val="fr-FR"/>
         </w:rPr>
-        <w:t>CÔNG TY TNHH TM DV VẬN TẢI THANH VIỆT</w:t>
+        <w:t>CÔNG TY TNHH TAM HƯNG VIỆT NAM</w:t>
       </w:r>
     </w:p>
     <w:p>
@@ -5198,6 +5192,7 @@
           <w:szCs w:val="26"/>
           <w:lang w:val="fr-FR"/>
         </w:rPr>
+        <w:lastRenderedPageBreak/>
         <w:t>Số nhà/phòng, ngách/hẻm, ngõ/kiệt, đường/phố/đại lộ, tổ/xóm/ấp/</w:t>
       </w:r>
       <w:proofErr w:type="gramStart"/>
@@ -5238,7 +5233,7 @@
           <w:szCs w:val="26"/>
           <w:lang w:val="fr-FR" w:eastAsia="zh-CN"/>
         </w:rPr>
-        <w:t>Số 02 đường D5, KDC Phú Hoà 1, tổ 7, khu 4</w:t>
+        <w:t>Số 43/17 đường ĐT 743, khu phố Bình Phước B</w:t>
       </w:r>
     </w:p>
     <w:p>
@@ -5261,7 +5256,6 @@
           <w:szCs w:val="26"/>
           <w:lang w:val="fr-FR"/>
         </w:rPr>
-        <w:lastRenderedPageBreak/>
         <w:t xml:space="preserve">Xã/Phường/Đặc </w:t>
       </w:r>
       <w:proofErr w:type="gramStart"/>
@@ -5292,7 +5286,7 @@
           <w:szCs w:val="26"/>
           <w:lang w:val="fr-FR" w:eastAsia="zh-CN"/>
         </w:rPr>
-        <w:t>Phường Phú Lợi</w:t>
+        <w:t>Phường An Phú</w:t>
       </w:r>
     </w:p>
     <w:p>
@@ -5403,7 +5397,7 @@
           <w:szCs w:val="26"/>
           <w:lang w:val="fr-FR" w:eastAsia="zh-CN"/>
         </w:rPr>
-        <w:t>0379293087</w:t>
+        <w:t>0945807973</w:t>
       </w:r>
       <w:r>
         <w:rPr>
@@ -5692,9 +5686,7 @@
                             </wps:spPr>
                             <wps:txbx>
                               <w:txbxContent>
-                                <w:p>
-                                  <w:pPr/>
-                                </w:p>
+                                <w:p/>
                               </w:txbxContent>
                             </wps:txbx>
                             <wps:bodyPr rot="0" vert="horz" wrap="square" lIns="91440" tIns="45720" rIns="91440" bIns="45720" anchor="t" anchorCtr="0" upright="1">
@@ -5832,9 +5824,7 @@
                             </wps:spPr>
                             <wps:txbx>
                               <w:txbxContent>
-                                <w:p>
-                                  <w:pPr/>
-                                </w:p>
+                                <w:p/>
                               </w:txbxContent>
                             </wps:txbx>
                             <wps:bodyPr rot="0" vert="horz" wrap="square" lIns="91440" tIns="45720" rIns="91440" bIns="45720" anchor="t" anchorCtr="0" upright="1">
@@ -5972,9 +5962,7 @@
                             </wps:spPr>
                             <wps:txbx>
                               <w:txbxContent>
-                                <w:p>
-                                  <w:pPr/>
-                                </w:p>
+                                <w:p/>
                               </w:txbxContent>
                             </wps:txbx>
                             <wps:bodyPr rot="0" vert="horz" wrap="square" lIns="91440" tIns="45720" rIns="91440" bIns="45720" anchor="t" anchorCtr="0" upright="1">
@@ -6112,9 +6100,7 @@
                             </wps:spPr>
                             <wps:txbx>
                               <w:txbxContent>
-                                <w:p>
-                                  <w:pPr/>
-                                </w:p>
+                                <w:p/>
                               </w:txbxContent>
                             </wps:txbx>
                             <wps:bodyPr rot="0" vert="horz" wrap="square" lIns="91440" tIns="45720" rIns="91440" bIns="45720" anchor="t" anchorCtr="0" upright="1">
@@ -6214,7 +6200,6 @@
                       <wps:txbx>
                         <w:txbxContent>
                           <w:p>
-                            <w:pPr/>
                             <w:r>
                               <w:t>x</w:t>
                             </w:r>
@@ -6368,9 +6353,7 @@
                       </wps:spPr>
                       <wps:txbx>
                         <w:txbxContent>
-                          <w:p>
-                            <w:pPr/>
-                          </w:p>
+                          <w:p/>
                         </w:txbxContent>
                       </wps:txbx>
                       <wps:bodyPr rot="0" vert="horz" wrap="square" lIns="91440" tIns="45720" rIns="91440" bIns="45720" anchor="t" anchorCtr="0">
@@ -6510,10 +6493,10 @@
         <w:tblLook w:val="04A0" w:firstRow="1" w:lastRow="0" w:firstColumn="1" w:lastColumn="0" w:noHBand="0" w:noVBand="1"/>
       </w:tblPr>
       <w:tblGrid>
-        <w:gridCol w:w="1091"/>
-        <w:gridCol w:w="1261"/>
-        <w:gridCol w:w="5531"/>
-        <w:gridCol w:w="1745"/>
+        <w:gridCol w:w="754"/>
+        <w:gridCol w:w="1195"/>
+        <w:gridCol w:w="5892"/>
+        <w:gridCol w:w="1787"/>
       </w:tblGrid>
       <w:tr>
         <w:trPr>
@@ -6531,14 +6514,16 @@
               <w:jc w:val="center"/>
               <w:rPr>
                 <w:rFonts w:ascii="Times New Roman" w:eastAsia="Times New Roman" w:hAnsi="Times New Roman"/>
-                <w:sz w:val="24"/>
+                <w:sz w:val="26"/>
+                <w:szCs w:val="26"/>
               </w:rPr>
             </w:pPr>
             <w:r>
               <w:rPr>
                 <w:rFonts w:ascii="Times New Roman" w:eastAsia="Times New Roman" w:hAnsi="Times New Roman"/>
                 <w:b/>
-                <w:sz w:val="24"/>
+                <w:sz w:val="26"/>
+                <w:szCs w:val="26"/>
               </w:rPr>
               <w:t>STT</w:t>
             </w:r>
@@ -6555,14 +6540,16 @@
               <w:jc w:val="center"/>
               <w:rPr>
                 <w:rFonts w:ascii="Times New Roman" w:eastAsia="Times New Roman" w:hAnsi="Times New Roman"/>
-                <w:sz w:val="24"/>
+                <w:sz w:val="26"/>
+                <w:szCs w:val="26"/>
               </w:rPr>
             </w:pPr>
             <w:r>
               <w:rPr>
                 <w:rFonts w:ascii="Times New Roman" w:eastAsia="Times New Roman" w:hAnsi="Times New Roman"/>
                 <w:b/>
-                <w:sz w:val="24"/>
+                <w:sz w:val="26"/>
+                <w:szCs w:val="26"/>
               </w:rPr>
               <w:t>Mã Ngành</w:t>
             </w:r>
@@ -6579,14 +6566,16 @@
               <w:jc w:val="center"/>
               <w:rPr>
                 <w:rFonts w:ascii="Times New Roman" w:eastAsia="Times New Roman" w:hAnsi="Times New Roman"/>
-                <w:sz w:val="24"/>
+                <w:sz w:val="26"/>
+                <w:szCs w:val="26"/>
               </w:rPr>
             </w:pPr>
             <w:r>
               <w:rPr>
                 <w:rFonts w:ascii="Times New Roman" w:eastAsia="Times New Roman" w:hAnsi="Times New Roman"/>
                 <w:b/>
-                <w:sz w:val="24"/>
+                <w:sz w:val="26"/>
+                <w:szCs w:val="26"/>
               </w:rPr>
               <w:t>Tên ngành (bao gồm chi tiết)</w:t>
             </w:r>
@@ -6603,14 +6592,16 @@
               <w:jc w:val="center"/>
               <w:rPr>
                 <w:rFonts w:ascii="Times New Roman" w:eastAsia="Times New Roman" w:hAnsi="Times New Roman"/>
-                <w:sz w:val="24"/>
+                <w:sz w:val="26"/>
+                <w:szCs w:val="26"/>
               </w:rPr>
             </w:pPr>
             <w:r>
               <w:rPr>
                 <w:rFonts w:ascii="Times New Roman" w:eastAsia="Times New Roman" w:hAnsi="Times New Roman"/>
                 <w:b/>
-                <w:sz w:val="24"/>
+                <w:sz w:val="26"/>
+                <w:szCs w:val="26"/>
               </w:rPr>
               <w:t>Ngành chính</w:t>
             </w:r>
@@ -6618,6 +6609,9 @@
         </w:tc>
       </w:tr>
       <w:tr>
+        <w:trPr>
+          <w:jc w:val="center"/>
+        </w:trPr>
         <w:tc>
           <w:tcPr>
             <w:tcW w:w="754" w:type="dxa"/>
@@ -6626,9 +6620,15 @@
             <w:pPr>
               <w:rPr>
                 <w:rFonts w:ascii="Times New Roman" w:hAnsi="Times New Roman"/>
-              </w:rPr>
-            </w:pPr>
-            <w:r>
+                <w:sz w:val="26"/>
+                <w:szCs w:val="26"/>
+              </w:rPr>
+            </w:pPr>
+            <w:r>
+              <w:rPr>
+                <w:sz w:val="26"/>
+                <w:szCs w:val="26"/>
+              </w:rPr>
               <w:t>1</w:t>
             </w:r>
           </w:p>
@@ -6641,10 +6641,16 @@
             <w:pPr>
               <w:rPr>
                 <w:rFonts w:ascii="Times New Roman" w:hAnsi="Times New Roman"/>
-              </w:rPr>
-            </w:pPr>
-            <w:r>
-              <w:t>4933</w:t>
+                <w:sz w:val="26"/>
+                <w:szCs w:val="26"/>
+              </w:rPr>
+            </w:pPr>
+            <w:r>
+              <w:rPr>
+                <w:sz w:val="26"/>
+                <w:szCs w:val="26"/>
+              </w:rPr>
+              <w:t>4641</w:t>
             </w:r>
           </w:p>
         </w:tc>
@@ -6655,13 +6661,33 @@
           <w:p>
             <w:pPr>
               <w:rPr>
+                <w:sz w:val="26"/>
+                <w:szCs w:val="26"/>
+              </w:rPr>
+            </w:pPr>
+            <w:r>
+              <w:rPr>
+                <w:sz w:val="26"/>
+                <w:szCs w:val="26"/>
+              </w:rPr>
+              <w:t>Bán buôn vải, hàng may sẵn, giày dép</w:t>
+            </w:r>
+          </w:p>
+          <w:p>
+            <w:pPr>
+              <w:rPr>
                 <w:rFonts w:ascii="Times New Roman" w:hAnsi="Times New Roman"/>
                 <w:sz w:val="26"/>
                 <w:szCs w:val="26"/>
               </w:rPr>
             </w:pPr>
             <w:r>
-              <w:t>Vận tải hàng hóa bằng đường bộ</w:t>
+              <w:rPr>
+                <w:rFonts w:ascii="Times New Roman" w:hAnsi="Times New Roman"/>
+                <w:sz w:val="26"/>
+                <w:szCs w:val="26"/>
+              </w:rPr>
+              <w:t>Chi tiết: Bán buôn giày dép, túi xách, sản phẩm da, cao su, silicon</w:t>
             </w:r>
           </w:p>
         </w:tc>
@@ -6671,16 +6697,373 @@
             <w:vAlign w:val="center"/>
           </w:tcPr>
           <w:p>
-            <w:pPr/>
+            <w:pPr>
+              <w:rPr>
+                <w:sz w:val="26"/>
+                <w:szCs w:val="26"/>
+              </w:rPr>
+            </w:pPr>
+            <w:r>
+              <w:rPr>
+                <w:sz w:val="26"/>
+                <w:szCs w:val="26"/>
+              </w:rPr>
+              <w:t>X</w:t>
+            </w:r>
+          </w:p>
+        </w:tc>
+      </w:tr>
+      <w:tr>
+        <w:trPr>
+          <w:jc w:val="center"/>
+        </w:trPr>
+        <w:tc>
+          <w:tcPr>
+            <w:tcW w:w="754" w:type="dxa"/>
+          </w:tcPr>
+          <w:p>
+            <w:pPr>
+              <w:rPr>
+                <w:rFonts w:ascii="Times New Roman" w:hAnsi="Times New Roman"/>
+                <w:sz w:val="26"/>
+                <w:szCs w:val="26"/>
+              </w:rPr>
+            </w:pPr>
+            <w:r>
+              <w:rPr>
+                <w:sz w:val="26"/>
+                <w:szCs w:val="26"/>
+              </w:rPr>
+              <w:t>2</w:t>
+            </w:r>
+          </w:p>
+        </w:tc>
+        <w:tc>
+          <w:tcPr>
+            <w:tcW w:w="1195" w:type="dxa"/>
+          </w:tcPr>
+          <w:p>
+            <w:pPr>
+              <w:rPr>
+                <w:rFonts w:ascii="Times New Roman" w:hAnsi="Times New Roman"/>
+                <w:sz w:val="26"/>
+                <w:szCs w:val="26"/>
+              </w:rPr>
+            </w:pPr>
+            <w:r>
+              <w:rPr>
+                <w:sz w:val="26"/>
+                <w:szCs w:val="26"/>
+              </w:rPr>
+              <w:t>1512</w:t>
+            </w:r>
+          </w:p>
+        </w:tc>
+        <w:tc>
+          <w:tcPr>
+            <w:tcW w:w="5892" w:type="dxa"/>
+          </w:tcPr>
+          <w:p>
+            <w:pPr>
+              <w:rPr>
+                <w:sz w:val="26"/>
+                <w:szCs w:val="26"/>
+              </w:rPr>
+            </w:pPr>
+            <w:r>
+              <w:rPr>
+                <w:sz w:val="26"/>
+                <w:szCs w:val="26"/>
+              </w:rPr>
+              <w:t>Sản xuất vali, túi xách và các loại tương tự, sản xuất yên đệm</w:t>
+            </w:r>
+          </w:p>
+          <w:p>
+            <w:pPr>
+              <w:rPr>
+                <w:rFonts w:ascii="Times New Roman" w:hAnsi="Times New Roman"/>
+                <w:sz w:val="26"/>
+                <w:szCs w:val="26"/>
+              </w:rPr>
+            </w:pPr>
+            <w:r>
+              <w:rPr>
+                <w:rFonts w:ascii="Times New Roman" w:hAnsi="Times New Roman"/>
+                <w:sz w:val="26"/>
+                <w:szCs w:val="26"/>
+              </w:rPr>
+              <w:t xml:space="preserve">Chi tiết: Sản xuất, gia công túi xách, Sản phẩm da, cao su, silicon </w:t>
+            </w:r>
+          </w:p>
+          <w:p>
+            <w:pPr>
+              <w:rPr>
+                <w:rFonts w:ascii="Times New Roman" w:hAnsi="Times New Roman"/>
+                <w:sz w:val="26"/>
+                <w:szCs w:val="26"/>
+              </w:rPr>
+            </w:pPr>
+            <w:r>
+              <w:rPr>
+                <w:rFonts w:ascii="Times New Roman" w:hAnsi="Times New Roman"/>
+                <w:sz w:val="26"/>
+                <w:szCs w:val="26"/>
+              </w:rPr>
+              <w:t xml:space="preserve">- Gia công ép balo, túi xách </w:t>
+            </w:r>
+          </w:p>
+          <w:p>
+            <w:pPr>
+              <w:rPr>
+                <w:rFonts w:ascii="Times New Roman" w:hAnsi="Times New Roman"/>
+                <w:sz w:val="26"/>
+                <w:szCs w:val="26"/>
+              </w:rPr>
+            </w:pPr>
+            <w:r>
+              <w:rPr>
+                <w:rFonts w:ascii="Times New Roman" w:hAnsi="Times New Roman"/>
+                <w:sz w:val="26"/>
+                <w:szCs w:val="26"/>
+              </w:rPr>
+              <w:t xml:space="preserve">- Gia công ép cao tầng </w:t>
+            </w:r>
+          </w:p>
+          <w:p>
+            <w:pPr>
+              <w:rPr>
+                <w:rFonts w:ascii="Times New Roman" w:hAnsi="Times New Roman"/>
+                <w:sz w:val="26"/>
+                <w:szCs w:val="26"/>
+              </w:rPr>
+            </w:pPr>
+            <w:r>
+              <w:rPr>
+                <w:rFonts w:ascii="Times New Roman" w:hAnsi="Times New Roman"/>
+                <w:sz w:val="26"/>
+                <w:szCs w:val="26"/>
+              </w:rPr>
+              <w:t>- Gia công chặt cho balo, túi xách, giày</w:t>
+            </w:r>
+          </w:p>
+        </w:tc>
+        <w:tc>
+          <w:tcPr>
+            <w:tcW w:w="1787" w:type="dxa"/>
+            <w:vAlign w:val="center"/>
+          </w:tcPr>
+          <w:p>
+            <w:pPr>
+              <w:rPr>
+                <w:sz w:val="26"/>
+                <w:szCs w:val="26"/>
+              </w:rPr>
+            </w:pPr>
+          </w:p>
+        </w:tc>
+      </w:tr>
+      <w:tr>
+        <w:trPr>
+          <w:jc w:val="center"/>
+        </w:trPr>
+        <w:tc>
+          <w:tcPr>
+            <w:tcW w:w="754" w:type="dxa"/>
+          </w:tcPr>
+          <w:p>
+            <w:pPr>
+              <w:rPr>
+                <w:rFonts w:ascii="Times New Roman" w:hAnsi="Times New Roman"/>
+                <w:sz w:val="26"/>
+                <w:szCs w:val="26"/>
+              </w:rPr>
+            </w:pPr>
+            <w:r>
+              <w:rPr>
+                <w:sz w:val="26"/>
+                <w:szCs w:val="26"/>
+              </w:rPr>
+              <w:t>3</w:t>
+            </w:r>
+          </w:p>
+        </w:tc>
+        <w:tc>
+          <w:tcPr>
+            <w:tcW w:w="1195" w:type="dxa"/>
+          </w:tcPr>
+          <w:p>
+            <w:pPr>
+              <w:rPr>
+                <w:rFonts w:ascii="Times New Roman" w:hAnsi="Times New Roman"/>
+                <w:sz w:val="26"/>
+                <w:szCs w:val="26"/>
+              </w:rPr>
+            </w:pPr>
+            <w:r>
+              <w:rPr>
+                <w:sz w:val="26"/>
+                <w:szCs w:val="26"/>
+              </w:rPr>
+              <w:t>1520</w:t>
+            </w:r>
+          </w:p>
+        </w:tc>
+        <w:tc>
+          <w:tcPr>
+            <w:tcW w:w="5892" w:type="dxa"/>
+          </w:tcPr>
+          <w:p>
+            <w:pPr>
+              <w:rPr>
+                <w:sz w:val="26"/>
+                <w:szCs w:val="26"/>
+              </w:rPr>
+            </w:pPr>
+            <w:r>
+              <w:rPr>
+                <w:sz w:val="26"/>
+                <w:szCs w:val="26"/>
+              </w:rPr>
+              <w:t>Sản xuất giày, dép</w:t>
+            </w:r>
+          </w:p>
+          <w:p>
+            <w:pPr>
+              <w:rPr>
+                <w:rFonts w:ascii="Times New Roman" w:hAnsi="Times New Roman"/>
+                <w:sz w:val="26"/>
+                <w:szCs w:val="26"/>
+              </w:rPr>
+            </w:pPr>
+            <w:r>
+              <w:rPr>
+                <w:rFonts w:ascii="Times New Roman" w:hAnsi="Times New Roman"/>
+                <w:sz w:val="26"/>
+                <w:szCs w:val="26"/>
+              </w:rPr>
+              <w:t>Chi tiết: Sản xuất, gia công giày dép</w:t>
+            </w:r>
+          </w:p>
+        </w:tc>
+        <w:tc>
+          <w:tcPr>
+            <w:tcW w:w="1787" w:type="dxa"/>
+            <w:vAlign w:val="center"/>
+          </w:tcPr>
+          <w:p>
+            <w:pPr>
+              <w:rPr>
+                <w:sz w:val="26"/>
+                <w:szCs w:val="26"/>
+              </w:rPr>
+            </w:pPr>
+          </w:p>
+        </w:tc>
+      </w:tr>
+      <w:tr>
+        <w:trPr>
+          <w:jc w:val="center"/>
+        </w:trPr>
+        <w:tc>
+          <w:tcPr>
+            <w:tcW w:w="754" w:type="dxa"/>
+          </w:tcPr>
+          <w:p>
+            <w:pPr>
+              <w:rPr>
+                <w:rFonts w:ascii="Times New Roman" w:hAnsi="Times New Roman"/>
+                <w:sz w:val="26"/>
+                <w:szCs w:val="26"/>
+              </w:rPr>
+            </w:pPr>
+            <w:r>
+              <w:rPr>
+                <w:sz w:val="26"/>
+                <w:szCs w:val="26"/>
+              </w:rPr>
+              <w:t>4</w:t>
+            </w:r>
+          </w:p>
+        </w:tc>
+        <w:tc>
+          <w:tcPr>
+            <w:tcW w:w="1195" w:type="dxa"/>
+          </w:tcPr>
+          <w:p>
+            <w:pPr>
+              <w:rPr>
+                <w:rFonts w:ascii="Times New Roman" w:hAnsi="Times New Roman"/>
+                <w:sz w:val="26"/>
+                <w:szCs w:val="26"/>
+              </w:rPr>
+            </w:pPr>
+            <w:r>
+              <w:rPr>
+                <w:sz w:val="26"/>
+                <w:szCs w:val="26"/>
+              </w:rPr>
+              <w:t>1811</w:t>
+            </w:r>
+          </w:p>
+        </w:tc>
+        <w:tc>
+          <w:tcPr>
+            <w:tcW w:w="5892" w:type="dxa"/>
+          </w:tcPr>
+          <w:p>
+            <w:pPr>
+              <w:rPr>
+                <w:sz w:val="26"/>
+                <w:szCs w:val="26"/>
+              </w:rPr>
+            </w:pPr>
+            <w:r>
+              <w:rPr>
+                <w:sz w:val="26"/>
+                <w:szCs w:val="26"/>
+              </w:rPr>
+              <w:t>In ấn</w:t>
+            </w:r>
+          </w:p>
+          <w:p>
+            <w:pPr>
+              <w:rPr>
+                <w:rFonts w:ascii="Times New Roman" w:hAnsi="Times New Roman"/>
+                <w:sz w:val="26"/>
+                <w:szCs w:val="26"/>
+              </w:rPr>
+            </w:pPr>
+            <w:r>
+              <w:rPr>
+                <w:rFonts w:ascii="Times New Roman" w:hAnsi="Times New Roman"/>
+                <w:sz w:val="26"/>
+                <w:szCs w:val="26"/>
+              </w:rPr>
+              <w:t>Chi tiết: Gia công in các loại</w:t>
+            </w:r>
             <w:bookmarkStart w:id="0" w:name="_GoBack"/>
             <w:bookmarkEnd w:id="0"/>
-            <w:r>
-              <w:t>X</w:t>
-            </w:r>
+          </w:p>
+        </w:tc>
+        <w:tc>
+          <w:tcPr>
+            <w:tcW w:w="1787" w:type="dxa"/>
+            <w:vAlign w:val="center"/>
+          </w:tcPr>
+          <w:p>
+            <w:pPr>
+              <w:rPr>
+                <w:sz w:val="26"/>
+                <w:szCs w:val="26"/>
+              </w:rPr>
+            </w:pPr>
           </w:p>
         </w:tc>
       </w:tr>
       <w:tr>
+        <w:trPr>
+          <w:jc w:val="center"/>
+        </w:trPr>
         <w:tc>
           <w:tcPr>
             <w:tcW w:w="754" w:type="dxa"/>
@@ -6689,10 +7072,16 @@
             <w:pPr>
               <w:rPr>
                 <w:rFonts w:ascii="Times New Roman" w:hAnsi="Times New Roman"/>
-              </w:rPr>
-            </w:pPr>
-            <w:r>
-              <w:t>2</w:t>
+                <w:sz w:val="26"/>
+                <w:szCs w:val="26"/>
+              </w:rPr>
+            </w:pPr>
+            <w:r>
+              <w:rPr>
+                <w:sz w:val="26"/>
+                <w:szCs w:val="26"/>
+              </w:rPr>
+              <w:t>5</w:t>
             </w:r>
           </w:p>
         </w:tc>
@@ -6704,10 +7093,16 @@
             <w:pPr>
               <w:rPr>
                 <w:rFonts w:ascii="Times New Roman" w:hAnsi="Times New Roman"/>
-              </w:rPr>
-            </w:pPr>
-            <w:r>
-              <w:t>5229</w:t>
+                <w:sz w:val="26"/>
+                <w:szCs w:val="26"/>
+              </w:rPr>
+            </w:pPr>
+            <w:r>
+              <w:rPr>
+                <w:sz w:val="26"/>
+                <w:szCs w:val="26"/>
+              </w:rPr>
+              <w:t>4933</w:t>
             </w:r>
           </w:p>
         </w:tc>
@@ -6724,7 +7119,11 @@
               </w:rPr>
             </w:pPr>
             <w:r>
-              <w:t>Hoạt động dịch vụ hỗ trợ khác liên quan đến vận tải</w:t>
+              <w:rPr>
+                <w:sz w:val="26"/>
+                <w:szCs w:val="26"/>
+              </w:rPr>
+              <w:t>Vận tải hàng hóa bằng đường bộ</w:t>
             </w:r>
           </w:p>
         </w:tc>
@@ -6734,249 +7133,12 @@
             <w:vAlign w:val="center"/>
           </w:tcPr>
           <w:p>
-            <w:pPr/>
-            <w:bookmarkStart w:id="0" w:name="_GoBack"/>
-            <w:bookmarkEnd w:id="0"/>
-          </w:p>
-        </w:tc>
-      </w:tr>
-      <w:tr>
-        <w:tc>
-          <w:tcPr>
-            <w:tcW w:w="754" w:type="dxa"/>
-          </w:tcPr>
-          <w:p>
-            <w:pPr>
-              <w:rPr>
-                <w:rFonts w:ascii="Times New Roman" w:hAnsi="Times New Roman"/>
-              </w:rPr>
-            </w:pPr>
-            <w:r>
-              <w:t>3</w:t>
-            </w:r>
-          </w:p>
-        </w:tc>
-        <w:tc>
-          <w:tcPr>
-            <w:tcW w:w="1195" w:type="dxa"/>
-          </w:tcPr>
-          <w:p>
-            <w:pPr>
-              <w:rPr>
-                <w:rFonts w:ascii="Times New Roman" w:hAnsi="Times New Roman"/>
-              </w:rPr>
-            </w:pPr>
-            <w:r>
-              <w:t>5225</w:t>
-            </w:r>
-          </w:p>
-        </w:tc>
-        <w:tc>
-          <w:tcPr>
-            <w:tcW w:w="5892" w:type="dxa"/>
-          </w:tcPr>
-          <w:p>
-            <w:pPr>
-              <w:rPr>
-                <w:rFonts w:ascii="Times New Roman" w:hAnsi="Times New Roman"/>
-                <w:sz w:val="26"/>
-                <w:szCs w:val="26"/>
-              </w:rPr>
-            </w:pPr>
-            <w:r>
-              <w:t>Hoạt động dịch vụ hỗ trợ trực tiếp cho vận tải đường bộ</w:t>
-            </w:r>
-          </w:p>
-        </w:tc>
-        <w:tc>
-          <w:tcPr>
-            <w:tcW w:w="1787" w:type="dxa"/>
-            <w:vAlign w:val="center"/>
-          </w:tcPr>
-          <w:p>
-            <w:pPr/>
-            <w:bookmarkStart w:id="0" w:name="_GoBack"/>
-            <w:bookmarkEnd w:id="0"/>
-          </w:p>
-        </w:tc>
-      </w:tr>
-      <w:tr>
-        <w:tc>
-          <w:tcPr>
-            <w:tcW w:w="754" w:type="dxa"/>
-          </w:tcPr>
-          <w:p>
-            <w:pPr>
-              <w:rPr>
-                <w:rFonts w:ascii="Times New Roman" w:hAnsi="Times New Roman"/>
-              </w:rPr>
-            </w:pPr>
-            <w:r>
-              <w:t>4</w:t>
-            </w:r>
-          </w:p>
-        </w:tc>
-        <w:tc>
-          <w:tcPr>
-            <w:tcW w:w="1195" w:type="dxa"/>
-          </w:tcPr>
-          <w:p>
-            <w:pPr>
-              <w:rPr>
-                <w:rFonts w:ascii="Times New Roman" w:hAnsi="Times New Roman"/>
-              </w:rPr>
-            </w:pPr>
-            <w:r>
-              <w:t>5231</w:t>
-            </w:r>
-          </w:p>
-        </w:tc>
-        <w:tc>
-          <w:tcPr>
-            <w:tcW w:w="5892" w:type="dxa"/>
-          </w:tcPr>
-          <w:p>
-            <w:pPr>
-              <w:rPr>
-                <w:rFonts w:ascii="Times New Roman" w:hAnsi="Times New Roman"/>
-                <w:sz w:val="26"/>
-                <w:szCs w:val="26"/>
-              </w:rPr>
-            </w:pPr>
-            <w:r>
-              <w:t>Hoạt động dịch vụ trung gian cho vận tải hàng hóa</w:t>
-            </w:r>
-          </w:p>
-        </w:tc>
-        <w:tc>
-          <w:tcPr>
-            <w:tcW w:w="1787" w:type="dxa"/>
-            <w:vAlign w:val="center"/>
-          </w:tcPr>
-          <w:p>
-            <w:pPr/>
-            <w:bookmarkStart w:id="0" w:name="_GoBack"/>
-            <w:bookmarkEnd w:id="0"/>
-          </w:p>
-        </w:tc>
-      </w:tr>
-      <w:tr>
-        <w:tc>
-          <w:tcPr>
-            <w:tcW w:w="754" w:type="dxa"/>
-          </w:tcPr>
-          <w:p>
-            <w:pPr>
-              <w:rPr>
-                <w:rFonts w:ascii="Times New Roman" w:hAnsi="Times New Roman"/>
-              </w:rPr>
-            </w:pPr>
-            <w:r>
-              <w:t>5</w:t>
-            </w:r>
-          </w:p>
-        </w:tc>
-        <w:tc>
-          <w:tcPr>
-            <w:tcW w:w="1195" w:type="dxa"/>
-          </w:tcPr>
-          <w:p>
-            <w:pPr>
-              <w:rPr>
-                <w:rFonts w:ascii="Times New Roman" w:hAnsi="Times New Roman"/>
-              </w:rPr>
-            </w:pPr>
-            <w:r>
-              <w:t>5232</w:t>
-            </w:r>
-          </w:p>
-        </w:tc>
-        <w:tc>
-          <w:tcPr>
-            <w:tcW w:w="5892" w:type="dxa"/>
-          </w:tcPr>
-          <w:p>
-            <w:pPr>
-              <w:rPr>
-                <w:rFonts w:ascii="Times New Roman" w:hAnsi="Times New Roman"/>
-                <w:sz w:val="26"/>
-                <w:szCs w:val="26"/>
-              </w:rPr>
-            </w:pPr>
-            <w:r>
-              <w:t>Hoạt động dịch vụ trung gian cho vận tải hành khách</w:t>
-            </w:r>
-          </w:p>
-        </w:tc>
-        <w:tc>
-          <w:tcPr>
-            <w:tcW w:w="1787" w:type="dxa"/>
-            <w:vAlign w:val="center"/>
-          </w:tcPr>
-          <w:p>
-            <w:pPr/>
-            <w:bookmarkStart w:id="0" w:name="_GoBack"/>
-            <w:bookmarkEnd w:id="0"/>
-          </w:p>
-        </w:tc>
-      </w:tr>
-      <w:tr>
-        <w:tc>
-          <w:tcPr>
-            <w:tcW w:w="754" w:type="dxa"/>
-          </w:tcPr>
-          <w:p>
-            <w:pPr>
-              <w:rPr>
-                <w:rFonts w:ascii="Times New Roman" w:hAnsi="Times New Roman"/>
-              </w:rPr>
-            </w:pPr>
-            <w:r>
-              <w:t>6</w:t>
-            </w:r>
-          </w:p>
-        </w:tc>
-        <w:tc>
-          <w:tcPr>
-            <w:tcW w:w="1195" w:type="dxa"/>
-          </w:tcPr>
-          <w:p>
-            <w:pPr>
-              <w:rPr>
-                <w:rFonts w:ascii="Times New Roman" w:hAnsi="Times New Roman"/>
-              </w:rPr>
-            </w:pPr>
-            <w:r>
-              <w:t>4932</w:t>
-            </w:r>
-          </w:p>
-        </w:tc>
-        <w:tc>
-          <w:tcPr>
-            <w:tcW w:w="5892" w:type="dxa"/>
-          </w:tcPr>
-          <w:p>
-            <w:pPr>
-              <w:rPr>
-                <w:rFonts w:ascii="Times New Roman" w:hAnsi="Times New Roman"/>
-                <w:sz w:val="26"/>
-                <w:szCs w:val="26"/>
-              </w:rPr>
-            </w:pPr>
-            <w:r>
-              <w:t>Vận tải hành khách đường bộ khác</w:t>
-            </w:r>
-          </w:p>
-        </w:tc>
-        <w:tc>
-          <w:tcPr>
-            <w:tcW w:w="1787" w:type="dxa"/>
-            <w:vAlign w:val="center"/>
-          </w:tcPr>
-          <w:p>
-            <w:pPr/>
-            <w:bookmarkStart w:id="0" w:name="_GoBack"/>
-            <w:bookmarkEnd w:id="0"/>
+            <w:pPr>
+              <w:rPr>
+                <w:sz w:val="26"/>
+                <w:szCs w:val="26"/>
+              </w:rPr>
+            </w:pPr>
           </w:p>
         </w:tc>
       </w:tr>
@@ -7049,6 +7211,7 @@
           <w:szCs w:val="26"/>
           <w:lang w:eastAsia="zh-CN"/>
         </w:rPr>
+        <w:lastRenderedPageBreak/>
         <w:t>5. Chủ sở hữu:</w:t>
       </w:r>
     </w:p>
@@ -7190,7 +7353,7 @@
           <w:sz w:val="26"/>
           <w:szCs w:val="26"/>
         </w:rPr>
-        <w:t>ĐỖ THỊ MỸ LIÊN</w:t>
+        <w:t>PHẠM THỊ DUNG</w:t>
       </w:r>
     </w:p>
     <w:p>
@@ -7223,7 +7386,7 @@
           <w:sz w:val="26"/>
           <w:szCs w:val="26"/>
         </w:rPr>
-        <w:t>15/02/2000</w:t>
+        <w:t>20/04/1962</w:t>
       </w:r>
     </w:p>
     <w:p>
@@ -7296,7 +7459,7 @@
           <w:sz w:val="26"/>
           <w:szCs w:val="26"/>
         </w:rPr>
-        <w:t>089300000268</w:t>
+        <w:t>038162009876</w:t>
       </w:r>
     </w:p>
     <w:p>
@@ -7362,7 +7525,7 @@
           <w:sz w:val="26"/>
           <w:szCs w:val="26"/>
         </w:rPr>
-        <w:t>168, Ấp Hưng Trung, Đào Hữu Cảnh</w:t>
+        <w:t>Đường Đt 746, Số Nhà 82, Tổ 7a, Ấp Tân Thành 4</w:t>
       </w:r>
     </w:p>
     <w:p>
@@ -7391,7 +7554,7 @@
           <w:szCs w:val="26"/>
           <w:lang w:eastAsia="zh-CN"/>
         </w:rPr>
-        <w:t>Xã Châu Phú</w:t>
+        <w:t>xã Bắc Tân Uyên</w:t>
       </w:r>
     </w:p>
     <w:p>
@@ -7430,7 +7593,7 @@
           <w:szCs w:val="26"/>
           <w:lang w:eastAsia="zh-CN"/>
         </w:rPr>
-        <w:t>Tỉnh An Giang</w:t>
+        <w:t>Thành phố Hồ Chí Minh</w:t>
       </w:r>
     </w:p>
     <w:p>
@@ -7498,7 +7661,6 @@
           <w:sz w:val="26"/>
           <w:szCs w:val="26"/>
         </w:rPr>
-        <w:lastRenderedPageBreak/>
         <w:t>Điện thoại</w:t>
       </w:r>
       <w:r>
@@ -7534,7 +7696,7 @@
           <w:sz w:val="26"/>
           <w:szCs w:val="26"/>
         </w:rPr>
-        <w:t>0379293087</w:t>
+        <w:t>0945807973</w:t>
       </w:r>
       <w:r>
         <w:rPr>
@@ -7585,15 +7747,7 @@
           <w:sz w:val="26"/>
           <w:szCs w:val="26"/>
         </w:rPr>
-        <w:t>:</w:t>
-      </w:r>
-      <w:r>
-        <w:rPr>
-          <w:rFonts w:ascii="Times New Roman" w:eastAsia="Calibri" w:hAnsi="Times New Roman" w:cs="Times New Roman"/>
-          <w:sz w:val="26"/>
-          <w:szCs w:val="26"/>
-        </w:rPr>
-        <w:t xml:space="preserve"> </w:t>
+        <w:t xml:space="preserve">: </w:t>
       </w:r>
     </w:p>
     <w:p>
@@ -8425,6 +8579,7 @@
           <w:sz w:val="26"/>
           <w:szCs w:val="26"/>
         </w:rPr>
+        <w:lastRenderedPageBreak/>
         <w:t>Xã/Phường/Đặc khu: …………………………………</w:t>
       </w:r>
     </w:p>
@@ -10655,7 +10810,7 @@
           <w:szCs w:val="26"/>
           <w:lang w:val="fr-FR" w:eastAsia="zh-CN"/>
         </w:rPr>
-        <w:t>500.000.000 VNĐ</w:t>
+        <w:t>9.000.000.000 VNĐ.</w:t>
       </w:r>
     </w:p>
     <w:p>
@@ -10763,7 +10918,7 @@
           <w:szCs w:val="26"/>
           <w:lang w:val="fr-FR" w:eastAsia="zh-CN"/>
         </w:rPr>
-        <w:t>Năm trăm triệu đồng</w:t>
+        <w:t>Chín tỷ đồng</w:t>
       </w:r>
     </w:p>
     <w:p>
@@ -11504,7 +11659,7 @@
                 <w:szCs w:val="26"/>
                 <w:lang w:val="fr-FR" w:eastAsia="zh-CN"/>
               </w:rPr>
-              <w:t>500.000.000 VNĐ</w:t>
+              <w:t>9.000.000.000 VNĐ.</w:t>
             </w:r>
           </w:p>
         </w:tc>
@@ -11780,7 +11935,7 @@
                 <w:szCs w:val="26"/>
                 <w:lang w:val="fr-FR" w:eastAsia="zh-CN"/>
               </w:rPr>
-              <w:t>500.000.000 VNĐ</w:t>
+              <w:t>9.000.000.000 VNĐ.</w:t>
             </w:r>
           </w:p>
         </w:tc>
@@ -12196,7 +12351,7 @@
                 <w:szCs w:val="26"/>
                 <w:lang w:val="fr-FR" w:eastAsia="zh-CN"/>
               </w:rPr>
-              <w:t>500.000.000 VNĐ</w:t>
+              <w:t>9.000.000.000 VNĐ.</w:t>
             </w:r>
           </w:p>
         </w:tc>
@@ -12912,7 +13067,7 @@
                 <w:szCs w:val="26"/>
                 <w:lang w:val="fr-FR" w:eastAsia="zh-CN"/>
               </w:rPr>
-              <w:t>500.000.000 VNĐ</w:t>
+              <w:t>9.000.000.000 VNĐ.</w:t>
             </w:r>
           </w:p>
         </w:tc>
@@ -13076,7 +13231,7 @@
           <w:sz w:val="26"/>
           <w:szCs w:val="26"/>
         </w:rPr>
-        <w:t>ĐỖ THỊ MỸ LIÊN</w:t>
+        <w:t>PHẠM THỊ DUNG</w:t>
       </w:r>
     </w:p>
     <w:p>
@@ -13109,7 +13264,7 @@
           <w:sz w:val="26"/>
           <w:szCs w:val="26"/>
         </w:rPr>
-        <w:t>15/02/2000</w:t>
+        <w:t>20/04/1962</w:t>
       </w:r>
     </w:p>
     <w:p>
@@ -13181,7 +13336,7 @@
           <w:sz w:val="26"/>
           <w:szCs w:val="26"/>
         </w:rPr>
-        <w:t>089300000268</w:t>
+        <w:t>038162009876</w:t>
       </w:r>
     </w:p>
     <w:p>
@@ -13282,7 +13437,7 @@
           <w:sz w:val="26"/>
           <w:szCs w:val="26"/>
         </w:rPr>
-        <w:t>168, Ấp Hưng Trung, Đào Hữu Cảnh</w:t>
+        <w:t>Đường Đt 746, Số Nhà 82, Tổ 7a, Ấp Tân Thành 4</w:t>
       </w:r>
     </w:p>
     <w:p>
@@ -13311,7 +13466,7 @@
           <w:szCs w:val="26"/>
           <w:lang w:eastAsia="zh-CN"/>
         </w:rPr>
-        <w:t>Xã Châu Phú</w:t>
+        <w:t>xã Bắc Tân Uyên</w:t>
       </w:r>
     </w:p>
     <w:p>
@@ -13350,7 +13505,7 @@
           <w:szCs w:val="26"/>
           <w:lang w:eastAsia="zh-CN"/>
         </w:rPr>
-        <w:t>Tỉnh An Giang</w:t>
+        <w:t>Thành phố Hồ Chí Minh</w:t>
       </w:r>
     </w:p>
     <w:p>
@@ -13454,7 +13609,7 @@
           <w:szCs w:val="26"/>
           <w:lang w:eastAsia="zh-CN"/>
         </w:rPr>
-        <w:t>0379293087</w:t>
+        <w:t>0945807973</w:t>
       </w:r>
       <w:r>
         <w:rPr>
@@ -14176,7 +14331,7 @@
                 <w:szCs w:val="26"/>
                 <w:lang w:eastAsia="zh-CN"/>
               </w:rPr>
-              <w:t>ĐỖ THỊ MỸ LIÊN</w:t>
+              <w:t>PHẠM THỊ DUNG</w:t>
             </w:r>
           </w:p>
           <w:p>
@@ -14205,7 +14360,7 @@
                 <w:sz w:val="26"/>
                 <w:szCs w:val="26"/>
               </w:rPr>
-              <w:t>15/02/2000</w:t>
+              <w:t>20/04/1962</w:t>
             </w:r>
           </w:p>
           <w:p>
@@ -14267,7 +14422,7 @@
                 <w:szCs w:val="26"/>
                 <w:lang w:eastAsia="zh-CN"/>
               </w:rPr>
-              <w:t>089300000268</w:t>
+              <w:t>038162009876</w:t>
             </w:r>
           </w:p>
           <w:p>
@@ -14306,7 +14461,7 @@
                 <w:szCs w:val="26"/>
                 <w:lang w:eastAsia="zh-CN"/>
               </w:rPr>
-              <w:t>0379293087</w:t>
+              <w:t>0945807973</w:t>
             </w:r>
           </w:p>
         </w:tc>
@@ -14749,7 +14904,6 @@
                 <w:szCs w:val="26"/>
                 <w:lang w:eastAsia="zh-CN"/>
               </w:rPr>
-              <w:lastRenderedPageBreak/>
               <w:t>Điện thoại (</w:t>
             </w:r>
             <w:r>
@@ -14830,6 +14984,7 @@
                 <w:szCs w:val="26"/>
                 <w:lang w:eastAsia="zh-CN"/>
               </w:rPr>
+              <w:lastRenderedPageBreak/>
               <w:t>Thư điện tử (</w:t>
             </w:r>
             <w:r>
@@ -18208,7 +18363,7 @@
                 <w:sz w:val="26"/>
                 <w:szCs w:val="26"/>
               </w:rPr>
-              <w:t>ĐỖ THỊ MỸ LIÊN</w:t>
+              <w:t>PHẠM THỊ DUNG</w:t>
             </w:r>
           </w:p>
         </w:tc>

--- a/DKKDApp/bin/Debug/net8.0-windows/GIẤY ĐỀ NGHỊ_Mẫu số 2_DA_DIEN.docx
+++ b/DKKDApp/bin/Debug/net8.0-windows/GIẤY ĐỀ NGHỊ_Mẫu số 2_DA_DIEN.docx
@@ -183,7 +183,7 @@
           <w:sz w:val="26"/>
           <w:szCs w:val="26"/>
         </w:rPr>
-        <w:t>21/3/2026</w:t>
+        <w:t>24/3/2026</w:t>
       </w:r>
     </w:p>
     <w:p>
@@ -361,7 +361,7 @@
           <w:sz w:val="26"/>
           <w:szCs w:val="26"/>
         </w:rPr>
-        <w:t>PHẠM THỊ DUNG</w:t>
+        <w:t>TRẦN THỊ TÂM ANH</w:t>
       </w:r>
     </w:p>
     <w:p>
@@ -394,7 +394,7 @@
           <w:sz w:val="26"/>
           <w:szCs w:val="26"/>
         </w:rPr>
-        <w:t>20/04/1962</w:t>
+        <w:t>04/09/2001</w:t>
       </w:r>
     </w:p>
     <w:p>
@@ -466,7 +466,7 @@
           <w:sz w:val="26"/>
           <w:szCs w:val="26"/>
         </w:rPr>
-        <w:t>038162009876</w:t>
+        <w:t>074301001275</w:t>
       </w:r>
     </w:p>
     <w:p>
@@ -550,7 +550,7 @@
           <w:sz w:val="26"/>
           <w:szCs w:val="26"/>
         </w:rPr>
-        <w:t>Đường Đt 746, Số Nhà 82, Tổ 7a, Ấp Tân Thành 4</w:t>
+        <w:t>Tổ 7A, Ấp Bà Đã</w:t>
       </w:r>
     </w:p>
     <w:p>
@@ -722,7 +722,7 @@
           <w:szCs w:val="26"/>
           <w:lang w:eastAsia="zh-CN"/>
         </w:rPr>
-        <w:t>0945807973</w:t>
+        <w:t>0937494313</w:t>
       </w:r>
       <w:r>
         <w:rPr>
@@ -4459,7 +4459,9 @@
                       </wps:spPr>
                       <wps:txbx>
                         <w:txbxContent>
-                          <w:p/>
+                          <w:p>
+                            <w:pPr/>
+                          </w:p>
                         </w:txbxContent>
                       </wps:txbx>
                       <wps:bodyPr rot="0" vert="horz" wrap="square" lIns="91440" tIns="45720" rIns="91440" bIns="45720" anchor="t" anchorCtr="0" upright="1">
@@ -4550,7 +4552,9 @@
                       </wps:spPr>
                       <wps:txbx>
                         <w:txbxContent>
-                          <w:p/>
+                          <w:p>
+                            <w:pPr/>
+                          </w:p>
                         </w:txbxContent>
                       </wps:txbx>
                       <wps:bodyPr rot="0" vert="horz" wrap="square" lIns="91440" tIns="45720" rIns="91440" bIns="45720" anchor="t" anchorCtr="0" upright="1">
@@ -4674,7 +4678,9 @@
                       </wps:spPr>
                       <wps:txbx>
                         <w:txbxContent>
-                          <w:p/>
+                          <w:p>
+                            <w:pPr/>
+                          </w:p>
                         </w:txbxContent>
                       </wps:txbx>
                       <wps:bodyPr rot="0" vert="horz" wrap="square" lIns="91440" tIns="45720" rIns="91440" bIns="45720" anchor="t" anchorCtr="0" upright="1">
@@ -5013,7 +5019,7 @@
           <w:szCs w:val="26"/>
           <w:lang w:val="fr-FR"/>
         </w:rPr>
-        <w:t>CÔNG TY TNHH TAM HƯNG VIỆT NAM</w:t>
+        <w:t>CÔNG TY TNHH MTV THƯƠNG MẠI KHAI MINH</w:t>
       </w:r>
     </w:p>
     <w:p>
@@ -5192,7 +5198,6 @@
           <w:szCs w:val="26"/>
           <w:lang w:val="fr-FR"/>
         </w:rPr>
-        <w:lastRenderedPageBreak/>
         <w:t>Số nhà/phòng, ngách/hẻm, ngõ/kiệt, đường/phố/đại lộ, tổ/xóm/ấp/</w:t>
       </w:r>
       <w:proofErr w:type="gramStart"/>
@@ -5233,7 +5238,7 @@
           <w:szCs w:val="26"/>
           <w:lang w:val="fr-FR" w:eastAsia="zh-CN"/>
         </w:rPr>
-        <w:t>Số 43/17 đường ĐT 743, khu phố Bình Phước B</w:t>
+        <w:t>Số 240, Đường Nguyễn Văn Linh, Khu phố Tân Long</w:t>
       </w:r>
     </w:p>
     <w:p>
@@ -5256,6 +5261,7 @@
           <w:szCs w:val="26"/>
           <w:lang w:val="fr-FR"/>
         </w:rPr>
+        <w:lastRenderedPageBreak/>
         <w:t xml:space="preserve">Xã/Phường/Đặc </w:t>
       </w:r>
       <w:proofErr w:type="gramStart"/>
@@ -5286,7 +5292,7 @@
           <w:szCs w:val="26"/>
           <w:lang w:val="fr-FR" w:eastAsia="zh-CN"/>
         </w:rPr>
-        <w:t>Phường An Phú</w:t>
+        <w:t>Phường Tân Hiệp</w:t>
       </w:r>
     </w:p>
     <w:p>
@@ -5397,7 +5403,7 @@
           <w:szCs w:val="26"/>
           <w:lang w:val="fr-FR" w:eastAsia="zh-CN"/>
         </w:rPr>
-        <w:t>0945807973</w:t>
+        <w:t>0937494313</w:t>
       </w:r>
       <w:r>
         <w:rPr>
@@ -5686,7 +5692,9 @@
                             </wps:spPr>
                             <wps:txbx>
                               <w:txbxContent>
-                                <w:p/>
+                                <w:p>
+                                  <w:pPr/>
+                                </w:p>
                               </w:txbxContent>
                             </wps:txbx>
                             <wps:bodyPr rot="0" vert="horz" wrap="square" lIns="91440" tIns="45720" rIns="91440" bIns="45720" anchor="t" anchorCtr="0" upright="1">
@@ -5824,7 +5832,9 @@
                             </wps:spPr>
                             <wps:txbx>
                               <w:txbxContent>
-                                <w:p/>
+                                <w:p>
+                                  <w:pPr/>
+                                </w:p>
                               </w:txbxContent>
                             </wps:txbx>
                             <wps:bodyPr rot="0" vert="horz" wrap="square" lIns="91440" tIns="45720" rIns="91440" bIns="45720" anchor="t" anchorCtr="0" upright="1">
@@ -5962,7 +5972,9 @@
                             </wps:spPr>
                             <wps:txbx>
                               <w:txbxContent>
-                                <w:p/>
+                                <w:p>
+                                  <w:pPr/>
+                                </w:p>
                               </w:txbxContent>
                             </wps:txbx>
                             <wps:bodyPr rot="0" vert="horz" wrap="square" lIns="91440" tIns="45720" rIns="91440" bIns="45720" anchor="t" anchorCtr="0" upright="1">
@@ -6100,7 +6112,9 @@
                             </wps:spPr>
                             <wps:txbx>
                               <w:txbxContent>
-                                <w:p/>
+                                <w:p>
+                                  <w:pPr/>
+                                </w:p>
                               </w:txbxContent>
                             </wps:txbx>
                             <wps:bodyPr rot="0" vert="horz" wrap="square" lIns="91440" tIns="45720" rIns="91440" bIns="45720" anchor="t" anchorCtr="0" upright="1">
@@ -6200,6 +6214,7 @@
                       <wps:txbx>
                         <w:txbxContent>
                           <w:p>
+                            <w:pPr/>
                             <w:r>
                               <w:t>x</w:t>
                             </w:r>
@@ -6353,7 +6368,9 @@
                       </wps:spPr>
                       <wps:txbx>
                         <w:txbxContent>
-                          <w:p/>
+                          <w:p>
+                            <w:pPr/>
+                          </w:p>
                         </w:txbxContent>
                       </wps:txbx>
                       <wps:bodyPr rot="0" vert="horz" wrap="square" lIns="91440" tIns="45720" rIns="91440" bIns="45720" anchor="t" anchorCtr="0">
@@ -6493,10 +6510,10 @@
         <w:tblLook w:val="04A0" w:firstRow="1" w:lastRow="0" w:firstColumn="1" w:lastColumn="0" w:noHBand="0" w:noVBand="1"/>
       </w:tblPr>
       <w:tblGrid>
-        <w:gridCol w:w="754"/>
-        <w:gridCol w:w="1195"/>
-        <w:gridCol w:w="5892"/>
-        <w:gridCol w:w="1787"/>
+        <w:gridCol w:w="1091"/>
+        <w:gridCol w:w="1261"/>
+        <w:gridCol w:w="5531"/>
+        <w:gridCol w:w="1745"/>
       </w:tblGrid>
       <w:tr>
         <w:trPr>
@@ -6514,16 +6531,14 @@
               <w:jc w:val="center"/>
               <w:rPr>
                 <w:rFonts w:ascii="Times New Roman" w:eastAsia="Times New Roman" w:hAnsi="Times New Roman"/>
-                <w:sz w:val="26"/>
-                <w:szCs w:val="26"/>
+                <w:sz w:val="24"/>
               </w:rPr>
             </w:pPr>
             <w:r>
               <w:rPr>
                 <w:rFonts w:ascii="Times New Roman" w:eastAsia="Times New Roman" w:hAnsi="Times New Roman"/>
                 <w:b/>
-                <w:sz w:val="26"/>
-                <w:szCs w:val="26"/>
+                <w:sz w:val="24"/>
               </w:rPr>
               <w:t>STT</w:t>
             </w:r>
@@ -6540,16 +6555,14 @@
               <w:jc w:val="center"/>
               <w:rPr>
                 <w:rFonts w:ascii="Times New Roman" w:eastAsia="Times New Roman" w:hAnsi="Times New Roman"/>
-                <w:sz w:val="26"/>
-                <w:szCs w:val="26"/>
+                <w:sz w:val="24"/>
               </w:rPr>
             </w:pPr>
             <w:r>
               <w:rPr>
                 <w:rFonts w:ascii="Times New Roman" w:eastAsia="Times New Roman" w:hAnsi="Times New Roman"/>
                 <w:b/>
-                <w:sz w:val="26"/>
-                <w:szCs w:val="26"/>
+                <w:sz w:val="24"/>
               </w:rPr>
               <w:t>Mã Ngành</w:t>
             </w:r>
@@ -6566,16 +6579,14 @@
               <w:jc w:val="center"/>
               <w:rPr>
                 <w:rFonts w:ascii="Times New Roman" w:eastAsia="Times New Roman" w:hAnsi="Times New Roman"/>
-                <w:sz w:val="26"/>
-                <w:szCs w:val="26"/>
+                <w:sz w:val="24"/>
               </w:rPr>
             </w:pPr>
             <w:r>
               <w:rPr>
                 <w:rFonts w:ascii="Times New Roman" w:eastAsia="Times New Roman" w:hAnsi="Times New Roman"/>
                 <w:b/>
-                <w:sz w:val="26"/>
-                <w:szCs w:val="26"/>
+                <w:sz w:val="24"/>
               </w:rPr>
               <w:t>Tên ngành (bao gồm chi tiết)</w:t>
             </w:r>
@@ -6592,16 +6603,14 @@
               <w:jc w:val="center"/>
               <w:rPr>
                 <w:rFonts w:ascii="Times New Roman" w:eastAsia="Times New Roman" w:hAnsi="Times New Roman"/>
-                <w:sz w:val="26"/>
-                <w:szCs w:val="26"/>
+                <w:sz w:val="24"/>
               </w:rPr>
             </w:pPr>
             <w:r>
               <w:rPr>
                 <w:rFonts w:ascii="Times New Roman" w:eastAsia="Times New Roman" w:hAnsi="Times New Roman"/>
                 <w:b/>
-                <w:sz w:val="26"/>
-                <w:szCs w:val="26"/>
+                <w:sz w:val="24"/>
               </w:rPr>
               <w:t>Ngành chính</w:t>
             </w:r>
@@ -6609,9 +6618,6 @@
         </w:tc>
       </w:tr>
       <w:tr>
-        <w:trPr>
-          <w:jc w:val="center"/>
-        </w:trPr>
         <w:tc>
           <w:tcPr>
             <w:tcW w:w="754" w:type="dxa"/>
@@ -6620,15 +6626,9 @@
             <w:pPr>
               <w:rPr>
                 <w:rFonts w:ascii="Times New Roman" w:hAnsi="Times New Roman"/>
-                <w:sz w:val="26"/>
-                <w:szCs w:val="26"/>
-              </w:rPr>
-            </w:pPr>
-            <w:r>
-              <w:rPr>
-                <w:sz w:val="26"/>
-                <w:szCs w:val="26"/>
-              </w:rPr>
+              </w:rPr>
+            </w:pPr>
+            <w:r>
               <w:t>1</w:t>
             </w:r>
           </w:p>
@@ -6641,16 +6641,10 @@
             <w:pPr>
               <w:rPr>
                 <w:rFonts w:ascii="Times New Roman" w:hAnsi="Times New Roman"/>
-                <w:sz w:val="26"/>
-                <w:szCs w:val="26"/>
-              </w:rPr>
-            </w:pPr>
-            <w:r>
-              <w:rPr>
-                <w:sz w:val="26"/>
-                <w:szCs w:val="26"/>
-              </w:rPr>
-              <w:t>4641</w:t>
+              </w:rPr>
+            </w:pPr>
+            <w:r>
+              <w:t>4652</w:t>
             </w:r>
           </w:p>
         </w:tc>
@@ -6661,33 +6655,13 @@
           <w:p>
             <w:pPr>
               <w:rPr>
-                <w:sz w:val="26"/>
-                <w:szCs w:val="26"/>
-              </w:rPr>
-            </w:pPr>
-            <w:r>
-              <w:rPr>
-                <w:sz w:val="26"/>
-                <w:szCs w:val="26"/>
-              </w:rPr>
-              <w:t>Bán buôn vải, hàng may sẵn, giày dép</w:t>
-            </w:r>
-          </w:p>
-          <w:p>
-            <w:pPr>
-              <w:rPr>
                 <w:rFonts w:ascii="Times New Roman" w:hAnsi="Times New Roman"/>
                 <w:sz w:val="26"/>
                 <w:szCs w:val="26"/>
               </w:rPr>
             </w:pPr>
             <w:r>
-              <w:rPr>
-                <w:rFonts w:ascii="Times New Roman" w:hAnsi="Times New Roman"/>
-                <w:sz w:val="26"/>
-                <w:szCs w:val="26"/>
-              </w:rPr>
-              <w:t>Chi tiết: Bán buôn giày dép, túi xách, sản phẩm da, cao su, silicon</w:t>
+              <w:t>Bán buôn thiết bị và linh kiện điện tử, viễn thông</w:t>
             </w:r>
           </w:p>
         </w:tc>
@@ -6697,26 +6671,13 @@
             <w:vAlign w:val="center"/>
           </w:tcPr>
           <w:p>
-            <w:pPr>
-              <w:rPr>
-                <w:sz w:val="26"/>
-                <w:szCs w:val="26"/>
-              </w:rPr>
-            </w:pPr>
-            <w:r>
-              <w:rPr>
-                <w:sz w:val="26"/>
-                <w:szCs w:val="26"/>
-              </w:rPr>
-              <w:t>X</w:t>
-            </w:r>
+            <w:pPr/>
+            <w:bookmarkStart w:id="0" w:name="_GoBack"/>
+            <w:bookmarkEnd w:id="0"/>
           </w:p>
         </w:tc>
       </w:tr>
       <w:tr>
-        <w:trPr>
-          <w:jc w:val="center"/>
-        </w:trPr>
         <w:tc>
           <w:tcPr>
             <w:tcW w:w="754" w:type="dxa"/>
@@ -6725,15 +6686,9 @@
             <w:pPr>
               <w:rPr>
                 <w:rFonts w:ascii="Times New Roman" w:hAnsi="Times New Roman"/>
-                <w:sz w:val="26"/>
-                <w:szCs w:val="26"/>
-              </w:rPr>
-            </w:pPr>
-            <w:r>
-              <w:rPr>
-                <w:sz w:val="26"/>
-                <w:szCs w:val="26"/>
-              </w:rPr>
+              </w:rPr>
+            </w:pPr>
+            <w:r>
               <w:t>2</w:t>
             </w:r>
           </w:p>
@@ -6746,16 +6701,10 @@
             <w:pPr>
               <w:rPr>
                 <w:rFonts w:ascii="Times New Roman" w:hAnsi="Times New Roman"/>
-                <w:sz w:val="26"/>
-                <w:szCs w:val="26"/>
-              </w:rPr>
-            </w:pPr>
-            <w:r>
-              <w:rPr>
-                <w:sz w:val="26"/>
-                <w:szCs w:val="26"/>
-              </w:rPr>
-              <w:t>1512</w:t>
+              </w:rPr>
+            </w:pPr>
+            <w:r>
+              <w:t>4649</w:t>
             </w:r>
           </w:p>
         </w:tc>
@@ -6766,84 +6715,13 @@
           <w:p>
             <w:pPr>
               <w:rPr>
-                <w:sz w:val="26"/>
-                <w:szCs w:val="26"/>
-              </w:rPr>
-            </w:pPr>
-            <w:r>
-              <w:rPr>
-                <w:sz w:val="26"/>
-                <w:szCs w:val="26"/>
-              </w:rPr>
-              <w:t>Sản xuất vali, túi xách và các loại tương tự, sản xuất yên đệm</w:t>
-            </w:r>
-          </w:p>
-          <w:p>
-            <w:pPr>
-              <w:rPr>
                 <w:rFonts w:ascii="Times New Roman" w:hAnsi="Times New Roman"/>
                 <w:sz w:val="26"/>
                 <w:szCs w:val="26"/>
               </w:rPr>
             </w:pPr>
             <w:r>
-              <w:rPr>
-                <w:rFonts w:ascii="Times New Roman" w:hAnsi="Times New Roman"/>
-                <w:sz w:val="26"/>
-                <w:szCs w:val="26"/>
-              </w:rPr>
-              <w:t xml:space="preserve">Chi tiết: Sản xuất, gia công túi xách, Sản phẩm da, cao su, silicon </w:t>
-            </w:r>
-          </w:p>
-          <w:p>
-            <w:pPr>
-              <w:rPr>
-                <w:rFonts w:ascii="Times New Roman" w:hAnsi="Times New Roman"/>
-                <w:sz w:val="26"/>
-                <w:szCs w:val="26"/>
-              </w:rPr>
-            </w:pPr>
-            <w:r>
-              <w:rPr>
-                <w:rFonts w:ascii="Times New Roman" w:hAnsi="Times New Roman"/>
-                <w:sz w:val="26"/>
-                <w:szCs w:val="26"/>
-              </w:rPr>
-              <w:t xml:space="preserve">- Gia công ép balo, túi xách </w:t>
-            </w:r>
-          </w:p>
-          <w:p>
-            <w:pPr>
-              <w:rPr>
-                <w:rFonts w:ascii="Times New Roman" w:hAnsi="Times New Roman"/>
-                <w:sz w:val="26"/>
-                <w:szCs w:val="26"/>
-              </w:rPr>
-            </w:pPr>
-            <w:r>
-              <w:rPr>
-                <w:rFonts w:ascii="Times New Roman" w:hAnsi="Times New Roman"/>
-                <w:sz w:val="26"/>
-                <w:szCs w:val="26"/>
-              </w:rPr>
-              <w:t xml:space="preserve">- Gia công ép cao tầng </w:t>
-            </w:r>
-          </w:p>
-          <w:p>
-            <w:pPr>
-              <w:rPr>
-                <w:rFonts w:ascii="Times New Roman" w:hAnsi="Times New Roman"/>
-                <w:sz w:val="26"/>
-                <w:szCs w:val="26"/>
-              </w:rPr>
-            </w:pPr>
-            <w:r>
-              <w:rPr>
-                <w:rFonts w:ascii="Times New Roman" w:hAnsi="Times New Roman"/>
-                <w:sz w:val="26"/>
-                <w:szCs w:val="26"/>
-              </w:rPr>
-              <w:t>- Gia công chặt cho balo, túi xách, giày</w:t>
+              <w:t>Bán buôn đồ dùng khác cho gia đình</w:t>
             </w:r>
           </w:p>
         </w:tc>
@@ -6853,19 +6731,13 @@
             <w:vAlign w:val="center"/>
           </w:tcPr>
           <w:p>
-            <w:pPr>
-              <w:rPr>
-                <w:sz w:val="26"/>
-                <w:szCs w:val="26"/>
-              </w:rPr>
-            </w:pPr>
+            <w:pPr/>
+            <w:bookmarkStart w:id="0" w:name="_GoBack"/>
+            <w:bookmarkEnd w:id="0"/>
           </w:p>
         </w:tc>
       </w:tr>
       <w:tr>
-        <w:trPr>
-          <w:jc w:val="center"/>
-        </w:trPr>
         <w:tc>
           <w:tcPr>
             <w:tcW w:w="754" w:type="dxa"/>
@@ -6874,15 +6746,9 @@
             <w:pPr>
               <w:rPr>
                 <w:rFonts w:ascii="Times New Roman" w:hAnsi="Times New Roman"/>
-                <w:sz w:val="26"/>
-                <w:szCs w:val="26"/>
-              </w:rPr>
-            </w:pPr>
-            <w:r>
-              <w:rPr>
-                <w:sz w:val="26"/>
-                <w:szCs w:val="26"/>
-              </w:rPr>
+              </w:rPr>
+            </w:pPr>
+            <w:r>
               <w:t>3</w:t>
             </w:r>
           </w:p>
@@ -6895,16 +6761,10 @@
             <w:pPr>
               <w:rPr>
                 <w:rFonts w:ascii="Times New Roman" w:hAnsi="Times New Roman"/>
-                <w:sz w:val="26"/>
-                <w:szCs w:val="26"/>
-              </w:rPr>
-            </w:pPr>
-            <w:r>
-              <w:rPr>
-                <w:sz w:val="26"/>
-                <w:szCs w:val="26"/>
-              </w:rPr>
-              <w:t>1520</w:t>
+              </w:rPr>
+            </w:pPr>
+            <w:r>
+              <w:t>4659</w:t>
             </w:r>
           </w:p>
         </w:tc>
@@ -6915,33 +6775,13 @@
           <w:p>
             <w:pPr>
               <w:rPr>
-                <w:sz w:val="26"/>
-                <w:szCs w:val="26"/>
-              </w:rPr>
-            </w:pPr>
-            <w:r>
-              <w:rPr>
-                <w:sz w:val="26"/>
-                <w:szCs w:val="26"/>
-              </w:rPr>
-              <w:t>Sản xuất giày, dép</w:t>
-            </w:r>
-          </w:p>
-          <w:p>
-            <w:pPr>
-              <w:rPr>
                 <w:rFonts w:ascii="Times New Roman" w:hAnsi="Times New Roman"/>
                 <w:sz w:val="26"/>
                 <w:szCs w:val="26"/>
               </w:rPr>
             </w:pPr>
             <w:r>
-              <w:rPr>
-                <w:rFonts w:ascii="Times New Roman" w:hAnsi="Times New Roman"/>
-                <w:sz w:val="26"/>
-                <w:szCs w:val="26"/>
-              </w:rPr>
-              <w:t>Chi tiết: Sản xuất, gia công giày dép</w:t>
+              <w:t>Bán buôn máy móc, thiết bị và phụ tùng máy khác. Chi tiết: Bán buôn các loại tủ điện, máy biến đổi tĩnh điện (máy biến đổi tần inverter)</w:t>
             </w:r>
           </w:p>
         </w:tc>
@@ -6951,19 +6791,13 @@
             <w:vAlign w:val="center"/>
           </w:tcPr>
           <w:p>
-            <w:pPr>
-              <w:rPr>
-                <w:sz w:val="26"/>
-                <w:szCs w:val="26"/>
-              </w:rPr>
-            </w:pPr>
+            <w:pPr/>
+            <w:bookmarkStart w:id="0" w:name="_GoBack"/>
+            <w:bookmarkEnd w:id="0"/>
           </w:p>
         </w:tc>
       </w:tr>
       <w:tr>
-        <w:trPr>
-          <w:jc w:val="center"/>
-        </w:trPr>
         <w:tc>
           <w:tcPr>
             <w:tcW w:w="754" w:type="dxa"/>
@@ -6972,15 +6806,9 @@
             <w:pPr>
               <w:rPr>
                 <w:rFonts w:ascii="Times New Roman" w:hAnsi="Times New Roman"/>
-                <w:sz w:val="26"/>
-                <w:szCs w:val="26"/>
-              </w:rPr>
-            </w:pPr>
-            <w:r>
-              <w:rPr>
-                <w:sz w:val="26"/>
-                <w:szCs w:val="26"/>
-              </w:rPr>
+              </w:rPr>
+            </w:pPr>
+            <w:r>
               <w:t>4</w:t>
             </w:r>
           </w:p>
@@ -6993,16 +6821,10 @@
             <w:pPr>
               <w:rPr>
                 <w:rFonts w:ascii="Times New Roman" w:hAnsi="Times New Roman"/>
-                <w:sz w:val="26"/>
-                <w:szCs w:val="26"/>
-              </w:rPr>
-            </w:pPr>
-            <w:r>
-              <w:rPr>
-                <w:sz w:val="26"/>
-                <w:szCs w:val="26"/>
-              </w:rPr>
-              <w:t>1811</w:t>
+              </w:rPr>
+            </w:pPr>
+            <w:r>
+              <w:t>4672</w:t>
             </w:r>
           </w:p>
         </w:tc>
@@ -7013,57 +6835,92 @@
           <w:p>
             <w:pPr>
               <w:rPr>
-                <w:sz w:val="26"/>
-                <w:szCs w:val="26"/>
-              </w:rPr>
-            </w:pPr>
-            <w:r>
-              <w:rPr>
-                <w:sz w:val="26"/>
-                <w:szCs w:val="26"/>
-              </w:rPr>
-              <w:t>In ấn</w:t>
-            </w:r>
-          </w:p>
-          <w:p>
-            <w:pPr>
-              <w:rPr>
                 <w:rFonts w:ascii="Times New Roman" w:hAnsi="Times New Roman"/>
                 <w:sz w:val="26"/>
                 <w:szCs w:val="26"/>
               </w:rPr>
             </w:pPr>
             <w:r>
-              <w:rPr>
-                <w:rFonts w:ascii="Times New Roman" w:hAnsi="Times New Roman"/>
-                <w:sz w:val="26"/>
-                <w:szCs w:val="26"/>
-              </w:rPr>
-              <w:t>Chi tiết: Gia công in các loại</w:t>
-            </w:r>
+              <w:t>Bán buôn kim loại và quặng kim loại. Chi tiết: Bán buôn sắt, thép, mica, inox và linh kiện sắt thép</w:t>
+            </w:r>
+          </w:p>
+        </w:tc>
+        <w:tc>
+          <w:tcPr>
+            <w:tcW w:w="1787" w:type="dxa"/>
+            <w:vAlign w:val="center"/>
+          </w:tcPr>
+          <w:p>
+            <w:pPr/>
             <w:bookmarkStart w:id="0" w:name="_GoBack"/>
             <w:bookmarkEnd w:id="0"/>
           </w:p>
         </w:tc>
+      </w:tr>
+      <w:tr>
+        <w:tc>
+          <w:tcPr>
+            <w:tcW w:w="754" w:type="dxa"/>
+          </w:tcPr>
+          <w:p>
+            <w:pPr>
+              <w:rPr>
+                <w:rFonts w:ascii="Times New Roman" w:hAnsi="Times New Roman"/>
+              </w:rPr>
+            </w:pPr>
+            <w:r>
+              <w:t>5</w:t>
+            </w:r>
+          </w:p>
+        </w:tc>
+        <w:tc>
+          <w:tcPr>
+            <w:tcW w:w="1195" w:type="dxa"/>
+          </w:tcPr>
+          <w:p>
+            <w:pPr>
+              <w:rPr>
+                <w:rFonts w:ascii="Times New Roman" w:hAnsi="Times New Roman"/>
+              </w:rPr>
+            </w:pPr>
+            <w:r>
+              <w:t>4673</w:t>
+            </w:r>
+          </w:p>
+        </w:tc>
+        <w:tc>
+          <w:tcPr>
+            <w:tcW w:w="5892" w:type="dxa"/>
+          </w:tcPr>
+          <w:p>
+            <w:pPr>
+              <w:rPr>
+                <w:rFonts w:ascii="Times New Roman" w:hAnsi="Times New Roman"/>
+                <w:sz w:val="26"/>
+                <w:szCs w:val="26"/>
+              </w:rPr>
+            </w:pPr>
+            <w:r>
+              <w:t>Bán buôn vật liệu, thiết bị lắp đặt khác trong xây dựng. Chi tiết: Bán buôn gỗ</w:t>
+            </w:r>
+          </w:p>
+        </w:tc>
         <w:tc>
           <w:tcPr>
             <w:tcW w:w="1787" w:type="dxa"/>
             <w:vAlign w:val="center"/>
           </w:tcPr>
           <w:p>
-            <w:pPr>
-              <w:rPr>
-                <w:sz w:val="26"/>
-                <w:szCs w:val="26"/>
-              </w:rPr>
-            </w:pPr>
+            <w:pPr/>
+            <w:bookmarkStart w:id="0" w:name="_GoBack"/>
+            <w:bookmarkEnd w:id="0"/>
+            <w:r>
+              <w:t>X</w:t>
+            </w:r>
           </w:p>
         </w:tc>
       </w:tr>
       <w:tr>
-        <w:trPr>
-          <w:jc w:val="center"/>
-        </w:trPr>
         <w:tc>
           <w:tcPr>
             <w:tcW w:w="754" w:type="dxa"/>
@@ -7072,16 +6929,10 @@
             <w:pPr>
               <w:rPr>
                 <w:rFonts w:ascii="Times New Roman" w:hAnsi="Times New Roman"/>
-                <w:sz w:val="26"/>
-                <w:szCs w:val="26"/>
-              </w:rPr>
-            </w:pPr>
-            <w:r>
-              <w:rPr>
-                <w:sz w:val="26"/>
-                <w:szCs w:val="26"/>
-              </w:rPr>
-              <w:t>5</w:t>
+              </w:rPr>
+            </w:pPr>
+            <w:r>
+              <w:t>6</w:t>
             </w:r>
           </w:p>
         </w:tc>
@@ -7093,16 +6944,10 @@
             <w:pPr>
               <w:rPr>
                 <w:rFonts w:ascii="Times New Roman" w:hAnsi="Times New Roman"/>
-                <w:sz w:val="26"/>
-                <w:szCs w:val="26"/>
-              </w:rPr>
-            </w:pPr>
-            <w:r>
-              <w:rPr>
-                <w:sz w:val="26"/>
-                <w:szCs w:val="26"/>
-              </w:rPr>
-              <w:t>4933</w:t>
+              </w:rPr>
+            </w:pPr>
+            <w:r>
+              <w:t>4679</w:t>
             </w:r>
           </w:p>
         </w:tc>
@@ -7119,11 +6964,7 @@
               </w:rPr>
             </w:pPr>
             <w:r>
-              <w:rPr>
-                <w:sz w:val="26"/>
-                <w:szCs w:val="26"/>
-              </w:rPr>
-              <w:t>Vận tải hàng hóa bằng đường bộ</w:t>
+              <w:t>Bán buôn chuyên doanh khác chưa được phân vào đâu. Chi tiết: Bán buôn ván ép các ép các loại</w:t>
             </w:r>
           </w:p>
         </w:tc>
@@ -7133,12 +6974,429 @@
             <w:vAlign w:val="center"/>
           </w:tcPr>
           <w:p>
-            <w:pPr>
-              <w:rPr>
-                <w:sz w:val="26"/>
-                <w:szCs w:val="26"/>
-              </w:rPr>
-            </w:pPr>
+            <w:pPr/>
+            <w:bookmarkStart w:id="0" w:name="_GoBack"/>
+            <w:bookmarkEnd w:id="0"/>
+          </w:p>
+        </w:tc>
+      </w:tr>
+      <w:tr>
+        <w:tc>
+          <w:tcPr>
+            <w:tcW w:w="754" w:type="dxa"/>
+          </w:tcPr>
+          <w:p>
+            <w:pPr>
+              <w:rPr>
+                <w:rFonts w:ascii="Times New Roman" w:hAnsi="Times New Roman"/>
+              </w:rPr>
+            </w:pPr>
+            <w:r>
+              <w:t>7</w:t>
+            </w:r>
+          </w:p>
+        </w:tc>
+        <w:tc>
+          <w:tcPr>
+            <w:tcW w:w="1195" w:type="dxa"/>
+          </w:tcPr>
+          <w:p>
+            <w:pPr>
+              <w:rPr>
+                <w:rFonts w:ascii="Times New Roman" w:hAnsi="Times New Roman"/>
+              </w:rPr>
+            </w:pPr>
+            <w:r>
+              <w:t>4690</w:t>
+            </w:r>
+          </w:p>
+        </w:tc>
+        <w:tc>
+          <w:tcPr>
+            <w:tcW w:w="5892" w:type="dxa"/>
+          </w:tcPr>
+          <w:p>
+            <w:pPr>
+              <w:rPr>
+                <w:rFonts w:ascii="Times New Roman" w:hAnsi="Times New Roman"/>
+                <w:sz w:val="26"/>
+                <w:szCs w:val="26"/>
+              </w:rPr>
+            </w:pPr>
+            <w:r>
+              <w:t>Bán buôn tổng hợp</w:t>
+            </w:r>
+          </w:p>
+        </w:tc>
+        <w:tc>
+          <w:tcPr>
+            <w:tcW w:w="1787" w:type="dxa"/>
+            <w:vAlign w:val="center"/>
+          </w:tcPr>
+          <w:p>
+            <w:pPr/>
+            <w:bookmarkStart w:id="0" w:name="_GoBack"/>
+            <w:bookmarkEnd w:id="0"/>
+          </w:p>
+        </w:tc>
+      </w:tr>
+      <w:tr>
+        <w:tc>
+          <w:tcPr>
+            <w:tcW w:w="754" w:type="dxa"/>
+          </w:tcPr>
+          <w:p>
+            <w:pPr>
+              <w:rPr>
+                <w:rFonts w:ascii="Times New Roman" w:hAnsi="Times New Roman"/>
+              </w:rPr>
+            </w:pPr>
+            <w:r>
+              <w:t>8</w:t>
+            </w:r>
+          </w:p>
+        </w:tc>
+        <w:tc>
+          <w:tcPr>
+            <w:tcW w:w="1195" w:type="dxa"/>
+          </w:tcPr>
+          <w:p>
+            <w:pPr>
+              <w:rPr>
+                <w:rFonts w:ascii="Times New Roman" w:hAnsi="Times New Roman"/>
+              </w:rPr>
+            </w:pPr>
+            <w:r>
+              <w:t>4752</w:t>
+            </w:r>
+          </w:p>
+        </w:tc>
+        <w:tc>
+          <w:tcPr>
+            <w:tcW w:w="5892" w:type="dxa"/>
+          </w:tcPr>
+          <w:p>
+            <w:pPr>
+              <w:rPr>
+                <w:rFonts w:ascii="Times New Roman" w:hAnsi="Times New Roman"/>
+                <w:sz w:val="26"/>
+                <w:szCs w:val="26"/>
+              </w:rPr>
+            </w:pPr>
+            <w:r>
+              <w:t>Bán lẻ đồ ngũ kim, sơn, kính, vật liệu và thiết bị lắp đặt khác trong xây dựng</w:t>
+            </w:r>
+          </w:p>
+        </w:tc>
+        <w:tc>
+          <w:tcPr>
+            <w:tcW w:w="1787" w:type="dxa"/>
+            <w:vAlign w:val="center"/>
+          </w:tcPr>
+          <w:p>
+            <w:pPr/>
+            <w:bookmarkStart w:id="0" w:name="_GoBack"/>
+            <w:bookmarkEnd w:id="0"/>
+          </w:p>
+        </w:tc>
+      </w:tr>
+      <w:tr>
+        <w:tc>
+          <w:tcPr>
+            <w:tcW w:w="754" w:type="dxa"/>
+          </w:tcPr>
+          <w:p>
+            <w:pPr>
+              <w:rPr>
+                <w:rFonts w:ascii="Times New Roman" w:hAnsi="Times New Roman"/>
+              </w:rPr>
+            </w:pPr>
+            <w:r>
+              <w:t>9</w:t>
+            </w:r>
+          </w:p>
+        </w:tc>
+        <w:tc>
+          <w:tcPr>
+            <w:tcW w:w="1195" w:type="dxa"/>
+          </w:tcPr>
+          <w:p>
+            <w:pPr>
+              <w:rPr>
+                <w:rFonts w:ascii="Times New Roman" w:hAnsi="Times New Roman"/>
+              </w:rPr>
+            </w:pPr>
+            <w:r>
+              <w:t>4753</w:t>
+            </w:r>
+          </w:p>
+        </w:tc>
+        <w:tc>
+          <w:tcPr>
+            <w:tcW w:w="5892" w:type="dxa"/>
+          </w:tcPr>
+          <w:p>
+            <w:pPr>
+              <w:rPr>
+                <w:rFonts w:ascii="Times New Roman" w:hAnsi="Times New Roman"/>
+                <w:sz w:val="26"/>
+                <w:szCs w:val="26"/>
+              </w:rPr>
+            </w:pPr>
+            <w:r>
+              <w:t>Bán lẻ thảm, đệm, chăn, màn, rèm, vật liệu phủ tường và sàn</w:t>
+            </w:r>
+          </w:p>
+        </w:tc>
+        <w:tc>
+          <w:tcPr>
+            <w:tcW w:w="1787" w:type="dxa"/>
+            <w:vAlign w:val="center"/>
+          </w:tcPr>
+          <w:p>
+            <w:pPr/>
+            <w:bookmarkStart w:id="0" w:name="_GoBack"/>
+            <w:bookmarkEnd w:id="0"/>
+          </w:p>
+        </w:tc>
+      </w:tr>
+      <w:tr>
+        <w:tc>
+          <w:tcPr>
+            <w:tcW w:w="754" w:type="dxa"/>
+          </w:tcPr>
+          <w:p>
+            <w:pPr>
+              <w:rPr>
+                <w:rFonts w:ascii="Times New Roman" w:hAnsi="Times New Roman"/>
+              </w:rPr>
+            </w:pPr>
+            <w:r>
+              <w:t>10</w:t>
+            </w:r>
+          </w:p>
+        </w:tc>
+        <w:tc>
+          <w:tcPr>
+            <w:tcW w:w="1195" w:type="dxa"/>
+          </w:tcPr>
+          <w:p>
+            <w:pPr>
+              <w:rPr>
+                <w:rFonts w:ascii="Times New Roman" w:hAnsi="Times New Roman"/>
+              </w:rPr>
+            </w:pPr>
+            <w:r>
+              <w:t>4759</w:t>
+            </w:r>
+          </w:p>
+        </w:tc>
+        <w:tc>
+          <w:tcPr>
+            <w:tcW w:w="5892" w:type="dxa"/>
+          </w:tcPr>
+          <w:p>
+            <w:pPr>
+              <w:rPr>
+                <w:rFonts w:ascii="Times New Roman" w:hAnsi="Times New Roman"/>
+                <w:sz w:val="26"/>
+                <w:szCs w:val="26"/>
+              </w:rPr>
+            </w:pPr>
+            <w:r>
+              <w:t>Bán lẻ đồ điện gia dụng, giường, tủ, bàn, ghế và đồ nội thất tương tự, đèn và bộ đèn điện, đồ dùng gia đình khác chưa được phân vào đâu</w:t>
+            </w:r>
+          </w:p>
+        </w:tc>
+        <w:tc>
+          <w:tcPr>
+            <w:tcW w:w="1787" w:type="dxa"/>
+            <w:vAlign w:val="center"/>
+          </w:tcPr>
+          <w:p>
+            <w:pPr/>
+            <w:bookmarkStart w:id="0" w:name="_GoBack"/>
+            <w:bookmarkEnd w:id="0"/>
+          </w:p>
+        </w:tc>
+      </w:tr>
+      <w:tr>
+        <w:tc>
+          <w:tcPr>
+            <w:tcW w:w="754" w:type="dxa"/>
+          </w:tcPr>
+          <w:p>
+            <w:pPr>
+              <w:rPr>
+                <w:rFonts w:ascii="Times New Roman" w:hAnsi="Times New Roman"/>
+              </w:rPr>
+            </w:pPr>
+            <w:r>
+              <w:t>11</w:t>
+            </w:r>
+          </w:p>
+        </w:tc>
+        <w:tc>
+          <w:tcPr>
+            <w:tcW w:w="1195" w:type="dxa"/>
+          </w:tcPr>
+          <w:p>
+            <w:pPr>
+              <w:rPr>
+                <w:rFonts w:ascii="Times New Roman" w:hAnsi="Times New Roman"/>
+              </w:rPr>
+            </w:pPr>
+            <w:r>
+              <w:t>4773</w:t>
+            </w:r>
+          </w:p>
+        </w:tc>
+        <w:tc>
+          <w:tcPr>
+            <w:tcW w:w="5892" w:type="dxa"/>
+          </w:tcPr>
+          <w:p>
+            <w:pPr>
+              <w:rPr>
+                <w:rFonts w:ascii="Times New Roman" w:hAnsi="Times New Roman"/>
+                <w:sz w:val="26"/>
+                <w:szCs w:val="26"/>
+              </w:rPr>
+            </w:pPr>
+            <w:r>
+              <w:t>Bán lẻ hàng hóa khác mới (trừ ô tô, mô tô, xe máy và các bộ phận phụ trợ)</w:t>
+            </w:r>
+          </w:p>
+        </w:tc>
+        <w:tc>
+          <w:tcPr>
+            <w:tcW w:w="1787" w:type="dxa"/>
+            <w:vAlign w:val="center"/>
+          </w:tcPr>
+          <w:p>
+            <w:pPr/>
+            <w:bookmarkStart w:id="0" w:name="_GoBack"/>
+            <w:bookmarkEnd w:id="0"/>
+          </w:p>
+        </w:tc>
+      </w:tr>
+      <w:tr>
+        <w:tc>
+          <w:tcPr>
+            <w:tcW w:w="754" w:type="dxa"/>
+          </w:tcPr>
+          <w:p>
+            <w:pPr>
+              <w:rPr>
+                <w:rFonts w:ascii="Times New Roman" w:hAnsi="Times New Roman"/>
+              </w:rPr>
+            </w:pPr>
+            <w:r>
+              <w:t>12</w:t>
+            </w:r>
+          </w:p>
+        </w:tc>
+        <w:tc>
+          <w:tcPr>
+            <w:tcW w:w="1195" w:type="dxa"/>
+          </w:tcPr>
+          <w:p>
+            <w:pPr>
+              <w:rPr>
+                <w:rFonts w:ascii="Times New Roman" w:hAnsi="Times New Roman"/>
+              </w:rPr>
+            </w:pPr>
+            <w:r>
+              <w:t>4719</w:t>
+            </w:r>
+          </w:p>
+        </w:tc>
+        <w:tc>
+          <w:tcPr>
+            <w:tcW w:w="5892" w:type="dxa"/>
+          </w:tcPr>
+          <w:p>
+            <w:pPr>
+              <w:rPr>
+                <w:rFonts w:ascii="Times New Roman" w:hAnsi="Times New Roman"/>
+                <w:sz w:val="26"/>
+                <w:szCs w:val="26"/>
+              </w:rPr>
+            </w:pPr>
+            <w:r>
+              <w:t>Bán lẻ tổng hợp khác. Chi tiết: Thực hiện quyền phân phối bán lẻ biến đổi tĩnh điện (máy biến tần inverter)</w:t>
+            </w:r>
+          </w:p>
+        </w:tc>
+        <w:tc>
+          <w:tcPr>
+            <w:tcW w:w="1787" w:type="dxa"/>
+            <w:vAlign w:val="center"/>
+          </w:tcPr>
+          <w:p>
+            <w:pPr/>
+            <w:bookmarkStart w:id="0" w:name="_GoBack"/>
+            <w:bookmarkEnd w:id="0"/>
+          </w:p>
+        </w:tc>
+      </w:tr>
+      <w:tr>
+        <w:tc>
+          <w:tcPr>
+            <w:tcW w:w="754" w:type="dxa"/>
+          </w:tcPr>
+          <w:p>
+            <w:pPr>
+              <w:rPr>
+                <w:rFonts w:ascii="Times New Roman" w:hAnsi="Times New Roman"/>
+              </w:rPr>
+            </w:pPr>
+            <w:r>
+              <w:t>13</w:t>
+            </w:r>
+          </w:p>
+        </w:tc>
+        <w:tc>
+          <w:tcPr>
+            <w:tcW w:w="1195" w:type="dxa"/>
+          </w:tcPr>
+          <w:p>
+            <w:pPr>
+              <w:rPr>
+                <w:rFonts w:ascii="Times New Roman" w:hAnsi="Times New Roman"/>
+              </w:rPr>
+            </w:pPr>
+            <w:r>
+              <w:t>8299</w:t>
+            </w:r>
+          </w:p>
+        </w:tc>
+        <w:tc>
+          <w:tcPr>
+            <w:tcW w:w="5892" w:type="dxa"/>
+          </w:tcPr>
+          <w:p>
+            <w:pPr>
+              <w:rPr>
+                <w:rFonts w:ascii="Times New Roman" w:hAnsi="Times New Roman"/>
+                <w:sz w:val="26"/>
+                <w:szCs w:val="26"/>
+              </w:rPr>
+            </w:pPr>
+            <w:r>
+              <w:t>Hoạt động dịch vụ hỗ trợ kinh doanh khác còn lại chưa được phân vào đâu. Chi tiết: Thực hiện quyền nhập khẩu máy biến tần inverter, dây cáp điện, các loại tủ điện và các thiết bị, linh kiện điện cao hạ thế dùng trong tủ điện</w:t>
+            </w:r>
+          </w:p>
+        </w:tc>
+        <w:tc>
+          <w:tcPr>
+            <w:tcW w:w="1787" w:type="dxa"/>
+            <w:vAlign w:val="center"/>
+          </w:tcPr>
+          <w:p>
+            <w:pPr/>
+            <w:bookmarkStart w:id="0" w:name="_GoBack"/>
+            <w:bookmarkEnd w:id="0"/>
           </w:p>
         </w:tc>
       </w:tr>
@@ -7211,7 +7469,6 @@
           <w:szCs w:val="26"/>
           <w:lang w:eastAsia="zh-CN"/>
         </w:rPr>
-        <w:lastRenderedPageBreak/>
         <w:t>5. Chủ sở hữu:</w:t>
       </w:r>
     </w:p>
@@ -7353,7 +7610,7 @@
           <w:sz w:val="26"/>
           <w:szCs w:val="26"/>
         </w:rPr>
-        <w:t>PHẠM THỊ DUNG</w:t>
+        <w:t>TRẦN THỊ TÂM ANH</w:t>
       </w:r>
     </w:p>
     <w:p>
@@ -7386,7 +7643,7 @@
           <w:sz w:val="26"/>
           <w:szCs w:val="26"/>
         </w:rPr>
-        <w:t>20/04/1962</w:t>
+        <w:t>04/09/2001</w:t>
       </w:r>
     </w:p>
     <w:p>
@@ -7459,7 +7716,7 @@
           <w:sz w:val="26"/>
           <w:szCs w:val="26"/>
         </w:rPr>
-        <w:t>038162009876</w:t>
+        <w:t>074301001275</w:t>
       </w:r>
     </w:p>
     <w:p>
@@ -7525,7 +7782,7 @@
           <w:sz w:val="26"/>
           <w:szCs w:val="26"/>
         </w:rPr>
-        <w:t>Đường Đt 746, Số Nhà 82, Tổ 7a, Ấp Tân Thành 4</w:t>
+        <w:t>Tổ 7A, Ấp Bà Đã</w:t>
       </w:r>
     </w:p>
     <w:p>
@@ -7661,6 +7918,7 @@
           <w:sz w:val="26"/>
           <w:szCs w:val="26"/>
         </w:rPr>
+        <w:lastRenderedPageBreak/>
         <w:t>Điện thoại</w:t>
       </w:r>
       <w:r>
@@ -7696,7 +7954,7 @@
           <w:sz w:val="26"/>
           <w:szCs w:val="26"/>
         </w:rPr>
-        <w:t>0945807973</w:t>
+        <w:t>0937494313</w:t>
       </w:r>
       <w:r>
         <w:rPr>
@@ -7747,7 +8005,15 @@
           <w:sz w:val="26"/>
           <w:szCs w:val="26"/>
         </w:rPr>
-        <w:t xml:space="preserve">: </w:t>
+        <w:t>:</w:t>
+      </w:r>
+      <w:r>
+        <w:rPr>
+          <w:rFonts w:ascii="Times New Roman" w:eastAsia="Calibri" w:hAnsi="Times New Roman" w:cs="Times New Roman"/>
+          <w:sz w:val="26"/>
+          <w:szCs w:val="26"/>
+        </w:rPr>
+        <w:t xml:space="preserve"> </w:t>
       </w:r>
     </w:p>
     <w:p>
@@ -8579,7 +8845,6 @@
           <w:sz w:val="26"/>
           <w:szCs w:val="26"/>
         </w:rPr>
-        <w:lastRenderedPageBreak/>
         <w:t>Xã/Phường/Đặc khu: …………………………………</w:t>
       </w:r>
     </w:p>
@@ -10810,7 +11075,7 @@
           <w:szCs w:val="26"/>
           <w:lang w:val="fr-FR" w:eastAsia="zh-CN"/>
         </w:rPr>
-        <w:t>9.000.000.000 VNĐ.</w:t>
+        <w:t>3.000.000.000 VNĐ.</w:t>
       </w:r>
     </w:p>
     <w:p>
@@ -10918,7 +11183,7 @@
           <w:szCs w:val="26"/>
           <w:lang w:val="fr-FR" w:eastAsia="zh-CN"/>
         </w:rPr>
-        <w:t>Chín tỷ đồng</w:t>
+        <w:t>Ba tỷ đồng</w:t>
       </w:r>
     </w:p>
     <w:p>
@@ -11659,7 +11924,7 @@
                 <w:szCs w:val="26"/>
                 <w:lang w:val="fr-FR" w:eastAsia="zh-CN"/>
               </w:rPr>
-              <w:t>9.000.000.000 VNĐ.</w:t>
+              <w:t>3.000.000.000 VNĐ.</w:t>
             </w:r>
           </w:p>
         </w:tc>
@@ -11935,7 +12200,7 @@
                 <w:szCs w:val="26"/>
                 <w:lang w:val="fr-FR" w:eastAsia="zh-CN"/>
               </w:rPr>
-              <w:t>9.000.000.000 VNĐ.</w:t>
+              <w:t>3.000.000.000 VNĐ.</w:t>
             </w:r>
           </w:p>
         </w:tc>
@@ -12351,7 +12616,7 @@
                 <w:szCs w:val="26"/>
                 <w:lang w:val="fr-FR" w:eastAsia="zh-CN"/>
               </w:rPr>
-              <w:t>9.000.000.000 VNĐ.</w:t>
+              <w:t>3.000.000.000 VNĐ.</w:t>
             </w:r>
           </w:p>
         </w:tc>
@@ -13067,7 +13332,7 @@
                 <w:szCs w:val="26"/>
                 <w:lang w:val="fr-FR" w:eastAsia="zh-CN"/>
               </w:rPr>
-              <w:t>9.000.000.000 VNĐ.</w:t>
+              <w:t>3.000.000.000 VNĐ.</w:t>
             </w:r>
           </w:p>
         </w:tc>
@@ -13231,7 +13496,7 @@
           <w:sz w:val="26"/>
           <w:szCs w:val="26"/>
         </w:rPr>
-        <w:t>PHẠM THỊ DUNG</w:t>
+        <w:t>TRẦN THỊ TÂM ANH</w:t>
       </w:r>
     </w:p>
     <w:p>
@@ -13264,7 +13529,7 @@
           <w:sz w:val="26"/>
           <w:szCs w:val="26"/>
         </w:rPr>
-        <w:t>20/04/1962</w:t>
+        <w:t>04/09/2001</w:t>
       </w:r>
     </w:p>
     <w:p>
@@ -13336,7 +13601,7 @@
           <w:sz w:val="26"/>
           <w:szCs w:val="26"/>
         </w:rPr>
-        <w:t>038162009876</w:t>
+        <w:t>074301001275</w:t>
       </w:r>
     </w:p>
     <w:p>
@@ -13437,7 +13702,7 @@
           <w:sz w:val="26"/>
           <w:szCs w:val="26"/>
         </w:rPr>
-        <w:t>Đường Đt 746, Số Nhà 82, Tổ 7a, Ấp Tân Thành 4</w:t>
+        <w:t>Tổ 7A, Ấp Bà Đã</w:t>
       </w:r>
     </w:p>
     <w:p>
@@ -13609,7 +13874,7 @@
           <w:szCs w:val="26"/>
           <w:lang w:eastAsia="zh-CN"/>
         </w:rPr>
-        <w:t>0945807973</w:t>
+        <w:t>0937494313</w:t>
       </w:r>
       <w:r>
         <w:rPr>
@@ -14331,7 +14596,7 @@
                 <w:szCs w:val="26"/>
                 <w:lang w:eastAsia="zh-CN"/>
               </w:rPr>
-              <w:t>PHẠM THỊ DUNG</w:t>
+              <w:t>TRẦN THỊ TÂM ANH</w:t>
             </w:r>
           </w:p>
           <w:p>
@@ -14360,7 +14625,7 @@
                 <w:sz w:val="26"/>
                 <w:szCs w:val="26"/>
               </w:rPr>
-              <w:t>20/04/1962</w:t>
+              <w:t>04/09/2001</w:t>
             </w:r>
           </w:p>
           <w:p>
@@ -14422,7 +14687,7 @@
                 <w:szCs w:val="26"/>
                 <w:lang w:eastAsia="zh-CN"/>
               </w:rPr>
-              <w:t>038162009876</w:t>
+              <w:t>074301001275</w:t>
             </w:r>
           </w:p>
           <w:p>
@@ -14461,7 +14726,7 @@
                 <w:szCs w:val="26"/>
                 <w:lang w:eastAsia="zh-CN"/>
               </w:rPr>
-              <w:t>0945807973</w:t>
+              <w:t>0937494313</w:t>
             </w:r>
           </w:p>
         </w:tc>
@@ -14904,6 +15169,7 @@
                 <w:szCs w:val="26"/>
                 <w:lang w:eastAsia="zh-CN"/>
               </w:rPr>
+              <w:lastRenderedPageBreak/>
               <w:t>Điện thoại (</w:t>
             </w:r>
             <w:r>
@@ -14984,7 +15250,6 @@
                 <w:szCs w:val="26"/>
                 <w:lang w:eastAsia="zh-CN"/>
               </w:rPr>
-              <w:lastRenderedPageBreak/>
               <w:t>Thư điện tử (</w:t>
             </w:r>
             <w:r>
@@ -18363,7 +18628,7 @@
                 <w:sz w:val="26"/>
                 <w:szCs w:val="26"/>
               </w:rPr>
-              <w:t>PHẠM THỊ DUNG</w:t>
+              <w:t>TRẦN THỊ TÂM ANH</w:t>
             </w:r>
           </w:p>
         </w:tc>

--- a/DKKDApp/bin/Debug/net8.0-windows/GIẤY ĐỀ NGHỊ_Mẫu số 2_DA_DIEN.docx
+++ b/DKKDApp/bin/Debug/net8.0-windows/GIẤY ĐỀ NGHỊ_Mẫu số 2_DA_DIEN.docx
@@ -178,11 +178,13 @@
       </w:r>
       <w:r>
         <w:rPr>
-          <w:rFonts w:ascii="Times New Roman" w:eastAsia="Calibri" w:hAnsi="Times New Roman" w:cs="Times New Roman"/>
-          <w:sz w:val="26"/>
-          <w:szCs w:val="26"/>
-        </w:rPr>
-        <w:t>ngày 8 tháng 5 năm 2026</w:t>
+          <w:rFonts w:ascii="Times New Roman" w:hAnsi="Times New Roman" w:cs="Times New Roman"/>
+          <w:iCs/>
+          <w:color w:val="000000" w:themeColor="text1"/>
+          <w:sz w:val="26"/>
+          <w:szCs w:val="26"/>
+        </w:rPr>
+        <w:t>ngày 9 tháng 5 năm 2026</w:t>
       </w:r>
       <w:bookmarkStart w:id="0" w:name="_GoBack"/>
       <w:bookmarkEnd w:id="0"/>
@@ -362,7 +364,7 @@
           <w:sz w:val="26"/>
           <w:szCs w:val="26"/>
         </w:rPr>
-        <w:t>TRẦN THỊ THU HIỀN</w:t>
+        <w:t>PHÙNG VĂN VIỆT</w:t>
       </w:r>
     </w:p>
     <w:p>
@@ -395,7 +397,7 @@
           <w:sz w:val="26"/>
           <w:szCs w:val="26"/>
         </w:rPr>
-        <w:t>20/10/1983</w:t>
+        <w:t>28/07/1993</w:t>
       </w:r>
     </w:p>
     <w:p>
@@ -429,7 +431,7 @@
           <w:szCs w:val="26"/>
           <w:lang w:eastAsia="zh-CN"/>
         </w:rPr>
-        <w:t>Nữ</w:t>
+        <w:t>Nam</w:t>
       </w:r>
     </w:p>
     <w:p>
@@ -467,7 +469,7 @@
           <w:sz w:val="26"/>
           <w:szCs w:val="26"/>
         </w:rPr>
-        <w:t>074183004018</w:t>
+        <w:t>027093006833</w:t>
       </w:r>
     </w:p>
     <w:p>
@@ -551,7 +553,7 @@
           <w:sz w:val="26"/>
           <w:szCs w:val="26"/>
         </w:rPr>
-        <w:t>Số nhà 883/23, đường Lê Hồng Phong, tổ 35, khu phố Phú Thọ 7</w:t>
+        <w:t>Tổ 6, Khu Phố 1</w:t>
       </w:r>
     </w:p>
     <w:p>
@@ -580,7 +582,7 @@
           <w:szCs w:val="26"/>
           <w:lang w:eastAsia="zh-CN"/>
         </w:rPr>
-        <w:t>Phường Thủ Dầu Một</w:t>
+        <w:t>Phường Bình Lộc</w:t>
       </w:r>
     </w:p>
     <w:p>
@@ -619,7 +621,7 @@
           <w:szCs w:val="26"/>
           <w:lang w:eastAsia="zh-CN"/>
         </w:rPr>
-        <w:t>Thành phố Hồ Chí Minh</w:t>
+        <w:t>Thành Phố Đồng Nai</w:t>
       </w:r>
     </w:p>
     <w:p>
@@ -723,7 +725,7 @@
           <w:szCs w:val="26"/>
           <w:lang w:eastAsia="zh-CN"/>
         </w:rPr>
-        <w:t>0931609939</w:t>
+        <w:t>0941853154</w:t>
       </w:r>
       <w:r>
         <w:rPr>
@@ -1082,7 +1084,6 @@
           <w:szCs w:val="26"/>
           <w:lang w:eastAsia="zh-CN"/>
         </w:rPr>
-        <w:lastRenderedPageBreak/>
         <w:t xml:space="preserve">Đăng ký công ty trách nhiệm hữu hạn một thành viên do tôi </w:t>
       </w:r>
     </w:p>
@@ -1113,6 +1114,7 @@
           <w:szCs w:val="26"/>
           <w:lang w:eastAsia="zh-CN"/>
         </w:rPr>
+        <w:lastRenderedPageBreak/>
         <w:t>là người đại diện theo pháp luật/Chủ tịch công ty/Chủ tịch Hội đồng thành viên</w:t>
       </w:r>
       <w:r>
@@ -2782,7 +2784,6 @@
           <w:szCs w:val="26"/>
           <w:lang w:eastAsia="zh-CN"/>
         </w:rPr>
-        <w:lastRenderedPageBreak/>
         <w:t>Loại giấy tờ pháp lý của cá nhân (</w:t>
       </w:r>
       <w:r>
@@ -2853,6 +2854,7 @@
                 <w:sz w:val="26"/>
                 <w:szCs w:val="26"/>
               </w:rPr>
+              <w:lastRenderedPageBreak/>
               <mc:AlternateContent>
                 <mc:Choice Requires="wps">
                   <w:drawing>
@@ -5014,7 +5016,7 @@
           <w:szCs w:val="26"/>
           <w:lang w:val="fr-FR"/>
         </w:rPr>
-        <w:t>CÔNG TY TNHH TC CABINETRY WHOLESALE VIỆT NAM</w:t>
+        <w:t>CÔNG TY TNHH MTV SX TRƯỜNG VINH</w:t>
       </w:r>
     </w:p>
     <w:p>
@@ -5073,15 +5075,6 @@
         </w:rPr>
         <w:t xml:space="preserve"> </w:t>
       </w:r>
-      <w:r>
-        <w:rPr>
-          <w:rFonts w:ascii="Times New Roman" w:eastAsia="Calibri" w:hAnsi="Times New Roman" w:cs="Times New Roman"/>
-          <w:sz w:val="26"/>
-          <w:szCs w:val="26"/>
-          <w:lang w:val="fr-FR" w:eastAsia="zh-CN"/>
-        </w:rPr>
-        <w:t>TC CABINETRY WHOLESALE VIET NAM COMPANY LIMITED</w:t>
-      </w:r>
     </w:p>
     <w:p>
       <w:pPr>
@@ -5141,15 +5134,6 @@
         </w:rPr>
         <w:t xml:space="preserve"> </w:t>
       </w:r>
-      <w:r>
-        <w:rPr>
-          <w:rFonts w:ascii="Times New Roman" w:eastAsia="Times New Roman" w:hAnsi="Times New Roman" w:cs="Times New Roman"/>
-          <w:sz w:val="26"/>
-          <w:szCs w:val="26"/>
-          <w:lang w:val="fr-FR" w:eastAsia="zh-CN"/>
-        </w:rPr>
-        <w:t>TC CABINETRY VIET NAM CO., LTD</w:t>
-      </w:r>
     </w:p>
     <w:p>
       <w:pPr>
@@ -5176,7 +5160,6 @@
           <w:szCs w:val="26"/>
           <w:lang w:val="fr-FR" w:eastAsia="zh-CN"/>
         </w:rPr>
-        <w:lastRenderedPageBreak/>
         <w:t xml:space="preserve">3. Địa chỉ trụ sở </w:t>
       </w:r>
       <w:proofErr w:type="gramStart"/>
@@ -5252,7 +5235,7 @@
           <w:szCs w:val="26"/>
           <w:lang w:val="fr-FR" w:eastAsia="zh-CN"/>
         </w:rPr>
-        <w:t>Số nhà 883/23, đường Lê Hồng Phong, tổ 35, khu phố Phú Thọ 7</w:t>
+        <w:t>Thôn Đông Thanh</w:t>
       </w:r>
     </w:p>
     <w:p>
@@ -5275,6 +5258,7 @@
           <w:szCs w:val="26"/>
           <w:lang w:val="fr-FR"/>
         </w:rPr>
+        <w:lastRenderedPageBreak/>
         <w:t xml:space="preserve">Xã/Phường/Đặc </w:t>
       </w:r>
       <w:proofErr w:type="gramStart"/>
@@ -5305,7 +5289,7 @@
           <w:szCs w:val="26"/>
           <w:lang w:val="fr-FR" w:eastAsia="zh-CN"/>
         </w:rPr>
-        <w:t>Phường Thủ Dầu Một</w:t>
+        <w:t>Xã Hàm Tân</w:t>
       </w:r>
     </w:p>
     <w:p>
@@ -5356,7 +5340,7 @@
           <w:szCs w:val="26"/>
           <w:lang w:val="fr-FR" w:eastAsia="zh-CN"/>
         </w:rPr>
-        <w:t>Thành phố Hồ Chí Minh</w:t>
+        <w:t>tỉnh Lâm Đồng</w:t>
       </w:r>
       <w:r>
         <w:rPr>
@@ -5416,7 +5400,7 @@
           <w:szCs w:val="26"/>
           <w:lang w:val="fr-FR" w:eastAsia="zh-CN"/>
         </w:rPr>
-        <w:t>0931609939</w:t>
+        <w:t>0941853154</w:t>
       </w:r>
       <w:r>
         <w:rPr>
@@ -6506,16 +6490,20 @@
     </w:p>
     <w:tbl>
       <w:tblPr>
-        <w:tblStyle w:val="TableGrid2"/>
+        <w:tblStyle w:val="TableGrid"/>
         <w:tblW w:w="0" w:type="auto"/>
         <w:jc w:val="center"/>
+        <w:tblCellMar>
+          <w:left w:w="115" w:type="dxa"/>
+          <w:right w:w="115" w:type="dxa"/>
+        </w:tblCellMar>
         <w:tblLook w:val="04A0" w:firstRow="1" w:lastRow="0" w:firstColumn="1" w:lastColumn="0" w:noHBand="0" w:noVBand="1"/>
       </w:tblPr>
       <w:tblGrid>
-        <w:gridCol w:w="754"/>
-        <w:gridCol w:w="1195"/>
-        <w:gridCol w:w="5892"/>
-        <w:gridCol w:w="1787"/>
+        <w:gridCol w:w="684"/>
+        <w:gridCol w:w="992"/>
+        <w:gridCol w:w="6851"/>
+        <w:gridCol w:w="1101"/>
       </w:tblGrid>
       <w:tr>
         <w:trPr>
@@ -6524,25 +6512,25 @@
         </w:trPr>
         <w:tc>
           <w:tcPr>
-            <w:tcW w:w="754" w:type="dxa"/>
-            <w:shd w:val="clear" w:color="auto" w:fill="D9D9D9"/>
+            <w:tcW w:w="0" w:type="auto"/>
+            <w:shd w:val="clear" w:color="auto" w:fill="D9EAF7"/>
             <w:vAlign w:val="center"/>
           </w:tcPr>
           <w:p>
             <w:pPr>
               <w:jc w:val="center"/>
               <w:rPr>
-                <w:rFonts w:ascii="Times New Roman" w:eastAsia="Times New Roman" w:hAnsi="Times New Roman"/>
-                <w:sz w:val="26"/>
-                <w:szCs w:val="26"/>
-              </w:rPr>
-            </w:pPr>
-            <w:r>
-              <w:rPr>
-                <w:rFonts w:ascii="Times New Roman" w:eastAsia="Times New Roman" w:hAnsi="Times New Roman"/>
+                <w:rFonts w:ascii="Times New Roman" w:hAnsi="Times New Roman" w:cs="Times New Roman"/>
+                <w:sz w:val="24"/>
+                <w:szCs w:val="24"/>
+              </w:rPr>
+            </w:pPr>
+            <w:r>
+              <w:rPr>
+                <w:rFonts w:ascii="Times New Roman" w:hAnsi="Times New Roman" w:cs="Times New Roman"/>
                 <w:b/>
-                <w:sz w:val="26"/>
-                <w:szCs w:val="26"/>
+                <w:sz w:val="24"/>
+                <w:szCs w:val="24"/>
               </w:rPr>
               <w:t>STT</w:t>
             </w:r>
@@ -6550,77 +6538,77 @@
         </w:tc>
         <w:tc>
           <w:tcPr>
-            <w:tcW w:w="1195" w:type="dxa"/>
-            <w:shd w:val="clear" w:color="auto" w:fill="D9D9D9"/>
+            <w:tcW w:w="0" w:type="auto"/>
+            <w:shd w:val="clear" w:color="auto" w:fill="D9EAF7"/>
             <w:vAlign w:val="center"/>
           </w:tcPr>
           <w:p>
             <w:pPr>
               <w:jc w:val="center"/>
               <w:rPr>
-                <w:rFonts w:ascii="Times New Roman" w:eastAsia="Times New Roman" w:hAnsi="Times New Roman"/>
-                <w:sz w:val="26"/>
-                <w:szCs w:val="26"/>
-              </w:rPr>
-            </w:pPr>
-            <w:r>
-              <w:rPr>
-                <w:rFonts w:ascii="Times New Roman" w:eastAsia="Times New Roman" w:hAnsi="Times New Roman"/>
+                <w:rFonts w:ascii="Times New Roman" w:hAnsi="Times New Roman" w:cs="Times New Roman"/>
+                <w:sz w:val="24"/>
+                <w:szCs w:val="24"/>
+              </w:rPr>
+            </w:pPr>
+            <w:r>
+              <w:rPr>
+                <w:rFonts w:ascii="Times New Roman" w:hAnsi="Times New Roman" w:cs="Times New Roman"/>
                 <w:b/>
-                <w:sz w:val="26"/>
-                <w:szCs w:val="26"/>
-              </w:rPr>
-              <w:t>Mã Ngành</w:t>
-            </w:r>
-          </w:p>
-        </w:tc>
-        <w:tc>
-          <w:tcPr>
-            <w:tcW w:w="5892" w:type="dxa"/>
-            <w:shd w:val="clear" w:color="auto" w:fill="D9D9D9"/>
+                <w:sz w:val="24"/>
+                <w:szCs w:val="24"/>
+              </w:rPr>
+              <w:t>Mã ngành</w:t>
+            </w:r>
+          </w:p>
+        </w:tc>
+        <w:tc>
+          <w:tcPr>
+            <w:tcW w:w="0" w:type="auto"/>
+            <w:shd w:val="clear" w:color="auto" w:fill="D9EAF7"/>
             <w:vAlign w:val="center"/>
           </w:tcPr>
           <w:p>
             <w:pPr>
               <w:jc w:val="center"/>
               <w:rPr>
-                <w:rFonts w:ascii="Times New Roman" w:eastAsia="Times New Roman" w:hAnsi="Times New Roman"/>
-                <w:sz w:val="26"/>
-                <w:szCs w:val="26"/>
-              </w:rPr>
-            </w:pPr>
-            <w:r>
-              <w:rPr>
-                <w:rFonts w:ascii="Times New Roman" w:eastAsia="Times New Roman" w:hAnsi="Times New Roman"/>
+                <w:rFonts w:ascii="Times New Roman" w:hAnsi="Times New Roman" w:cs="Times New Roman"/>
+                <w:sz w:val="24"/>
+                <w:szCs w:val="24"/>
+              </w:rPr>
+            </w:pPr>
+            <w:r>
+              <w:rPr>
+                <w:rFonts w:ascii="Times New Roman" w:hAnsi="Times New Roman" w:cs="Times New Roman"/>
                 <w:b/>
-                <w:sz w:val="26"/>
-                <w:szCs w:val="26"/>
-              </w:rPr>
-              <w:t>Tên ngành (bao gồm chi tiết)</w:t>
-            </w:r>
-          </w:p>
-        </w:tc>
-        <w:tc>
-          <w:tcPr>
-            <w:tcW w:w="1787" w:type="dxa"/>
-            <w:shd w:val="clear" w:color="auto" w:fill="D9D9D9"/>
+                <w:sz w:val="24"/>
+                <w:szCs w:val="24"/>
+              </w:rPr>
+              <w:t>Tên ngành</w:t>
+            </w:r>
+          </w:p>
+        </w:tc>
+        <w:tc>
+          <w:tcPr>
+            <w:tcW w:w="0" w:type="auto"/>
+            <w:shd w:val="clear" w:color="auto" w:fill="D9EAF7"/>
             <w:vAlign w:val="center"/>
           </w:tcPr>
           <w:p>
             <w:pPr>
               <w:jc w:val="center"/>
               <w:rPr>
-                <w:rFonts w:ascii="Times New Roman" w:eastAsia="Times New Roman" w:hAnsi="Times New Roman"/>
-                <w:sz w:val="26"/>
-                <w:szCs w:val="26"/>
-              </w:rPr>
-            </w:pPr>
-            <w:r>
-              <w:rPr>
-                <w:rFonts w:ascii="Times New Roman" w:eastAsia="Times New Roman" w:hAnsi="Times New Roman"/>
+                <w:rFonts w:ascii="Times New Roman" w:hAnsi="Times New Roman" w:cs="Times New Roman"/>
+                <w:sz w:val="24"/>
+                <w:szCs w:val="24"/>
+              </w:rPr>
+            </w:pPr>
+            <w:r>
+              <w:rPr>
+                <w:rFonts w:ascii="Times New Roman" w:hAnsi="Times New Roman" w:cs="Times New Roman"/>
                 <w:b/>
-                <w:sz w:val="26"/>
-                <w:szCs w:val="26"/>
+                <w:sz w:val="24"/>
+                <w:szCs w:val="24"/>
               </w:rPr>
               <w:t>Ngành chính</w:t>
             </w:r>
@@ -6633,21 +6621,24 @@
         </w:trPr>
         <w:tc>
           <w:tcPr>
-            <w:tcW w:w="754" w:type="dxa"/>
-          </w:tcPr>
-          <w:p>
-            <w:pPr>
-              <w:rPr>
-                <w:rFonts w:ascii="Times New Roman" w:hAnsi="Times New Roman"/>
-                <w:sz w:val="26"/>
-                <w:szCs w:val="26"/>
-              </w:rPr>
-            </w:pPr>
-            <w:r>
-              <w:rPr>
-                <w:rFonts w:ascii="Times New Roman" w:hAnsi="Times New Roman"/>
-                <w:sz w:val="26"/>
-                <w:szCs w:val="26"/>
+            <w:tcW w:w="0" w:type="auto"/>
+            <w:vAlign w:val="center"/>
+          </w:tcPr>
+          <w:p>
+            <w:pPr>
+              <w:spacing w:line="252" w:lineRule="auto"/>
+              <w:jc w:val="center"/>
+              <w:rPr>
+                <w:rFonts w:ascii="Times New Roman" w:hAnsi="Times New Roman" w:cs="Times New Roman"/>
+                <w:sz w:val="24"/>
+                <w:szCs w:val="24"/>
+              </w:rPr>
+            </w:pPr>
+            <w:r>
+              <w:rPr>
+                <w:rFonts w:ascii="Times New Roman" w:hAnsi="Times New Roman" w:cs="Times New Roman"/>
+                <w:sz w:val="24"/>
+                <w:szCs w:val="24"/>
               </w:rPr>
               <w:t>1</w:t>
             </w:r>
@@ -6655,83 +6646,91 @@
         </w:tc>
         <w:tc>
           <w:tcPr>
-            <w:tcW w:w="1195" w:type="dxa"/>
-          </w:tcPr>
-          <w:p>
-            <w:pPr>
-              <w:rPr>
-                <w:rFonts w:ascii="Times New Roman" w:hAnsi="Times New Roman"/>
-                <w:sz w:val="26"/>
-                <w:szCs w:val="26"/>
-              </w:rPr>
-            </w:pPr>
-            <w:r>
-              <w:rPr>
-                <w:rFonts w:ascii="Times New Roman" w:hAnsi="Times New Roman"/>
-                <w:sz w:val="26"/>
-                <w:szCs w:val="26"/>
-              </w:rPr>
-              <w:t>4673</w:t>
-            </w:r>
-          </w:p>
-        </w:tc>
-        <w:tc>
-          <w:tcPr>
-            <w:tcW w:w="5892" w:type="dxa"/>
-          </w:tcPr>
-          <w:p>
-            <w:pPr>
-              <w:rPr>
-                <w:rFonts w:ascii="Times New Roman" w:hAnsi="Times New Roman"/>
-                <w:sz w:val="26"/>
-                <w:szCs w:val="26"/>
-              </w:rPr>
-            </w:pPr>
-            <w:r>
-              <w:rPr>
-                <w:rFonts w:ascii="Times New Roman" w:hAnsi="Times New Roman"/>
-                <w:sz w:val="26"/>
-                <w:szCs w:val="26"/>
-              </w:rPr>
-              <w:t xml:space="preserve">Bán buôn vật liệu, thiết bị lắp đặt khác trong xây dựng </w:t>
-            </w:r>
-          </w:p>
-          <w:p>
-            <w:pPr>
-              <w:rPr>
-                <w:rFonts w:ascii="Times New Roman" w:hAnsi="Times New Roman"/>
-                <w:sz w:val="26"/>
-                <w:szCs w:val="26"/>
-              </w:rPr>
-            </w:pPr>
-            <w:r>
-              <w:rPr>
-                <w:rFonts w:ascii="Times New Roman" w:hAnsi="Times New Roman"/>
-                <w:sz w:val="26"/>
-                <w:szCs w:val="26"/>
-              </w:rPr>
-              <w:t>Chi tiết: Tủ bếp, Tủ phòng tắm và phụ kiện nội thất</w:t>
-            </w:r>
-          </w:p>
-        </w:tc>
-        <w:tc>
-          <w:tcPr>
-            <w:tcW w:w="1787" w:type="dxa"/>
+            <w:tcW w:w="0" w:type="auto"/>
             <w:vAlign w:val="center"/>
           </w:tcPr>
           <w:p>
             <w:pPr>
-              <w:rPr>
-                <w:rFonts w:ascii="Times New Roman" w:hAnsi="Times New Roman"/>
-                <w:sz w:val="26"/>
-                <w:szCs w:val="26"/>
-              </w:rPr>
-            </w:pPr>
-            <w:r>
-              <w:rPr>
-                <w:rFonts w:ascii="Times New Roman" w:hAnsi="Times New Roman"/>
-                <w:sz w:val="26"/>
-                <w:szCs w:val="26"/>
+              <w:spacing w:line="252" w:lineRule="auto"/>
+              <w:jc w:val="center"/>
+              <w:rPr>
+                <w:rFonts w:ascii="Times New Roman" w:hAnsi="Times New Roman" w:cs="Times New Roman"/>
+                <w:sz w:val="24"/>
+                <w:szCs w:val="24"/>
+              </w:rPr>
+            </w:pPr>
+            <w:r>
+              <w:rPr>
+                <w:rFonts w:ascii="Times New Roman" w:hAnsi="Times New Roman" w:cs="Times New Roman"/>
+                <w:sz w:val="24"/>
+                <w:szCs w:val="24"/>
+              </w:rPr>
+              <w:t>2220</w:t>
+            </w:r>
+          </w:p>
+        </w:tc>
+        <w:tc>
+          <w:tcPr>
+            <w:tcW w:w="0" w:type="auto"/>
+            <w:vAlign w:val="center"/>
+          </w:tcPr>
+          <w:p>
+            <w:pPr>
+              <w:spacing w:line="252" w:lineRule="auto"/>
+              <w:rPr>
+                <w:rFonts w:ascii="Times New Roman" w:hAnsi="Times New Roman" w:cs="Times New Roman"/>
+                <w:sz w:val="24"/>
+                <w:szCs w:val="24"/>
+              </w:rPr>
+            </w:pPr>
+            <w:r>
+              <w:rPr>
+                <w:rFonts w:ascii="Times New Roman" w:hAnsi="Times New Roman" w:cs="Times New Roman"/>
+                <w:b/>
+                <w:sz w:val="24"/>
+                <w:szCs w:val="24"/>
+              </w:rPr>
+              <w:t>Sản xuất sản phẩm từ plastic</w:t>
+            </w:r>
+            <w:r>
+              <w:rPr>
+                <w:rFonts w:ascii="Times New Roman" w:hAnsi="Times New Roman" w:cs="Times New Roman"/>
+                <w:sz w:val="24"/>
+                <w:szCs w:val="24"/>
+              </w:rPr>
+              <w:br/>
+            </w:r>
+            <w:r>
+              <w:rPr>
+                <w:rFonts w:ascii="Times New Roman" w:hAnsi="Times New Roman" w:cs="Times New Roman"/>
+                <w:i/>
+                <w:sz w:val="24"/>
+                <w:szCs w:val="24"/>
+              </w:rPr>
+              <w:t>Chi tiết: Sản xuất sợi nhựa, dây nhựa, sợi PE, PP, nylon và các sản phẩm từ plastic dùng làm nguyên liệu hoặc bán thành phẩm cho sản xuất lưới, dây thừng, vật tư nông nghiệp, ngư nghiệp, thể thao và gia dụng.</w:t>
+            </w:r>
+          </w:p>
+        </w:tc>
+        <w:tc>
+          <w:tcPr>
+            <w:tcW w:w="0" w:type="auto"/>
+            <w:vAlign w:val="center"/>
+          </w:tcPr>
+          <w:p>
+            <w:pPr>
+              <w:spacing w:line="252" w:lineRule="auto"/>
+              <w:jc w:val="center"/>
+              <w:rPr>
+                <w:rFonts w:ascii="Times New Roman" w:hAnsi="Times New Roman" w:cs="Times New Roman"/>
+                <w:sz w:val="24"/>
+                <w:szCs w:val="24"/>
+              </w:rPr>
+            </w:pPr>
+            <w:r>
+              <w:rPr>
+                <w:rFonts w:ascii="Times New Roman" w:hAnsi="Times New Roman" w:cs="Times New Roman"/>
+                <w:sz w:val="24"/>
+                <w:szCs w:val="24"/>
               </w:rPr>
               <w:t>X</w:t>
             </w:r>
@@ -6744,21 +6743,24 @@
         </w:trPr>
         <w:tc>
           <w:tcPr>
-            <w:tcW w:w="754" w:type="dxa"/>
-          </w:tcPr>
-          <w:p>
-            <w:pPr>
-              <w:rPr>
-                <w:rFonts w:ascii="Times New Roman" w:hAnsi="Times New Roman"/>
-                <w:sz w:val="26"/>
-                <w:szCs w:val="26"/>
-              </w:rPr>
-            </w:pPr>
-            <w:r>
-              <w:rPr>
-                <w:rFonts w:ascii="Times New Roman" w:hAnsi="Times New Roman"/>
-                <w:sz w:val="26"/>
-                <w:szCs w:val="26"/>
+            <w:tcW w:w="0" w:type="auto"/>
+            <w:vAlign w:val="center"/>
+          </w:tcPr>
+          <w:p>
+            <w:pPr>
+              <w:spacing w:line="252" w:lineRule="auto"/>
+              <w:jc w:val="center"/>
+              <w:rPr>
+                <w:rFonts w:ascii="Times New Roman" w:hAnsi="Times New Roman" w:cs="Times New Roman"/>
+                <w:sz w:val="24"/>
+                <w:szCs w:val="24"/>
+              </w:rPr>
+            </w:pPr>
+            <w:r>
+              <w:rPr>
+                <w:rFonts w:ascii="Times New Roman" w:hAnsi="Times New Roman" w:cs="Times New Roman"/>
+                <w:sz w:val="24"/>
+                <w:szCs w:val="24"/>
               </w:rPr>
               <w:t>2</w:t>
             </w:r>
@@ -6766,59 +6768,84 @@
         </w:tc>
         <w:tc>
           <w:tcPr>
-            <w:tcW w:w="1195" w:type="dxa"/>
-          </w:tcPr>
-          <w:p>
-            <w:pPr>
-              <w:rPr>
-                <w:rFonts w:ascii="Times New Roman" w:hAnsi="Times New Roman"/>
-                <w:sz w:val="26"/>
-                <w:szCs w:val="26"/>
-              </w:rPr>
-            </w:pPr>
-            <w:r>
-              <w:rPr>
-                <w:rFonts w:ascii="Times New Roman" w:hAnsi="Times New Roman"/>
-                <w:sz w:val="26"/>
-                <w:szCs w:val="26"/>
-              </w:rPr>
-              <w:t>4679</w:t>
-            </w:r>
-          </w:p>
-        </w:tc>
-        <w:tc>
-          <w:tcPr>
-            <w:tcW w:w="5892" w:type="dxa"/>
-          </w:tcPr>
-          <w:p>
-            <w:pPr>
-              <w:rPr>
-                <w:rFonts w:ascii="Times New Roman" w:hAnsi="Times New Roman"/>
-                <w:sz w:val="26"/>
-                <w:szCs w:val="26"/>
-              </w:rPr>
-            </w:pPr>
-            <w:r>
-              <w:rPr>
-                <w:rFonts w:ascii="Times New Roman" w:hAnsi="Times New Roman"/>
-                <w:sz w:val="26"/>
-                <w:szCs w:val="26"/>
-              </w:rPr>
-              <w:t>Bán buôn chuyên doanh khác chưa được phân vào đâu</w:t>
-            </w:r>
-          </w:p>
-        </w:tc>
-        <w:tc>
-          <w:tcPr>
-            <w:tcW w:w="1787" w:type="dxa"/>
+            <w:tcW w:w="0" w:type="auto"/>
             <w:vAlign w:val="center"/>
           </w:tcPr>
           <w:p>
             <w:pPr>
-              <w:rPr>
-                <w:rFonts w:ascii="Times New Roman" w:hAnsi="Times New Roman"/>
-                <w:sz w:val="26"/>
-                <w:szCs w:val="26"/>
+              <w:spacing w:line="252" w:lineRule="auto"/>
+              <w:jc w:val="center"/>
+              <w:rPr>
+                <w:rFonts w:ascii="Times New Roman" w:hAnsi="Times New Roman" w:cs="Times New Roman"/>
+                <w:sz w:val="24"/>
+                <w:szCs w:val="24"/>
+              </w:rPr>
+            </w:pPr>
+            <w:r>
+              <w:rPr>
+                <w:rFonts w:ascii="Times New Roman" w:hAnsi="Times New Roman" w:cs="Times New Roman"/>
+                <w:sz w:val="24"/>
+                <w:szCs w:val="24"/>
+              </w:rPr>
+              <w:t>2599</w:t>
+            </w:r>
+          </w:p>
+        </w:tc>
+        <w:tc>
+          <w:tcPr>
+            <w:tcW w:w="0" w:type="auto"/>
+            <w:vAlign w:val="center"/>
+          </w:tcPr>
+          <w:p>
+            <w:pPr>
+              <w:spacing w:line="252" w:lineRule="auto"/>
+              <w:rPr>
+                <w:rFonts w:ascii="Times New Roman" w:hAnsi="Times New Roman" w:cs="Times New Roman"/>
+                <w:sz w:val="24"/>
+                <w:szCs w:val="24"/>
+              </w:rPr>
+            </w:pPr>
+            <w:r>
+              <w:rPr>
+                <w:rFonts w:ascii="Times New Roman" w:hAnsi="Times New Roman" w:cs="Times New Roman"/>
+                <w:b/>
+                <w:sz w:val="24"/>
+                <w:szCs w:val="24"/>
+              </w:rPr>
+              <w:t>Sản xuất sản phẩm khác bằng kim loại chưa được phân vào đâu</w:t>
+            </w:r>
+            <w:r>
+              <w:rPr>
+                <w:rFonts w:ascii="Times New Roman" w:hAnsi="Times New Roman" w:cs="Times New Roman"/>
+                <w:sz w:val="24"/>
+                <w:szCs w:val="24"/>
+              </w:rPr>
+              <w:br/>
+            </w:r>
+            <w:r>
+              <w:rPr>
+                <w:rFonts w:ascii="Times New Roman" w:hAnsi="Times New Roman" w:cs="Times New Roman"/>
+                <w:i/>
+                <w:sz w:val="24"/>
+                <w:szCs w:val="24"/>
+              </w:rPr>
+              <w:t>Chi tiết: Sản xuất các loại dụng cụ dùng cho đánh bắt nuôi trồng thủy hải sản</w:t>
+            </w:r>
+          </w:p>
+        </w:tc>
+        <w:tc>
+          <w:tcPr>
+            <w:tcW w:w="0" w:type="auto"/>
+            <w:vAlign w:val="center"/>
+          </w:tcPr>
+          <w:p>
+            <w:pPr>
+              <w:spacing w:line="252" w:lineRule="auto"/>
+              <w:jc w:val="center"/>
+              <w:rPr>
+                <w:rFonts w:ascii="Times New Roman" w:hAnsi="Times New Roman" w:cs="Times New Roman"/>
+                <w:sz w:val="24"/>
+                <w:szCs w:val="24"/>
               </w:rPr>
             </w:pPr>
           </w:p>
@@ -6830,21 +6857,24 @@
         </w:trPr>
         <w:tc>
           <w:tcPr>
-            <w:tcW w:w="754" w:type="dxa"/>
-          </w:tcPr>
-          <w:p>
-            <w:pPr>
-              <w:rPr>
-                <w:rFonts w:ascii="Times New Roman" w:hAnsi="Times New Roman"/>
-                <w:sz w:val="26"/>
-                <w:szCs w:val="26"/>
-              </w:rPr>
-            </w:pPr>
-            <w:r>
-              <w:rPr>
-                <w:rFonts w:ascii="Times New Roman" w:hAnsi="Times New Roman"/>
-                <w:sz w:val="26"/>
-                <w:szCs w:val="26"/>
+            <w:tcW w:w="0" w:type="auto"/>
+            <w:vAlign w:val="center"/>
+          </w:tcPr>
+          <w:p>
+            <w:pPr>
+              <w:spacing w:line="252" w:lineRule="auto"/>
+              <w:jc w:val="center"/>
+              <w:rPr>
+                <w:rFonts w:ascii="Times New Roman" w:hAnsi="Times New Roman" w:cs="Times New Roman"/>
+                <w:sz w:val="24"/>
+                <w:szCs w:val="24"/>
+              </w:rPr>
+            </w:pPr>
+            <w:r>
+              <w:rPr>
+                <w:rFonts w:ascii="Times New Roman" w:hAnsi="Times New Roman" w:cs="Times New Roman"/>
+                <w:sz w:val="24"/>
+                <w:szCs w:val="24"/>
               </w:rPr>
               <w:t>3</w:t>
             </w:r>
@@ -6852,59 +6882,84 @@
         </w:tc>
         <w:tc>
           <w:tcPr>
-            <w:tcW w:w="1195" w:type="dxa"/>
-          </w:tcPr>
-          <w:p>
-            <w:pPr>
-              <w:rPr>
-                <w:rFonts w:ascii="Times New Roman" w:hAnsi="Times New Roman"/>
-                <w:sz w:val="26"/>
-                <w:szCs w:val="26"/>
-              </w:rPr>
-            </w:pPr>
-            <w:r>
-              <w:rPr>
-                <w:rFonts w:ascii="Times New Roman" w:hAnsi="Times New Roman"/>
-                <w:sz w:val="26"/>
-                <w:szCs w:val="26"/>
-              </w:rPr>
-              <w:t>4752</w:t>
-            </w:r>
-          </w:p>
-        </w:tc>
-        <w:tc>
-          <w:tcPr>
-            <w:tcW w:w="5892" w:type="dxa"/>
-          </w:tcPr>
-          <w:p>
-            <w:pPr>
-              <w:rPr>
-                <w:rFonts w:ascii="Times New Roman" w:hAnsi="Times New Roman"/>
-                <w:sz w:val="26"/>
-                <w:szCs w:val="26"/>
-              </w:rPr>
-            </w:pPr>
-            <w:r>
-              <w:rPr>
-                <w:rFonts w:ascii="Times New Roman" w:hAnsi="Times New Roman"/>
-                <w:sz w:val="26"/>
-                <w:szCs w:val="26"/>
-              </w:rPr>
-              <w:t>Bán lẻ đồ ngũ kim, sơn, kính và thiết bị lắp đặt khác trong xây dựng trong các cửa hàng chuyên doanh</w:t>
-            </w:r>
-          </w:p>
-        </w:tc>
-        <w:tc>
-          <w:tcPr>
-            <w:tcW w:w="1787" w:type="dxa"/>
+            <w:tcW w:w="0" w:type="auto"/>
             <w:vAlign w:val="center"/>
           </w:tcPr>
           <w:p>
             <w:pPr>
-              <w:rPr>
-                <w:rFonts w:ascii="Times New Roman" w:hAnsi="Times New Roman"/>
-                <w:sz w:val="26"/>
-                <w:szCs w:val="26"/>
+              <w:spacing w:line="252" w:lineRule="auto"/>
+              <w:jc w:val="center"/>
+              <w:rPr>
+                <w:rFonts w:ascii="Times New Roman" w:hAnsi="Times New Roman" w:cs="Times New Roman"/>
+                <w:sz w:val="24"/>
+                <w:szCs w:val="24"/>
+              </w:rPr>
+            </w:pPr>
+            <w:r>
+              <w:rPr>
+                <w:rFonts w:ascii="Times New Roman" w:hAnsi="Times New Roman" w:cs="Times New Roman"/>
+                <w:sz w:val="24"/>
+                <w:szCs w:val="24"/>
+              </w:rPr>
+              <w:t>8299</w:t>
+            </w:r>
+          </w:p>
+        </w:tc>
+        <w:tc>
+          <w:tcPr>
+            <w:tcW w:w="0" w:type="auto"/>
+            <w:vAlign w:val="center"/>
+          </w:tcPr>
+          <w:p>
+            <w:pPr>
+              <w:spacing w:line="252" w:lineRule="auto"/>
+              <w:rPr>
+                <w:rFonts w:ascii="Times New Roman" w:hAnsi="Times New Roman" w:cs="Times New Roman"/>
+                <w:sz w:val="24"/>
+                <w:szCs w:val="24"/>
+              </w:rPr>
+            </w:pPr>
+            <w:r>
+              <w:rPr>
+                <w:rFonts w:ascii="Times New Roman" w:hAnsi="Times New Roman" w:cs="Times New Roman"/>
+                <w:b/>
+                <w:sz w:val="24"/>
+                <w:szCs w:val="24"/>
+              </w:rPr>
+              <w:t>Hoạt động dịch vụ hỗ trợ kinh doanh khác còn lại chưa được phân vào đâu</w:t>
+            </w:r>
+            <w:r>
+              <w:rPr>
+                <w:rFonts w:ascii="Times New Roman" w:hAnsi="Times New Roman" w:cs="Times New Roman"/>
+                <w:sz w:val="24"/>
+                <w:szCs w:val="24"/>
+              </w:rPr>
+              <w:br/>
+            </w:r>
+            <w:r>
+              <w:rPr>
+                <w:rFonts w:ascii="Times New Roman" w:hAnsi="Times New Roman" w:cs="Times New Roman"/>
+                <w:i/>
+                <w:sz w:val="24"/>
+                <w:szCs w:val="24"/>
+              </w:rPr>
+              <w:t>Chi tiết: Thực hiện quyền xuất khẩu thủy hải sản, hạt điều (HS: 0801), trà (HS: 0902), cà phê (HS: 0305)</w:t>
+            </w:r>
+          </w:p>
+        </w:tc>
+        <w:tc>
+          <w:tcPr>
+            <w:tcW w:w="0" w:type="auto"/>
+            <w:vAlign w:val="center"/>
+          </w:tcPr>
+          <w:p>
+            <w:pPr>
+              <w:spacing w:line="252" w:lineRule="auto"/>
+              <w:jc w:val="center"/>
+              <w:rPr>
+                <w:rFonts w:ascii="Times New Roman" w:hAnsi="Times New Roman" w:cs="Times New Roman"/>
+                <w:sz w:val="24"/>
+                <w:szCs w:val="24"/>
               </w:rPr>
             </w:pPr>
           </w:p>
@@ -6916,21 +6971,24 @@
         </w:trPr>
         <w:tc>
           <w:tcPr>
-            <w:tcW w:w="754" w:type="dxa"/>
-          </w:tcPr>
-          <w:p>
-            <w:pPr>
-              <w:rPr>
-                <w:rFonts w:ascii="Times New Roman" w:hAnsi="Times New Roman"/>
-                <w:sz w:val="26"/>
-                <w:szCs w:val="26"/>
-              </w:rPr>
-            </w:pPr>
-            <w:r>
-              <w:rPr>
-                <w:rFonts w:ascii="Times New Roman" w:hAnsi="Times New Roman"/>
-                <w:sz w:val="26"/>
-                <w:szCs w:val="26"/>
+            <w:tcW w:w="0" w:type="auto"/>
+            <w:vAlign w:val="center"/>
+          </w:tcPr>
+          <w:p>
+            <w:pPr>
+              <w:spacing w:line="252" w:lineRule="auto"/>
+              <w:jc w:val="center"/>
+              <w:rPr>
+                <w:rFonts w:ascii="Times New Roman" w:hAnsi="Times New Roman" w:cs="Times New Roman"/>
+                <w:sz w:val="24"/>
+                <w:szCs w:val="24"/>
+              </w:rPr>
+            </w:pPr>
+            <w:r>
+              <w:rPr>
+                <w:rFonts w:ascii="Times New Roman" w:hAnsi="Times New Roman" w:cs="Times New Roman"/>
+                <w:sz w:val="24"/>
+                <w:szCs w:val="24"/>
               </w:rPr>
               <w:t>4</w:t>
             </w:r>
@@ -6938,59 +6996,84 @@
         </w:tc>
         <w:tc>
           <w:tcPr>
-            <w:tcW w:w="1195" w:type="dxa"/>
-          </w:tcPr>
-          <w:p>
-            <w:pPr>
-              <w:rPr>
-                <w:rFonts w:ascii="Times New Roman" w:hAnsi="Times New Roman"/>
-                <w:sz w:val="26"/>
-                <w:szCs w:val="26"/>
-              </w:rPr>
-            </w:pPr>
-            <w:r>
-              <w:rPr>
-                <w:rFonts w:ascii="Times New Roman" w:hAnsi="Times New Roman"/>
-                <w:sz w:val="26"/>
-                <w:szCs w:val="26"/>
-              </w:rPr>
-              <w:t>3101</w:t>
-            </w:r>
-          </w:p>
-        </w:tc>
-        <w:tc>
-          <w:tcPr>
-            <w:tcW w:w="5892" w:type="dxa"/>
-          </w:tcPr>
-          <w:p>
-            <w:pPr>
-              <w:rPr>
-                <w:rFonts w:ascii="Times New Roman" w:hAnsi="Times New Roman"/>
-                <w:sz w:val="26"/>
-                <w:szCs w:val="26"/>
-              </w:rPr>
-            </w:pPr>
-            <w:r>
-              <w:rPr>
-                <w:rFonts w:ascii="Times New Roman" w:hAnsi="Times New Roman"/>
-                <w:sz w:val="26"/>
-                <w:szCs w:val="26"/>
-              </w:rPr>
-              <w:t>Sản xuất giường, tủ, bàn, ghế bằng gỗ</w:t>
-            </w:r>
-          </w:p>
-        </w:tc>
-        <w:tc>
-          <w:tcPr>
-            <w:tcW w:w="1787" w:type="dxa"/>
+            <w:tcW w:w="0" w:type="auto"/>
             <w:vAlign w:val="center"/>
           </w:tcPr>
           <w:p>
             <w:pPr>
-              <w:rPr>
-                <w:rFonts w:ascii="Times New Roman" w:hAnsi="Times New Roman"/>
-                <w:sz w:val="26"/>
-                <w:szCs w:val="26"/>
+              <w:spacing w:line="252" w:lineRule="auto"/>
+              <w:jc w:val="center"/>
+              <w:rPr>
+                <w:rFonts w:ascii="Times New Roman" w:hAnsi="Times New Roman" w:cs="Times New Roman"/>
+                <w:sz w:val="24"/>
+                <w:szCs w:val="24"/>
+              </w:rPr>
+            </w:pPr>
+            <w:r>
+              <w:rPr>
+                <w:rFonts w:ascii="Times New Roman" w:hAnsi="Times New Roman" w:cs="Times New Roman"/>
+                <w:sz w:val="24"/>
+                <w:szCs w:val="24"/>
+              </w:rPr>
+              <w:t>1394</w:t>
+            </w:r>
+          </w:p>
+        </w:tc>
+        <w:tc>
+          <w:tcPr>
+            <w:tcW w:w="0" w:type="auto"/>
+            <w:vAlign w:val="center"/>
+          </w:tcPr>
+          <w:p>
+            <w:pPr>
+              <w:spacing w:line="252" w:lineRule="auto"/>
+              <w:rPr>
+                <w:rFonts w:ascii="Times New Roman" w:hAnsi="Times New Roman" w:cs="Times New Roman"/>
+                <w:sz w:val="24"/>
+                <w:szCs w:val="24"/>
+              </w:rPr>
+            </w:pPr>
+            <w:r>
+              <w:rPr>
+                <w:rFonts w:ascii="Times New Roman" w:hAnsi="Times New Roman" w:cs="Times New Roman"/>
+                <w:b/>
+                <w:sz w:val="24"/>
+                <w:szCs w:val="24"/>
+              </w:rPr>
+              <w:t>Sản xuất các loại dây bện và lưới</w:t>
+            </w:r>
+            <w:r>
+              <w:rPr>
+                <w:rFonts w:ascii="Times New Roman" w:hAnsi="Times New Roman" w:cs="Times New Roman"/>
+                <w:sz w:val="24"/>
+                <w:szCs w:val="24"/>
+              </w:rPr>
+              <w:br/>
+            </w:r>
+            <w:r>
+              <w:rPr>
+                <w:rFonts w:ascii="Times New Roman" w:hAnsi="Times New Roman" w:cs="Times New Roman"/>
+                <w:i/>
+                <w:sz w:val="24"/>
+                <w:szCs w:val="24"/>
+              </w:rPr>
+              <w:t>Chi tiết: Sản xuất, gia công, đan, bện các loại dây thừng, dây bện, lưới đánh bắt thủy sản, lưới nuôi trồng thủy sản, lưới nông nghiệp, lưới thể thao, lưới an toàn và các loại lưới chuyên dụng khác.</w:t>
+            </w:r>
+          </w:p>
+        </w:tc>
+        <w:tc>
+          <w:tcPr>
+            <w:tcW w:w="0" w:type="auto"/>
+            <w:vAlign w:val="center"/>
+          </w:tcPr>
+          <w:p>
+            <w:pPr>
+              <w:spacing w:line="252" w:lineRule="auto"/>
+              <w:jc w:val="center"/>
+              <w:rPr>
+                <w:rFonts w:ascii="Times New Roman" w:hAnsi="Times New Roman" w:cs="Times New Roman"/>
+                <w:sz w:val="24"/>
+                <w:szCs w:val="24"/>
               </w:rPr>
             </w:pPr>
           </w:p>
@@ -7002,21 +7085,24 @@
         </w:trPr>
         <w:tc>
           <w:tcPr>
-            <w:tcW w:w="754" w:type="dxa"/>
-          </w:tcPr>
-          <w:p>
-            <w:pPr>
-              <w:rPr>
-                <w:rFonts w:ascii="Times New Roman" w:hAnsi="Times New Roman"/>
-                <w:sz w:val="26"/>
-                <w:szCs w:val="26"/>
-              </w:rPr>
-            </w:pPr>
-            <w:r>
-              <w:rPr>
-                <w:rFonts w:ascii="Times New Roman" w:hAnsi="Times New Roman"/>
-                <w:sz w:val="26"/>
-                <w:szCs w:val="26"/>
+            <w:tcW w:w="0" w:type="auto"/>
+            <w:vAlign w:val="center"/>
+          </w:tcPr>
+          <w:p>
+            <w:pPr>
+              <w:spacing w:line="252" w:lineRule="auto"/>
+              <w:jc w:val="center"/>
+              <w:rPr>
+                <w:rFonts w:ascii="Times New Roman" w:hAnsi="Times New Roman" w:cs="Times New Roman"/>
+                <w:sz w:val="24"/>
+                <w:szCs w:val="24"/>
+              </w:rPr>
+            </w:pPr>
+            <w:r>
+              <w:rPr>
+                <w:rFonts w:ascii="Times New Roman" w:hAnsi="Times New Roman" w:cs="Times New Roman"/>
+                <w:sz w:val="24"/>
+                <w:szCs w:val="24"/>
               </w:rPr>
               <w:t>5</w:t>
             </w:r>
@@ -7024,59 +7110,427 @@
         </w:tc>
         <w:tc>
           <w:tcPr>
-            <w:tcW w:w="1195" w:type="dxa"/>
-          </w:tcPr>
-          <w:p>
-            <w:pPr>
-              <w:rPr>
-                <w:rFonts w:ascii="Times New Roman" w:hAnsi="Times New Roman"/>
-                <w:sz w:val="26"/>
-                <w:szCs w:val="26"/>
-              </w:rPr>
-            </w:pPr>
-            <w:r>
-              <w:rPr>
-                <w:rFonts w:ascii="Times New Roman" w:hAnsi="Times New Roman"/>
-                <w:sz w:val="26"/>
-                <w:szCs w:val="26"/>
-              </w:rPr>
-              <w:t>3109</w:t>
-            </w:r>
-          </w:p>
-        </w:tc>
-        <w:tc>
-          <w:tcPr>
-            <w:tcW w:w="5892" w:type="dxa"/>
-          </w:tcPr>
-          <w:p>
-            <w:pPr>
-              <w:rPr>
-                <w:rFonts w:ascii="Times New Roman" w:hAnsi="Times New Roman"/>
-                <w:sz w:val="26"/>
-                <w:szCs w:val="26"/>
-              </w:rPr>
-            </w:pPr>
-            <w:r>
-              <w:rPr>
-                <w:rFonts w:ascii="Times New Roman" w:hAnsi="Times New Roman"/>
-                <w:sz w:val="26"/>
-                <w:szCs w:val="26"/>
-              </w:rPr>
-              <w:t>Sản xuất giường, tủ, bàn, ghế bằng vật liệu khác</w:t>
-            </w:r>
-          </w:p>
-        </w:tc>
-        <w:tc>
-          <w:tcPr>
-            <w:tcW w:w="1787" w:type="dxa"/>
+            <w:tcW w:w="0" w:type="auto"/>
             <w:vAlign w:val="center"/>
           </w:tcPr>
           <w:p>
             <w:pPr>
-              <w:rPr>
-                <w:rFonts w:ascii="Times New Roman" w:hAnsi="Times New Roman"/>
-                <w:sz w:val="26"/>
-                <w:szCs w:val="26"/>
+              <w:spacing w:line="252" w:lineRule="auto"/>
+              <w:jc w:val="center"/>
+              <w:rPr>
+                <w:rFonts w:ascii="Times New Roman" w:hAnsi="Times New Roman" w:cs="Times New Roman"/>
+                <w:sz w:val="24"/>
+                <w:szCs w:val="24"/>
+              </w:rPr>
+            </w:pPr>
+            <w:r>
+              <w:rPr>
+                <w:rFonts w:ascii="Times New Roman" w:hAnsi="Times New Roman" w:cs="Times New Roman"/>
+                <w:sz w:val="24"/>
+                <w:szCs w:val="24"/>
+              </w:rPr>
+              <w:t>3512</w:t>
+            </w:r>
+          </w:p>
+        </w:tc>
+        <w:tc>
+          <w:tcPr>
+            <w:tcW w:w="0" w:type="auto"/>
+            <w:vAlign w:val="center"/>
+          </w:tcPr>
+          <w:p>
+            <w:pPr>
+              <w:spacing w:line="252" w:lineRule="auto"/>
+              <w:rPr>
+                <w:rFonts w:ascii="Times New Roman" w:hAnsi="Times New Roman" w:cs="Times New Roman"/>
+                <w:sz w:val="24"/>
+                <w:szCs w:val="24"/>
+              </w:rPr>
+            </w:pPr>
+            <w:r>
+              <w:rPr>
+                <w:rFonts w:ascii="Times New Roman" w:hAnsi="Times New Roman" w:cs="Times New Roman"/>
+                <w:b/>
+                <w:sz w:val="24"/>
+                <w:szCs w:val="24"/>
+              </w:rPr>
+              <w:t>Sản xuất điện từ nguồn năng lượng tái tạo</w:t>
+            </w:r>
+            <w:r>
+              <w:rPr>
+                <w:rFonts w:ascii="Times New Roman" w:hAnsi="Times New Roman" w:cs="Times New Roman"/>
+                <w:sz w:val="24"/>
+                <w:szCs w:val="24"/>
+              </w:rPr>
+              <w:br/>
+            </w:r>
+            <w:r>
+              <w:rPr>
+                <w:rFonts w:ascii="Times New Roman" w:hAnsi="Times New Roman" w:cs="Times New Roman"/>
+                <w:i/>
+                <w:sz w:val="24"/>
+                <w:szCs w:val="24"/>
+              </w:rPr>
+              <w:t>Chi tiết: Sản xuất và bán điện năng lượng mặt trời</w:t>
+            </w:r>
+          </w:p>
+        </w:tc>
+        <w:tc>
+          <w:tcPr>
+            <w:tcW w:w="0" w:type="auto"/>
+            <w:vAlign w:val="center"/>
+          </w:tcPr>
+          <w:p>
+            <w:pPr>
+              <w:spacing w:line="252" w:lineRule="auto"/>
+              <w:jc w:val="center"/>
+              <w:rPr>
+                <w:rFonts w:ascii="Times New Roman" w:hAnsi="Times New Roman" w:cs="Times New Roman"/>
+                <w:sz w:val="24"/>
+                <w:szCs w:val="24"/>
+              </w:rPr>
+            </w:pPr>
+          </w:p>
+        </w:tc>
+      </w:tr>
+      <w:tr>
+        <w:trPr>
+          <w:jc w:val="center"/>
+        </w:trPr>
+        <w:tc>
+          <w:tcPr>
+            <w:tcW w:w="0" w:type="auto"/>
+            <w:vAlign w:val="center"/>
+          </w:tcPr>
+          <w:p>
+            <w:pPr>
+              <w:spacing w:line="252" w:lineRule="auto"/>
+              <w:jc w:val="center"/>
+              <w:rPr>
+                <w:rFonts w:ascii="Times New Roman" w:hAnsi="Times New Roman" w:cs="Times New Roman"/>
+                <w:sz w:val="24"/>
+                <w:szCs w:val="24"/>
+              </w:rPr>
+            </w:pPr>
+            <w:r>
+              <w:rPr>
+                <w:rFonts w:ascii="Times New Roman" w:hAnsi="Times New Roman" w:cs="Times New Roman"/>
+                <w:sz w:val="24"/>
+                <w:szCs w:val="24"/>
+              </w:rPr>
+              <w:t>6</w:t>
+            </w:r>
+          </w:p>
+        </w:tc>
+        <w:tc>
+          <w:tcPr>
+            <w:tcW w:w="0" w:type="auto"/>
+            <w:vAlign w:val="center"/>
+          </w:tcPr>
+          <w:p>
+            <w:pPr>
+              <w:spacing w:line="252" w:lineRule="auto"/>
+              <w:jc w:val="center"/>
+              <w:rPr>
+                <w:rFonts w:ascii="Times New Roman" w:hAnsi="Times New Roman" w:cs="Times New Roman"/>
+                <w:sz w:val="24"/>
+                <w:szCs w:val="24"/>
+              </w:rPr>
+            </w:pPr>
+            <w:r>
+              <w:rPr>
+                <w:rFonts w:ascii="Times New Roman" w:hAnsi="Times New Roman" w:cs="Times New Roman"/>
+                <w:sz w:val="24"/>
+                <w:szCs w:val="24"/>
+              </w:rPr>
+              <w:t>5210</w:t>
+            </w:r>
+          </w:p>
+        </w:tc>
+        <w:tc>
+          <w:tcPr>
+            <w:tcW w:w="0" w:type="auto"/>
+            <w:vAlign w:val="center"/>
+          </w:tcPr>
+          <w:p>
+            <w:pPr>
+              <w:spacing w:line="252" w:lineRule="auto"/>
+              <w:rPr>
+                <w:rFonts w:ascii="Times New Roman" w:hAnsi="Times New Roman" w:cs="Times New Roman"/>
+                <w:sz w:val="24"/>
+                <w:szCs w:val="24"/>
+              </w:rPr>
+            </w:pPr>
+            <w:r>
+              <w:rPr>
+                <w:rFonts w:ascii="Times New Roman" w:hAnsi="Times New Roman" w:cs="Times New Roman"/>
+                <w:b/>
+                <w:sz w:val="24"/>
+                <w:szCs w:val="24"/>
+              </w:rPr>
+              <w:t>Kho bãi và lưu giữ hàng hóa</w:t>
+            </w:r>
+            <w:r>
+              <w:rPr>
+                <w:rFonts w:ascii="Times New Roman" w:hAnsi="Times New Roman" w:cs="Times New Roman"/>
+                <w:sz w:val="24"/>
+                <w:szCs w:val="24"/>
+              </w:rPr>
+              <w:br/>
+            </w:r>
+            <w:r>
+              <w:rPr>
+                <w:rFonts w:ascii="Times New Roman" w:hAnsi="Times New Roman" w:cs="Times New Roman"/>
+                <w:i/>
+                <w:sz w:val="24"/>
+                <w:szCs w:val="24"/>
+              </w:rPr>
+              <w:t>Chi tiết: Kho bãi và lưu giữ hàng hóa trong kho đông lạnh; cho thuê kho lạnh.</w:t>
+            </w:r>
+          </w:p>
+        </w:tc>
+        <w:tc>
+          <w:tcPr>
+            <w:tcW w:w="0" w:type="auto"/>
+            <w:vAlign w:val="center"/>
+          </w:tcPr>
+          <w:p>
+            <w:pPr>
+              <w:spacing w:line="252" w:lineRule="auto"/>
+              <w:jc w:val="center"/>
+              <w:rPr>
+                <w:rFonts w:ascii="Times New Roman" w:hAnsi="Times New Roman" w:cs="Times New Roman"/>
+                <w:sz w:val="24"/>
+                <w:szCs w:val="24"/>
+              </w:rPr>
+            </w:pPr>
+          </w:p>
+        </w:tc>
+      </w:tr>
+      <w:tr>
+        <w:trPr>
+          <w:jc w:val="center"/>
+        </w:trPr>
+        <w:tc>
+          <w:tcPr>
+            <w:tcW w:w="0" w:type="auto"/>
+            <w:vAlign w:val="center"/>
+          </w:tcPr>
+          <w:p>
+            <w:pPr>
+              <w:spacing w:line="252" w:lineRule="auto"/>
+              <w:jc w:val="center"/>
+              <w:rPr>
+                <w:rFonts w:ascii="Times New Roman" w:hAnsi="Times New Roman" w:cs="Times New Roman"/>
+                <w:sz w:val="24"/>
+                <w:szCs w:val="24"/>
+              </w:rPr>
+            </w:pPr>
+            <w:r>
+              <w:rPr>
+                <w:rFonts w:ascii="Times New Roman" w:hAnsi="Times New Roman" w:cs="Times New Roman"/>
+                <w:sz w:val="24"/>
+                <w:szCs w:val="24"/>
+              </w:rPr>
+              <w:t>7</w:t>
+            </w:r>
+          </w:p>
+        </w:tc>
+        <w:tc>
+          <w:tcPr>
+            <w:tcW w:w="0" w:type="auto"/>
+            <w:vAlign w:val="center"/>
+          </w:tcPr>
+          <w:p>
+            <w:pPr>
+              <w:spacing w:line="252" w:lineRule="auto"/>
+              <w:jc w:val="center"/>
+              <w:rPr>
+                <w:rFonts w:ascii="Times New Roman" w:hAnsi="Times New Roman" w:cs="Times New Roman"/>
+                <w:sz w:val="24"/>
+                <w:szCs w:val="24"/>
+              </w:rPr>
+            </w:pPr>
+            <w:r>
+              <w:rPr>
+                <w:rFonts w:ascii="Times New Roman" w:hAnsi="Times New Roman" w:cs="Times New Roman"/>
+                <w:sz w:val="24"/>
+                <w:szCs w:val="24"/>
+              </w:rPr>
+              <w:t>4632</w:t>
+            </w:r>
+          </w:p>
+        </w:tc>
+        <w:tc>
+          <w:tcPr>
+            <w:tcW w:w="0" w:type="auto"/>
+            <w:vAlign w:val="center"/>
+          </w:tcPr>
+          <w:p>
+            <w:pPr>
+              <w:spacing w:line="252" w:lineRule="auto"/>
+              <w:rPr>
+                <w:rFonts w:ascii="Times New Roman" w:hAnsi="Times New Roman" w:cs="Times New Roman"/>
+                <w:sz w:val="24"/>
+                <w:szCs w:val="24"/>
+              </w:rPr>
+            </w:pPr>
+            <w:r>
+              <w:rPr>
+                <w:rFonts w:ascii="Times New Roman" w:hAnsi="Times New Roman" w:cs="Times New Roman"/>
+                <w:b/>
+                <w:sz w:val="24"/>
+                <w:szCs w:val="24"/>
+              </w:rPr>
+              <w:t>Bán buôn thực phẩm</w:t>
+            </w:r>
+            <w:r>
+              <w:rPr>
+                <w:rFonts w:ascii="Times New Roman" w:hAnsi="Times New Roman" w:cs="Times New Roman"/>
+                <w:sz w:val="24"/>
+                <w:szCs w:val="24"/>
+              </w:rPr>
+              <w:br/>
+            </w:r>
+            <w:r>
+              <w:rPr>
+                <w:rFonts w:ascii="Times New Roman" w:hAnsi="Times New Roman" w:cs="Times New Roman"/>
+                <w:i/>
+                <w:sz w:val="24"/>
+                <w:szCs w:val="24"/>
+              </w:rPr>
+              <w:t>Chi tiết: Bán buôn rau, quả; mua bán, xuất nhập khẩu trái cây.</w:t>
+            </w:r>
+          </w:p>
+        </w:tc>
+        <w:tc>
+          <w:tcPr>
+            <w:tcW w:w="0" w:type="auto"/>
+            <w:vAlign w:val="center"/>
+          </w:tcPr>
+          <w:p>
+            <w:pPr>
+              <w:spacing w:line="252" w:lineRule="auto"/>
+              <w:jc w:val="center"/>
+              <w:rPr>
+                <w:rFonts w:ascii="Times New Roman" w:hAnsi="Times New Roman" w:cs="Times New Roman"/>
+                <w:sz w:val="24"/>
+                <w:szCs w:val="24"/>
+              </w:rPr>
+            </w:pPr>
+          </w:p>
+        </w:tc>
+      </w:tr>
+      <w:tr>
+        <w:trPr>
+          <w:jc w:val="center"/>
+        </w:trPr>
+        <w:tc>
+          <w:tcPr>
+            <w:tcW w:w="0" w:type="auto"/>
+            <w:vAlign w:val="center"/>
+          </w:tcPr>
+          <w:p>
+            <w:pPr>
+              <w:spacing w:line="252" w:lineRule="auto"/>
+              <w:jc w:val="center"/>
+              <w:rPr>
+                <w:rFonts w:ascii="Times New Roman" w:hAnsi="Times New Roman" w:cs="Times New Roman"/>
+                <w:sz w:val="24"/>
+                <w:szCs w:val="24"/>
+              </w:rPr>
+            </w:pPr>
+            <w:r>
+              <w:rPr>
+                <w:rFonts w:ascii="Times New Roman" w:hAnsi="Times New Roman" w:cs="Times New Roman"/>
+                <w:sz w:val="24"/>
+                <w:szCs w:val="24"/>
+              </w:rPr>
+              <w:lastRenderedPageBreak/>
+              <w:t>8</w:t>
+            </w:r>
+          </w:p>
+        </w:tc>
+        <w:tc>
+          <w:tcPr>
+            <w:tcW w:w="0" w:type="auto"/>
+            <w:vAlign w:val="center"/>
+          </w:tcPr>
+          <w:p>
+            <w:pPr>
+              <w:spacing w:line="252" w:lineRule="auto"/>
+              <w:jc w:val="center"/>
+              <w:rPr>
+                <w:rFonts w:ascii="Times New Roman" w:hAnsi="Times New Roman" w:cs="Times New Roman"/>
+                <w:sz w:val="24"/>
+                <w:szCs w:val="24"/>
+              </w:rPr>
+            </w:pPr>
+            <w:r>
+              <w:rPr>
+                <w:rFonts w:ascii="Times New Roman" w:hAnsi="Times New Roman" w:cs="Times New Roman"/>
+                <w:sz w:val="24"/>
+                <w:szCs w:val="24"/>
+              </w:rPr>
+              <w:t>2592</w:t>
+            </w:r>
+          </w:p>
+        </w:tc>
+        <w:tc>
+          <w:tcPr>
+            <w:tcW w:w="0" w:type="auto"/>
+            <w:vAlign w:val="center"/>
+          </w:tcPr>
+          <w:p>
+            <w:pPr>
+              <w:spacing w:line="252" w:lineRule="auto"/>
+              <w:rPr>
+                <w:rFonts w:ascii="Times New Roman" w:hAnsi="Times New Roman" w:cs="Times New Roman"/>
+                <w:sz w:val="24"/>
+                <w:szCs w:val="24"/>
+              </w:rPr>
+            </w:pPr>
+            <w:r>
+              <w:rPr>
+                <w:rFonts w:ascii="Times New Roman" w:hAnsi="Times New Roman" w:cs="Times New Roman"/>
+                <w:b/>
+                <w:sz w:val="24"/>
+                <w:szCs w:val="24"/>
+              </w:rPr>
+              <w:t>Gia công cơ khí; xử lý và tráng phủ kim loại</w:t>
+            </w:r>
+            <w:r>
+              <w:rPr>
+                <w:rFonts w:ascii="Times New Roman" w:hAnsi="Times New Roman" w:cs="Times New Roman"/>
+                <w:sz w:val="24"/>
+                <w:szCs w:val="24"/>
+              </w:rPr>
+              <w:br/>
+            </w:r>
+            <w:r>
+              <w:rPr>
+                <w:rFonts w:ascii="Times New Roman" w:hAnsi="Times New Roman" w:cs="Times New Roman"/>
+                <w:i/>
+                <w:sz w:val="24"/>
+                <w:szCs w:val="24"/>
+              </w:rPr>
+              <w:t>Chi tiết: Gia công cắt, hàn sắt; phun sơn, sơn phủ bề mặt kim loại, các thiết bị và dụng cụ thể thao.</w:t>
+            </w:r>
+          </w:p>
+        </w:tc>
+        <w:tc>
+          <w:tcPr>
+            <w:tcW w:w="0" w:type="auto"/>
+            <w:vAlign w:val="center"/>
+          </w:tcPr>
+          <w:p>
+            <w:pPr>
+              <w:spacing w:line="252" w:lineRule="auto"/>
+              <w:jc w:val="center"/>
+              <w:rPr>
+                <w:rFonts w:ascii="Times New Roman" w:hAnsi="Times New Roman" w:cs="Times New Roman"/>
+                <w:sz w:val="24"/>
+                <w:szCs w:val="24"/>
               </w:rPr>
             </w:pPr>
           </w:p>
@@ -7292,7 +7746,7 @@
           <w:sz w:val="26"/>
           <w:szCs w:val="26"/>
         </w:rPr>
-        <w:t>TRẦN THỊ THU HIỀN</w:t>
+        <w:t>PHÙNG VĂN VIỆT</w:t>
       </w:r>
     </w:p>
     <w:p>
@@ -7317,7 +7771,6 @@
           <w:sz w:val="26"/>
           <w:szCs w:val="26"/>
         </w:rPr>
-        <w:lastRenderedPageBreak/>
         <w:t xml:space="preserve">Ngày, tháng, năm sinh: </w:t>
       </w:r>
       <w:r>
@@ -7326,7 +7779,7 @@
           <w:sz w:val="26"/>
           <w:szCs w:val="26"/>
         </w:rPr>
-        <w:t>20/10/1983</w:t>
+        <w:t>28/07/1993</w:t>
       </w:r>
     </w:p>
     <w:p>
@@ -7360,7 +7813,7 @@
           <w:szCs w:val="26"/>
           <w:lang w:eastAsia="zh-CN"/>
         </w:rPr>
-        <w:t>Nữ</w:t>
+        <w:t>Nam</w:t>
       </w:r>
     </w:p>
     <w:p>
@@ -7399,7 +7852,7 @@
           <w:sz w:val="26"/>
           <w:szCs w:val="26"/>
         </w:rPr>
-        <w:t>074183004018</w:t>
+        <w:t>027093006833</w:t>
       </w:r>
     </w:p>
     <w:p>
@@ -7465,7 +7918,7 @@
           <w:sz w:val="26"/>
           <w:szCs w:val="26"/>
         </w:rPr>
-        <w:t>Số nhà 883/23, đường Lê Hồng Phong, tổ 35, khu phố Phú Thọ 7</w:t>
+        <w:t>Tổ 6, Khu Phố 1</w:t>
       </w:r>
     </w:p>
     <w:p>
@@ -7494,7 +7947,7 @@
           <w:szCs w:val="26"/>
           <w:lang w:eastAsia="zh-CN"/>
         </w:rPr>
-        <w:t>Phường Thủ Dầu Một</w:t>
+        <w:t>Phường Bình Lộc</w:t>
       </w:r>
     </w:p>
     <w:p>
@@ -7533,7 +7986,7 @@
           <w:szCs w:val="26"/>
           <w:lang w:eastAsia="zh-CN"/>
         </w:rPr>
-        <w:t>Thành phố Hồ Chí Minh</w:t>
+        <w:t>Thành Phố Đồng Nai</w:t>
       </w:r>
     </w:p>
     <w:p>
@@ -7636,7 +8089,7 @@
           <w:sz w:val="26"/>
           <w:szCs w:val="26"/>
         </w:rPr>
-        <w:t>0931609939</w:t>
+        <w:t>0941853154</w:t>
       </w:r>
       <w:r>
         <w:rPr>
@@ -8275,6 +8728,7 @@
           <w:szCs w:val="26"/>
           <w:lang w:val="fr-FR" w:eastAsia="zh-CN"/>
         </w:rPr>
+        <w:lastRenderedPageBreak/>
         <w:t xml:space="preserve">- Thông tin về chủ sở </w:t>
       </w:r>
       <w:proofErr w:type="gramStart"/>
@@ -10749,7 +11203,7 @@
           <w:szCs w:val="26"/>
           <w:lang w:val="fr-FR" w:eastAsia="zh-CN"/>
         </w:rPr>
-        <w:t>5.000.000.000 VNĐ.</w:t>
+        <w:t>2.000.000.000 VNĐ.</w:t>
       </w:r>
     </w:p>
     <w:p>
@@ -10857,7 +11311,7 @@
           <w:szCs w:val="26"/>
           <w:lang w:val="fr-FR" w:eastAsia="zh-CN"/>
         </w:rPr>
-        <w:t>Năm tỷ đồng</w:t>
+        <w:t>Hai tỷ đồng</w:t>
       </w:r>
     </w:p>
     <w:p>
@@ -11598,7 +12052,7 @@
                 <w:szCs w:val="26"/>
                 <w:lang w:val="fr-FR" w:eastAsia="zh-CN"/>
               </w:rPr>
-              <w:t>5.000.000.000 VNĐ.</w:t>
+              <w:t>2.000.000.000 VNĐ.</w:t>
             </w:r>
           </w:p>
         </w:tc>
@@ -11874,7 +12328,7 @@
                 <w:szCs w:val="26"/>
                 <w:lang w:val="fr-FR" w:eastAsia="zh-CN"/>
               </w:rPr>
-              <w:t>5.000.000.000 VNĐ.</w:t>
+              <w:t>2.000.000.000 VNĐ.</w:t>
             </w:r>
           </w:p>
         </w:tc>
@@ -12290,7 +12744,7 @@
                 <w:szCs w:val="26"/>
                 <w:lang w:val="fr-FR" w:eastAsia="zh-CN"/>
               </w:rPr>
-              <w:t>5.000.000.000 VNĐ.</w:t>
+              <w:t>2.000.000.000 VNĐ.</w:t>
             </w:r>
           </w:p>
         </w:tc>
@@ -13006,7 +13460,7 @@
                 <w:szCs w:val="26"/>
                 <w:lang w:val="fr-FR" w:eastAsia="zh-CN"/>
               </w:rPr>
-              <w:t>5.000.000.000 VNĐ.</w:t>
+              <w:t>2.000.000.000 VNĐ.</w:t>
             </w:r>
           </w:p>
         </w:tc>
@@ -13170,7 +13624,7 @@
           <w:sz w:val="26"/>
           <w:szCs w:val="26"/>
         </w:rPr>
-        <w:t>TRẦN THỊ THU HIỀN</w:t>
+        <w:t>PHÙNG VĂN VIỆT</w:t>
       </w:r>
     </w:p>
     <w:p>
@@ -13203,7 +13657,7 @@
           <w:sz w:val="26"/>
           <w:szCs w:val="26"/>
         </w:rPr>
-        <w:t>20/10/1983</w:t>
+        <w:t>28/07/1993</w:t>
       </w:r>
     </w:p>
     <w:p>
@@ -13237,7 +13691,7 @@
           <w:szCs w:val="26"/>
           <w:lang w:eastAsia="zh-CN"/>
         </w:rPr>
-        <w:t>Nữ</w:t>
+        <w:t>Nam</w:t>
       </w:r>
     </w:p>
     <w:p>
@@ -13275,7 +13729,7 @@
           <w:sz w:val="26"/>
           <w:szCs w:val="26"/>
         </w:rPr>
-        <w:t>074183004018</w:t>
+        <w:t>027093006833</w:t>
       </w:r>
     </w:p>
     <w:p>
@@ -13376,7 +13830,7 @@
           <w:sz w:val="26"/>
           <w:szCs w:val="26"/>
         </w:rPr>
-        <w:t>Số nhà 883/23, đường Lê Hồng Phong, tổ 35, khu phố Phú Thọ 7</w:t>
+        <w:t>Tổ 6, Khu Phố 1</w:t>
       </w:r>
     </w:p>
     <w:p>
@@ -13405,7 +13859,7 @@
           <w:szCs w:val="26"/>
           <w:lang w:eastAsia="zh-CN"/>
         </w:rPr>
-        <w:t>Phường Thủ Dầu Một</w:t>
+        <w:t>Phường Bình Lộc</w:t>
       </w:r>
     </w:p>
     <w:p>
@@ -13444,7 +13898,7 @@
           <w:szCs w:val="26"/>
           <w:lang w:eastAsia="zh-CN"/>
         </w:rPr>
-        <w:t>Thành phố Hồ Chí Minh</w:t>
+        <w:t>Thành Phố Đồng Nai</w:t>
       </w:r>
     </w:p>
     <w:p>
@@ -13548,7 +14002,7 @@
           <w:szCs w:val="26"/>
           <w:lang w:eastAsia="zh-CN"/>
         </w:rPr>
-        <w:t>0931609939</w:t>
+        <w:t>0941853154</w:t>
       </w:r>
       <w:r>
         <w:rPr>
@@ -14270,7 +14724,7 @@
                 <w:szCs w:val="26"/>
                 <w:lang w:eastAsia="zh-CN"/>
               </w:rPr>
-              <w:t>TRẦN THỊ THU HIỀN</w:t>
+              <w:t>PHÙNG VĂN VIỆT</w:t>
             </w:r>
           </w:p>
           <w:p>
@@ -14299,7 +14753,7 @@
                 <w:sz w:val="26"/>
                 <w:szCs w:val="26"/>
               </w:rPr>
-              <w:t>20/10/1983</w:t>
+              <w:t>28/07/1993</w:t>
             </w:r>
           </w:p>
           <w:p>
@@ -14329,7 +14783,7 @@
                 <w:sz w:val="26"/>
                 <w:szCs w:val="26"/>
               </w:rPr>
-              <w:t>Nữ</w:t>
+              <w:t>Nam</w:t>
             </w:r>
           </w:p>
           <w:p>
@@ -14361,7 +14815,7 @@
                 <w:szCs w:val="26"/>
                 <w:lang w:eastAsia="zh-CN"/>
               </w:rPr>
-              <w:t>074183004018</w:t>
+              <w:t>027093006833</w:t>
             </w:r>
           </w:p>
           <w:p>
@@ -14400,7 +14854,7 @@
                 <w:szCs w:val="26"/>
                 <w:lang w:eastAsia="zh-CN"/>
               </w:rPr>
-              <w:t>0931609939</w:t>
+              <w:t>0941853154</w:t>
             </w:r>
           </w:p>
         </w:tc>
@@ -18302,7 +18756,7 @@
                 <w:sz w:val="26"/>
                 <w:szCs w:val="26"/>
               </w:rPr>
-              <w:t>TRẦN THỊ THU HIỀN</w:t>
+              <w:t>PHÙNG VĂN VIỆT</w:t>
             </w:r>
           </w:p>
         </w:tc>
@@ -19228,7 +19682,7 @@
     <w:lsdException w:name="Table Web 2" w:semiHidden="1" w:unhideWhenUsed="1"/>
     <w:lsdException w:name="Table Web 3" w:semiHidden="1" w:unhideWhenUsed="1"/>
     <w:lsdException w:name="Balloon Text" w:semiHidden="1" w:unhideWhenUsed="1"/>
-    <w:lsdException w:name="Table Grid" w:uiPriority="39"/>
+    <w:lsdException w:name="Table Grid" w:uiPriority="59"/>
     <w:lsdException w:name="Table Theme" w:semiHidden="1" w:unhideWhenUsed="1"/>
     <w:lsdException w:name="Placeholder Text" w:semiHidden="1"/>
     <w:lsdException w:name="No Spacing" w:uiPriority="1" w:qFormat="1"/>
@@ -19568,7 +20022,7 @@
   <w:style w:type="table" w:styleId="TableGrid">
     <w:name w:val="Table Grid"/>
     <w:basedOn w:val="TableNormal"/>
-    <w:uiPriority w:val="39"/>
+    <w:uiPriority w:val="59"/>
     <w:rsid w:val="009D587A"/>
     <w:pPr>
       <w:spacing w:after="0" w:line="240" w:lineRule="auto"/>

--- a/DKKDApp/bin/Debug/net8.0-windows/GIẤY ĐỀ NGHỊ_Mẫu số 2_DA_DIEN.docx
+++ b/DKKDApp/bin/Debug/net8.0-windows/GIẤY ĐỀ NGHỊ_Mẫu số 2_DA_DIEN.docx
@@ -178,9 +178,8 @@
       </w:r>
       <w:r>
         <w:rPr>
-          <w:rFonts w:ascii="Times New Roman" w:hAnsi="Times New Roman" w:cs="Times New Roman"/>
+          <w:rFonts w:ascii="Times New Roman" w:eastAsia="Times New Roman" w:hAnsi="Times New Roman" w:cs="Times New Roman"/>
           <w:iCs/>
-          <w:color w:val="000000" w:themeColor="text1"/>
           <w:sz w:val="26"/>
           <w:szCs w:val="26"/>
         </w:rPr>
@@ -364,7 +363,7 @@
           <w:sz w:val="26"/>
           <w:szCs w:val="26"/>
         </w:rPr>
-        <w:t>PHÙNG VĂN VIỆT</w:t>
+        <w:t>HOÀNG MINH ĐẠT</w:t>
       </w:r>
     </w:p>
     <w:p>
@@ -397,7 +396,7 @@
           <w:sz w:val="26"/>
           <w:szCs w:val="26"/>
         </w:rPr>
-        <w:t>28/07/1993</w:t>
+        <w:t>14/09/2001</w:t>
       </w:r>
     </w:p>
     <w:p>
@@ -469,7 +468,7 @@
           <w:sz w:val="26"/>
           <w:szCs w:val="26"/>
         </w:rPr>
-        <w:t>027093006833</w:t>
+        <w:t>026201000396</w:t>
       </w:r>
     </w:p>
     <w:p>
@@ -553,7 +552,7 @@
           <w:sz w:val="26"/>
           <w:szCs w:val="26"/>
         </w:rPr>
-        <w:t>Tổ 6, Khu Phố 1</w:t>
+        <w:t>Thôn Đại Tự 56</w:t>
       </w:r>
     </w:p>
     <w:p>
@@ -582,7 +581,7 @@
           <w:szCs w:val="26"/>
           <w:lang w:eastAsia="zh-CN"/>
         </w:rPr>
-        <w:t>Phường Bình Lộc</w:t>
+        <w:t>Xã Liên Châu</w:t>
       </w:r>
     </w:p>
     <w:p>
@@ -621,7 +620,7 @@
           <w:szCs w:val="26"/>
           <w:lang w:eastAsia="zh-CN"/>
         </w:rPr>
-        <w:t>Thành Phố Đồng Nai</w:t>
+        <w:t>Tỉnh Phú Thọ</w:t>
       </w:r>
     </w:p>
     <w:p>
@@ -725,7 +724,7 @@
           <w:szCs w:val="26"/>
           <w:lang w:eastAsia="zh-CN"/>
         </w:rPr>
-        <w:t>0941853154</w:t>
+        <w:t>0936852001</w:t>
       </w:r>
       <w:r>
         <w:rPr>
@@ -5016,7 +5015,7 @@
           <w:szCs w:val="26"/>
           <w:lang w:val="fr-FR"/>
         </w:rPr>
-        <w:t>CÔNG TY TNHH MTV SX TRƯỜNG VINH</w:t>
+        <w:t>CÔNG TY TNHH HOTEL NEW SKY 2</w:t>
       </w:r>
     </w:p>
     <w:p>
@@ -5235,7 +5234,7 @@
           <w:szCs w:val="26"/>
           <w:lang w:val="fr-FR" w:eastAsia="zh-CN"/>
         </w:rPr>
-        <w:t>Thôn Đông Thanh</w:t>
+        <w:t>Số 110/20/16, đường số 30, Khu phố 42</w:t>
       </w:r>
     </w:p>
     <w:p>
@@ -5289,7 +5288,7 @@
           <w:szCs w:val="26"/>
           <w:lang w:val="fr-FR" w:eastAsia="zh-CN"/>
         </w:rPr>
-        <w:t>Xã Hàm Tân</w:t>
+        <w:t>Phường An Nhơn</w:t>
       </w:r>
     </w:p>
     <w:p>
@@ -5340,7 +5339,7 @@
           <w:szCs w:val="26"/>
           <w:lang w:val="fr-FR" w:eastAsia="zh-CN"/>
         </w:rPr>
-        <w:t>tỉnh Lâm Đồng</w:t>
+        <w:t>Thành phố Hồ Chí Minh</w:t>
       </w:r>
       <w:r>
         <w:rPr>
@@ -5400,7 +5399,7 @@
           <w:szCs w:val="26"/>
           <w:lang w:val="fr-FR" w:eastAsia="zh-CN"/>
         </w:rPr>
-        <w:t>0941853154</w:t>
+        <w:t>0936852001</w:t>
       </w:r>
       <w:r>
         <w:rPr>
@@ -6490,20 +6489,16 @@
     </w:p>
     <w:tbl>
       <w:tblPr>
-        <w:tblStyle w:val="TableGrid"/>
+        <w:tblStyle w:val="TableGrid2"/>
         <w:tblW w:w="0" w:type="auto"/>
         <w:jc w:val="center"/>
-        <w:tblCellMar>
-          <w:left w:w="115" w:type="dxa"/>
-          <w:right w:w="115" w:type="dxa"/>
-        </w:tblCellMar>
         <w:tblLook w:val="04A0" w:firstRow="1" w:lastRow="0" w:firstColumn="1" w:lastColumn="0" w:noHBand="0" w:noVBand="1"/>
       </w:tblPr>
       <w:tblGrid>
-        <w:gridCol w:w="684"/>
-        <w:gridCol w:w="992"/>
-        <w:gridCol w:w="6851"/>
-        <w:gridCol w:w="1101"/>
+        <w:gridCol w:w="754"/>
+        <w:gridCol w:w="1195"/>
+        <w:gridCol w:w="5892"/>
+        <w:gridCol w:w="1787"/>
       </w:tblGrid>
       <w:tr>
         <w:trPr>
@@ -6512,25 +6507,23 @@
         </w:trPr>
         <w:tc>
           <w:tcPr>
-            <w:tcW w:w="0" w:type="auto"/>
-            <w:shd w:val="clear" w:color="auto" w:fill="D9EAF7"/>
+            <w:tcW w:w="754" w:type="dxa"/>
+            <w:shd w:val="clear" w:color="auto" w:fill="D9D9D9"/>
             <w:vAlign w:val="center"/>
           </w:tcPr>
           <w:p>
             <w:pPr>
               <w:jc w:val="center"/>
               <w:rPr>
-                <w:rFonts w:ascii="Times New Roman" w:hAnsi="Times New Roman" w:cs="Times New Roman"/>
+                <w:rFonts w:ascii="Times New Roman" w:eastAsia="Times New Roman" w:hAnsi="Times New Roman"/>
                 <w:sz w:val="24"/>
-                <w:szCs w:val="24"/>
-              </w:rPr>
-            </w:pPr>
-            <w:r>
-              <w:rPr>
-                <w:rFonts w:ascii="Times New Roman" w:hAnsi="Times New Roman" w:cs="Times New Roman"/>
+              </w:rPr>
+            </w:pPr>
+            <w:r>
+              <w:rPr>
+                <w:rFonts w:ascii="Times New Roman" w:eastAsia="Times New Roman" w:hAnsi="Times New Roman"/>
                 <w:b/>
                 <w:sz w:val="24"/>
-                <w:szCs w:val="24"/>
               </w:rPr>
               <w:t>STT</w:t>
             </w:r>
@@ -6538,77 +6531,71 @@
         </w:tc>
         <w:tc>
           <w:tcPr>
-            <w:tcW w:w="0" w:type="auto"/>
-            <w:shd w:val="clear" w:color="auto" w:fill="D9EAF7"/>
+            <w:tcW w:w="1195" w:type="dxa"/>
+            <w:shd w:val="clear" w:color="auto" w:fill="D9D9D9"/>
             <w:vAlign w:val="center"/>
           </w:tcPr>
           <w:p>
             <w:pPr>
               <w:jc w:val="center"/>
               <w:rPr>
-                <w:rFonts w:ascii="Times New Roman" w:hAnsi="Times New Roman" w:cs="Times New Roman"/>
+                <w:rFonts w:ascii="Times New Roman" w:eastAsia="Times New Roman" w:hAnsi="Times New Roman"/>
                 <w:sz w:val="24"/>
-                <w:szCs w:val="24"/>
-              </w:rPr>
-            </w:pPr>
-            <w:r>
-              <w:rPr>
-                <w:rFonts w:ascii="Times New Roman" w:hAnsi="Times New Roman" w:cs="Times New Roman"/>
+              </w:rPr>
+            </w:pPr>
+            <w:r>
+              <w:rPr>
+                <w:rFonts w:ascii="Times New Roman" w:eastAsia="Times New Roman" w:hAnsi="Times New Roman"/>
                 <w:b/>
                 <w:sz w:val="24"/>
-                <w:szCs w:val="24"/>
-              </w:rPr>
-              <w:t>Mã ngành</w:t>
+              </w:rPr>
+              <w:t>Mã Ngành</w:t>
             </w:r>
           </w:p>
         </w:tc>
         <w:tc>
           <w:tcPr>
-            <w:tcW w:w="0" w:type="auto"/>
-            <w:shd w:val="clear" w:color="auto" w:fill="D9EAF7"/>
+            <w:tcW w:w="5892" w:type="dxa"/>
+            <w:shd w:val="clear" w:color="auto" w:fill="D9D9D9"/>
             <w:vAlign w:val="center"/>
           </w:tcPr>
           <w:p>
             <w:pPr>
               <w:jc w:val="center"/>
               <w:rPr>
-                <w:rFonts w:ascii="Times New Roman" w:hAnsi="Times New Roman" w:cs="Times New Roman"/>
+                <w:rFonts w:ascii="Times New Roman" w:eastAsia="Times New Roman" w:hAnsi="Times New Roman"/>
                 <w:sz w:val="24"/>
-                <w:szCs w:val="24"/>
-              </w:rPr>
-            </w:pPr>
-            <w:r>
-              <w:rPr>
-                <w:rFonts w:ascii="Times New Roman" w:hAnsi="Times New Roman" w:cs="Times New Roman"/>
+              </w:rPr>
+            </w:pPr>
+            <w:r>
+              <w:rPr>
+                <w:rFonts w:ascii="Times New Roman" w:eastAsia="Times New Roman" w:hAnsi="Times New Roman"/>
                 <w:b/>
                 <w:sz w:val="24"/>
-                <w:szCs w:val="24"/>
-              </w:rPr>
-              <w:t>Tên ngành</w:t>
+              </w:rPr>
+              <w:t>Tên ngành (bao gồm chi tiết)</w:t>
             </w:r>
           </w:p>
         </w:tc>
         <w:tc>
           <w:tcPr>
-            <w:tcW w:w="0" w:type="auto"/>
-            <w:shd w:val="clear" w:color="auto" w:fill="D9EAF7"/>
+            <w:tcW w:w="1787" w:type="dxa"/>
+            <w:shd w:val="clear" w:color="auto" w:fill="D9D9D9"/>
             <w:vAlign w:val="center"/>
           </w:tcPr>
           <w:p>
             <w:pPr>
               <w:jc w:val="center"/>
               <w:rPr>
-                <w:rFonts w:ascii="Times New Roman" w:hAnsi="Times New Roman" w:cs="Times New Roman"/>
+                <w:rFonts w:ascii="Times New Roman" w:eastAsia="Times New Roman" w:hAnsi="Times New Roman"/>
                 <w:sz w:val="24"/>
-                <w:szCs w:val="24"/>
-              </w:rPr>
-            </w:pPr>
-            <w:r>
-              <w:rPr>
-                <w:rFonts w:ascii="Times New Roman" w:hAnsi="Times New Roman" w:cs="Times New Roman"/>
+              </w:rPr>
+            </w:pPr>
+            <w:r>
+              <w:rPr>
+                <w:rFonts w:ascii="Times New Roman" w:eastAsia="Times New Roman" w:hAnsi="Times New Roman"/>
                 <w:b/>
                 <w:sz w:val="24"/>
-                <w:szCs w:val="24"/>
               </w:rPr>
               <w:t>Ngành chính</w:t>
             </w:r>
@@ -6621,117 +6608,58 @@
         </w:trPr>
         <w:tc>
           <w:tcPr>
-            <w:tcW w:w="0" w:type="auto"/>
-            <w:vAlign w:val="center"/>
+            <w:tcW w:w="754" w:type="dxa"/>
           </w:tcPr>
           <w:p>
             <w:pPr>
-              <w:spacing w:line="252" w:lineRule="auto"/>
-              <w:jc w:val="center"/>
-              <w:rPr>
-                <w:rFonts w:ascii="Times New Roman" w:hAnsi="Times New Roman" w:cs="Times New Roman"/>
-                <w:sz w:val="24"/>
-                <w:szCs w:val="24"/>
-              </w:rPr>
-            </w:pPr>
-            <w:r>
-              <w:rPr>
-                <w:rFonts w:ascii="Times New Roman" w:hAnsi="Times New Roman" w:cs="Times New Roman"/>
-                <w:sz w:val="24"/>
-                <w:szCs w:val="24"/>
-              </w:rPr>
+              <w:rPr>
+                <w:rFonts w:ascii="Times New Roman" w:hAnsi="Times New Roman"/>
+              </w:rPr>
+            </w:pPr>
+            <w:r>
               <w:t>1</w:t>
             </w:r>
           </w:p>
         </w:tc>
         <w:tc>
           <w:tcPr>
-            <w:tcW w:w="0" w:type="auto"/>
-            <w:vAlign w:val="center"/>
+            <w:tcW w:w="1195" w:type="dxa"/>
           </w:tcPr>
           <w:p>
             <w:pPr>
-              <w:spacing w:line="252" w:lineRule="auto"/>
-              <w:jc w:val="center"/>
-              <w:rPr>
-                <w:rFonts w:ascii="Times New Roman" w:hAnsi="Times New Roman" w:cs="Times New Roman"/>
-                <w:sz w:val="24"/>
-                <w:szCs w:val="24"/>
-              </w:rPr>
-            </w:pPr>
-            <w:r>
-              <w:rPr>
-                <w:rFonts w:ascii="Times New Roman" w:hAnsi="Times New Roman" w:cs="Times New Roman"/>
-                <w:sz w:val="24"/>
-                <w:szCs w:val="24"/>
-              </w:rPr>
-              <w:t>2220</w:t>
+              <w:rPr>
+                <w:rFonts w:ascii="Times New Roman" w:hAnsi="Times New Roman"/>
+              </w:rPr>
+            </w:pPr>
+            <w:r>
+              <w:t>5510</w:t>
             </w:r>
           </w:p>
         </w:tc>
         <w:tc>
           <w:tcPr>
-            <w:tcW w:w="0" w:type="auto"/>
-            <w:vAlign w:val="center"/>
+            <w:tcW w:w="5892" w:type="dxa"/>
           </w:tcPr>
           <w:p>
             <w:pPr>
-              <w:spacing w:line="252" w:lineRule="auto"/>
-              <w:rPr>
-                <w:rFonts w:ascii="Times New Roman" w:hAnsi="Times New Roman" w:cs="Times New Roman"/>
-                <w:sz w:val="24"/>
-                <w:szCs w:val="24"/>
-              </w:rPr>
-            </w:pPr>
-            <w:r>
-              <w:rPr>
-                <w:rFonts w:ascii="Times New Roman" w:hAnsi="Times New Roman" w:cs="Times New Roman"/>
-                <w:b/>
-                <w:sz w:val="24"/>
-                <w:szCs w:val="24"/>
-              </w:rPr>
-              <w:t>Sản xuất sản phẩm từ plastic</w:t>
-            </w:r>
-            <w:r>
-              <w:rPr>
-                <w:rFonts w:ascii="Times New Roman" w:hAnsi="Times New Roman" w:cs="Times New Roman"/>
-                <w:sz w:val="24"/>
-                <w:szCs w:val="24"/>
-              </w:rPr>
-              <w:br/>
-            </w:r>
-            <w:r>
-              <w:rPr>
-                <w:rFonts w:ascii="Times New Roman" w:hAnsi="Times New Roman" w:cs="Times New Roman"/>
-                <w:i/>
-                <w:sz w:val="24"/>
-                <w:szCs w:val="24"/>
-              </w:rPr>
-              <w:t>Chi tiết: Sản xuất sợi nhựa, dây nhựa, sợi PE, PP, nylon và các sản phẩm từ plastic dùng làm nguyên liệu hoặc bán thành phẩm cho sản xuất lưới, dây thừng, vật tư nông nghiệp, ngư nghiệp, thể thao và gia dụng.</w:t>
+              <w:rPr>
+                <w:rFonts w:ascii="Times New Roman" w:hAnsi="Times New Roman"/>
+                <w:sz w:val="26"/>
+                <w:szCs w:val="26"/>
+              </w:rPr>
+            </w:pPr>
+            <w:r>
+              <w:t>Khách sạn và dịch vụ lưu trú tương tự</w:t>
             </w:r>
           </w:p>
         </w:tc>
         <w:tc>
           <w:tcPr>
-            <w:tcW w:w="0" w:type="auto"/>
+            <w:tcW w:w="1787" w:type="dxa"/>
             <w:vAlign w:val="center"/>
           </w:tcPr>
           <w:p>
-            <w:pPr>
-              <w:spacing w:line="252" w:lineRule="auto"/>
-              <w:jc w:val="center"/>
-              <w:rPr>
-                <w:rFonts w:ascii="Times New Roman" w:hAnsi="Times New Roman" w:cs="Times New Roman"/>
-                <w:sz w:val="24"/>
-                <w:szCs w:val="24"/>
-              </w:rPr>
-            </w:pPr>
-            <w:r>
-              <w:rPr>
-                <w:rFonts w:ascii="Times New Roman" w:hAnsi="Times New Roman" w:cs="Times New Roman"/>
-                <w:sz w:val="24"/>
-                <w:szCs w:val="24"/>
-              </w:rPr>
+            <w:r>
               <w:t>X</w:t>
             </w:r>
           </w:p>
@@ -6743,797 +6671,57 @@
         </w:trPr>
         <w:tc>
           <w:tcPr>
-            <w:tcW w:w="0" w:type="auto"/>
-            <w:vAlign w:val="center"/>
+            <w:tcW w:w="754" w:type="dxa"/>
           </w:tcPr>
           <w:p>
             <w:pPr>
-              <w:spacing w:line="252" w:lineRule="auto"/>
-              <w:jc w:val="center"/>
-              <w:rPr>
-                <w:rFonts w:ascii="Times New Roman" w:hAnsi="Times New Roman" w:cs="Times New Roman"/>
-                <w:sz w:val="24"/>
-                <w:szCs w:val="24"/>
-              </w:rPr>
-            </w:pPr>
-            <w:r>
-              <w:rPr>
-                <w:rFonts w:ascii="Times New Roman" w:hAnsi="Times New Roman" w:cs="Times New Roman"/>
-                <w:sz w:val="24"/>
-                <w:szCs w:val="24"/>
-              </w:rPr>
+              <w:rPr>
+                <w:rFonts w:ascii="Times New Roman" w:hAnsi="Times New Roman"/>
+              </w:rPr>
+            </w:pPr>
+            <w:r>
               <w:t>2</w:t>
             </w:r>
           </w:p>
         </w:tc>
         <w:tc>
           <w:tcPr>
-            <w:tcW w:w="0" w:type="auto"/>
-            <w:vAlign w:val="center"/>
+            <w:tcW w:w="1195" w:type="dxa"/>
           </w:tcPr>
           <w:p>
             <w:pPr>
-              <w:spacing w:line="252" w:lineRule="auto"/>
-              <w:jc w:val="center"/>
-              <w:rPr>
-                <w:rFonts w:ascii="Times New Roman" w:hAnsi="Times New Roman" w:cs="Times New Roman"/>
-                <w:sz w:val="24"/>
-                <w:szCs w:val="24"/>
-              </w:rPr>
-            </w:pPr>
-            <w:r>
-              <w:rPr>
-                <w:rFonts w:ascii="Times New Roman" w:hAnsi="Times New Roman" w:cs="Times New Roman"/>
-                <w:sz w:val="24"/>
-                <w:szCs w:val="24"/>
-              </w:rPr>
-              <w:t>2599</w:t>
+              <w:rPr>
+                <w:rFonts w:ascii="Times New Roman" w:hAnsi="Times New Roman"/>
+              </w:rPr>
+            </w:pPr>
+            <w:r>
+              <w:t>5520</w:t>
             </w:r>
           </w:p>
         </w:tc>
         <w:tc>
           <w:tcPr>
-            <w:tcW w:w="0" w:type="auto"/>
-            <w:vAlign w:val="center"/>
+            <w:tcW w:w="5892" w:type="dxa"/>
           </w:tcPr>
           <w:p>
             <w:pPr>
-              <w:spacing w:line="252" w:lineRule="auto"/>
-              <w:rPr>
-                <w:rFonts w:ascii="Times New Roman" w:hAnsi="Times New Roman" w:cs="Times New Roman"/>
-                <w:sz w:val="24"/>
-                <w:szCs w:val="24"/>
-              </w:rPr>
-            </w:pPr>
-            <w:r>
-              <w:rPr>
-                <w:rFonts w:ascii="Times New Roman" w:hAnsi="Times New Roman" w:cs="Times New Roman"/>
-                <w:b/>
-                <w:sz w:val="24"/>
-                <w:szCs w:val="24"/>
-              </w:rPr>
-              <w:t>Sản xuất sản phẩm khác bằng kim loại chưa được phân vào đâu</w:t>
-            </w:r>
-            <w:r>
-              <w:rPr>
-                <w:rFonts w:ascii="Times New Roman" w:hAnsi="Times New Roman" w:cs="Times New Roman"/>
-                <w:sz w:val="24"/>
-                <w:szCs w:val="24"/>
-              </w:rPr>
-              <w:br/>
-            </w:r>
-            <w:r>
-              <w:rPr>
-                <w:rFonts w:ascii="Times New Roman" w:hAnsi="Times New Roman" w:cs="Times New Roman"/>
-                <w:i/>
-                <w:sz w:val="24"/>
-                <w:szCs w:val="24"/>
-              </w:rPr>
-              <w:t>Chi tiết: Sản xuất các loại dụng cụ dùng cho đánh bắt nuôi trồng thủy hải sản</w:t>
+              <w:rPr>
+                <w:rFonts w:ascii="Times New Roman" w:hAnsi="Times New Roman"/>
+                <w:sz w:val="26"/>
+                <w:szCs w:val="26"/>
+              </w:rPr>
+            </w:pPr>
+            <w:r>
+              <w:t>Dịch vụ lưu trú ngắn ngày khác</w:t>
             </w:r>
           </w:p>
         </w:tc>
         <w:tc>
           <w:tcPr>
-            <w:tcW w:w="0" w:type="auto"/>
+            <w:tcW w:w="1787" w:type="dxa"/>
             <w:vAlign w:val="center"/>
           </w:tcPr>
-          <w:p>
-            <w:pPr>
-              <w:spacing w:line="252" w:lineRule="auto"/>
-              <w:jc w:val="center"/>
-              <w:rPr>
-                <w:rFonts w:ascii="Times New Roman" w:hAnsi="Times New Roman" w:cs="Times New Roman"/>
-                <w:sz w:val="24"/>
-                <w:szCs w:val="24"/>
-              </w:rPr>
-            </w:pPr>
-          </w:p>
-        </w:tc>
-      </w:tr>
-      <w:tr>
-        <w:trPr>
-          <w:jc w:val="center"/>
-        </w:trPr>
-        <w:tc>
-          <w:tcPr>
-            <w:tcW w:w="0" w:type="auto"/>
-            <w:vAlign w:val="center"/>
-          </w:tcPr>
-          <w:p>
-            <w:pPr>
-              <w:spacing w:line="252" w:lineRule="auto"/>
-              <w:jc w:val="center"/>
-              <w:rPr>
-                <w:rFonts w:ascii="Times New Roman" w:hAnsi="Times New Roman" w:cs="Times New Roman"/>
-                <w:sz w:val="24"/>
-                <w:szCs w:val="24"/>
-              </w:rPr>
-            </w:pPr>
-            <w:r>
-              <w:rPr>
-                <w:rFonts w:ascii="Times New Roman" w:hAnsi="Times New Roman" w:cs="Times New Roman"/>
-                <w:sz w:val="24"/>
-                <w:szCs w:val="24"/>
-              </w:rPr>
-              <w:t>3</w:t>
-            </w:r>
-          </w:p>
-        </w:tc>
-        <w:tc>
-          <w:tcPr>
-            <w:tcW w:w="0" w:type="auto"/>
-            <w:vAlign w:val="center"/>
-          </w:tcPr>
-          <w:p>
-            <w:pPr>
-              <w:spacing w:line="252" w:lineRule="auto"/>
-              <w:jc w:val="center"/>
-              <w:rPr>
-                <w:rFonts w:ascii="Times New Roman" w:hAnsi="Times New Roman" w:cs="Times New Roman"/>
-                <w:sz w:val="24"/>
-                <w:szCs w:val="24"/>
-              </w:rPr>
-            </w:pPr>
-            <w:r>
-              <w:rPr>
-                <w:rFonts w:ascii="Times New Roman" w:hAnsi="Times New Roman" w:cs="Times New Roman"/>
-                <w:sz w:val="24"/>
-                <w:szCs w:val="24"/>
-              </w:rPr>
-              <w:t>8299</w:t>
-            </w:r>
-          </w:p>
-        </w:tc>
-        <w:tc>
-          <w:tcPr>
-            <w:tcW w:w="0" w:type="auto"/>
-            <w:vAlign w:val="center"/>
-          </w:tcPr>
-          <w:p>
-            <w:pPr>
-              <w:spacing w:line="252" w:lineRule="auto"/>
-              <w:rPr>
-                <w:rFonts w:ascii="Times New Roman" w:hAnsi="Times New Roman" w:cs="Times New Roman"/>
-                <w:sz w:val="24"/>
-                <w:szCs w:val="24"/>
-              </w:rPr>
-            </w:pPr>
-            <w:r>
-              <w:rPr>
-                <w:rFonts w:ascii="Times New Roman" w:hAnsi="Times New Roman" w:cs="Times New Roman"/>
-                <w:b/>
-                <w:sz w:val="24"/>
-                <w:szCs w:val="24"/>
-              </w:rPr>
-              <w:t>Hoạt động dịch vụ hỗ trợ kinh doanh khác còn lại chưa được phân vào đâu</w:t>
-            </w:r>
-            <w:r>
-              <w:rPr>
-                <w:rFonts w:ascii="Times New Roman" w:hAnsi="Times New Roman" w:cs="Times New Roman"/>
-                <w:sz w:val="24"/>
-                <w:szCs w:val="24"/>
-              </w:rPr>
-              <w:br/>
-            </w:r>
-            <w:r>
-              <w:rPr>
-                <w:rFonts w:ascii="Times New Roman" w:hAnsi="Times New Roman" w:cs="Times New Roman"/>
-                <w:i/>
-                <w:sz w:val="24"/>
-                <w:szCs w:val="24"/>
-              </w:rPr>
-              <w:t>Chi tiết: Thực hiện quyền xuất khẩu thủy hải sản, hạt điều (HS: 0801), trà (HS: 0902), cà phê (HS: 0305)</w:t>
-            </w:r>
-          </w:p>
-        </w:tc>
-        <w:tc>
-          <w:tcPr>
-            <w:tcW w:w="0" w:type="auto"/>
-            <w:vAlign w:val="center"/>
-          </w:tcPr>
-          <w:p>
-            <w:pPr>
-              <w:spacing w:line="252" w:lineRule="auto"/>
-              <w:jc w:val="center"/>
-              <w:rPr>
-                <w:rFonts w:ascii="Times New Roman" w:hAnsi="Times New Roman" w:cs="Times New Roman"/>
-                <w:sz w:val="24"/>
-                <w:szCs w:val="24"/>
-              </w:rPr>
-            </w:pPr>
-          </w:p>
-        </w:tc>
-      </w:tr>
-      <w:tr>
-        <w:trPr>
-          <w:jc w:val="center"/>
-        </w:trPr>
-        <w:tc>
-          <w:tcPr>
-            <w:tcW w:w="0" w:type="auto"/>
-            <w:vAlign w:val="center"/>
-          </w:tcPr>
-          <w:p>
-            <w:pPr>
-              <w:spacing w:line="252" w:lineRule="auto"/>
-              <w:jc w:val="center"/>
-              <w:rPr>
-                <w:rFonts w:ascii="Times New Roman" w:hAnsi="Times New Roman" w:cs="Times New Roman"/>
-                <w:sz w:val="24"/>
-                <w:szCs w:val="24"/>
-              </w:rPr>
-            </w:pPr>
-            <w:r>
-              <w:rPr>
-                <w:rFonts w:ascii="Times New Roman" w:hAnsi="Times New Roman" w:cs="Times New Roman"/>
-                <w:sz w:val="24"/>
-                <w:szCs w:val="24"/>
-              </w:rPr>
-              <w:t>4</w:t>
-            </w:r>
-          </w:p>
-        </w:tc>
-        <w:tc>
-          <w:tcPr>
-            <w:tcW w:w="0" w:type="auto"/>
-            <w:vAlign w:val="center"/>
-          </w:tcPr>
-          <w:p>
-            <w:pPr>
-              <w:spacing w:line="252" w:lineRule="auto"/>
-              <w:jc w:val="center"/>
-              <w:rPr>
-                <w:rFonts w:ascii="Times New Roman" w:hAnsi="Times New Roman" w:cs="Times New Roman"/>
-                <w:sz w:val="24"/>
-                <w:szCs w:val="24"/>
-              </w:rPr>
-            </w:pPr>
-            <w:r>
-              <w:rPr>
-                <w:rFonts w:ascii="Times New Roman" w:hAnsi="Times New Roman" w:cs="Times New Roman"/>
-                <w:sz w:val="24"/>
-                <w:szCs w:val="24"/>
-              </w:rPr>
-              <w:t>1394</w:t>
-            </w:r>
-          </w:p>
-        </w:tc>
-        <w:tc>
-          <w:tcPr>
-            <w:tcW w:w="0" w:type="auto"/>
-            <w:vAlign w:val="center"/>
-          </w:tcPr>
-          <w:p>
-            <w:pPr>
-              <w:spacing w:line="252" w:lineRule="auto"/>
-              <w:rPr>
-                <w:rFonts w:ascii="Times New Roman" w:hAnsi="Times New Roman" w:cs="Times New Roman"/>
-                <w:sz w:val="24"/>
-                <w:szCs w:val="24"/>
-              </w:rPr>
-            </w:pPr>
-            <w:r>
-              <w:rPr>
-                <w:rFonts w:ascii="Times New Roman" w:hAnsi="Times New Roman" w:cs="Times New Roman"/>
-                <w:b/>
-                <w:sz w:val="24"/>
-                <w:szCs w:val="24"/>
-              </w:rPr>
-              <w:t>Sản xuất các loại dây bện và lưới</w:t>
-            </w:r>
-            <w:r>
-              <w:rPr>
-                <w:rFonts w:ascii="Times New Roman" w:hAnsi="Times New Roman" w:cs="Times New Roman"/>
-                <w:sz w:val="24"/>
-                <w:szCs w:val="24"/>
-              </w:rPr>
-              <w:br/>
-            </w:r>
-            <w:r>
-              <w:rPr>
-                <w:rFonts w:ascii="Times New Roman" w:hAnsi="Times New Roman" w:cs="Times New Roman"/>
-                <w:i/>
-                <w:sz w:val="24"/>
-                <w:szCs w:val="24"/>
-              </w:rPr>
-              <w:t>Chi tiết: Sản xuất, gia công, đan, bện các loại dây thừng, dây bện, lưới đánh bắt thủy sản, lưới nuôi trồng thủy sản, lưới nông nghiệp, lưới thể thao, lưới an toàn và các loại lưới chuyên dụng khác.</w:t>
-            </w:r>
-          </w:p>
-        </w:tc>
-        <w:tc>
-          <w:tcPr>
-            <w:tcW w:w="0" w:type="auto"/>
-            <w:vAlign w:val="center"/>
-          </w:tcPr>
-          <w:p>
-            <w:pPr>
-              <w:spacing w:line="252" w:lineRule="auto"/>
-              <w:jc w:val="center"/>
-              <w:rPr>
-                <w:rFonts w:ascii="Times New Roman" w:hAnsi="Times New Roman" w:cs="Times New Roman"/>
-                <w:sz w:val="24"/>
-                <w:szCs w:val="24"/>
-              </w:rPr>
-            </w:pPr>
-          </w:p>
-        </w:tc>
-      </w:tr>
-      <w:tr>
-        <w:trPr>
-          <w:jc w:val="center"/>
-        </w:trPr>
-        <w:tc>
-          <w:tcPr>
-            <w:tcW w:w="0" w:type="auto"/>
-            <w:vAlign w:val="center"/>
-          </w:tcPr>
-          <w:p>
-            <w:pPr>
-              <w:spacing w:line="252" w:lineRule="auto"/>
-              <w:jc w:val="center"/>
-              <w:rPr>
-                <w:rFonts w:ascii="Times New Roman" w:hAnsi="Times New Roman" w:cs="Times New Roman"/>
-                <w:sz w:val="24"/>
-                <w:szCs w:val="24"/>
-              </w:rPr>
-            </w:pPr>
-            <w:r>
-              <w:rPr>
-                <w:rFonts w:ascii="Times New Roman" w:hAnsi="Times New Roman" w:cs="Times New Roman"/>
-                <w:sz w:val="24"/>
-                <w:szCs w:val="24"/>
-              </w:rPr>
-              <w:t>5</w:t>
-            </w:r>
-          </w:p>
-        </w:tc>
-        <w:tc>
-          <w:tcPr>
-            <w:tcW w:w="0" w:type="auto"/>
-            <w:vAlign w:val="center"/>
-          </w:tcPr>
-          <w:p>
-            <w:pPr>
-              <w:spacing w:line="252" w:lineRule="auto"/>
-              <w:jc w:val="center"/>
-              <w:rPr>
-                <w:rFonts w:ascii="Times New Roman" w:hAnsi="Times New Roman" w:cs="Times New Roman"/>
-                <w:sz w:val="24"/>
-                <w:szCs w:val="24"/>
-              </w:rPr>
-            </w:pPr>
-            <w:r>
-              <w:rPr>
-                <w:rFonts w:ascii="Times New Roman" w:hAnsi="Times New Roman" w:cs="Times New Roman"/>
-                <w:sz w:val="24"/>
-                <w:szCs w:val="24"/>
-              </w:rPr>
-              <w:t>3512</w:t>
-            </w:r>
-          </w:p>
-        </w:tc>
-        <w:tc>
-          <w:tcPr>
-            <w:tcW w:w="0" w:type="auto"/>
-            <w:vAlign w:val="center"/>
-          </w:tcPr>
-          <w:p>
-            <w:pPr>
-              <w:spacing w:line="252" w:lineRule="auto"/>
-              <w:rPr>
-                <w:rFonts w:ascii="Times New Roman" w:hAnsi="Times New Roman" w:cs="Times New Roman"/>
-                <w:sz w:val="24"/>
-                <w:szCs w:val="24"/>
-              </w:rPr>
-            </w:pPr>
-            <w:r>
-              <w:rPr>
-                <w:rFonts w:ascii="Times New Roman" w:hAnsi="Times New Roman" w:cs="Times New Roman"/>
-                <w:b/>
-                <w:sz w:val="24"/>
-                <w:szCs w:val="24"/>
-              </w:rPr>
-              <w:t>Sản xuất điện từ nguồn năng lượng tái tạo</w:t>
-            </w:r>
-            <w:r>
-              <w:rPr>
-                <w:rFonts w:ascii="Times New Roman" w:hAnsi="Times New Roman" w:cs="Times New Roman"/>
-                <w:sz w:val="24"/>
-                <w:szCs w:val="24"/>
-              </w:rPr>
-              <w:br/>
-            </w:r>
-            <w:r>
-              <w:rPr>
-                <w:rFonts w:ascii="Times New Roman" w:hAnsi="Times New Roman" w:cs="Times New Roman"/>
-                <w:i/>
-                <w:sz w:val="24"/>
-                <w:szCs w:val="24"/>
-              </w:rPr>
-              <w:t>Chi tiết: Sản xuất và bán điện năng lượng mặt trời</w:t>
-            </w:r>
-          </w:p>
-        </w:tc>
-        <w:tc>
-          <w:tcPr>
-            <w:tcW w:w="0" w:type="auto"/>
-            <w:vAlign w:val="center"/>
-          </w:tcPr>
-          <w:p>
-            <w:pPr>
-              <w:spacing w:line="252" w:lineRule="auto"/>
-              <w:jc w:val="center"/>
-              <w:rPr>
-                <w:rFonts w:ascii="Times New Roman" w:hAnsi="Times New Roman" w:cs="Times New Roman"/>
-                <w:sz w:val="24"/>
-                <w:szCs w:val="24"/>
-              </w:rPr>
-            </w:pPr>
-          </w:p>
-        </w:tc>
-      </w:tr>
-      <w:tr>
-        <w:trPr>
-          <w:jc w:val="center"/>
-        </w:trPr>
-        <w:tc>
-          <w:tcPr>
-            <w:tcW w:w="0" w:type="auto"/>
-            <w:vAlign w:val="center"/>
-          </w:tcPr>
-          <w:p>
-            <w:pPr>
-              <w:spacing w:line="252" w:lineRule="auto"/>
-              <w:jc w:val="center"/>
-              <w:rPr>
-                <w:rFonts w:ascii="Times New Roman" w:hAnsi="Times New Roman" w:cs="Times New Roman"/>
-                <w:sz w:val="24"/>
-                <w:szCs w:val="24"/>
-              </w:rPr>
-            </w:pPr>
-            <w:r>
-              <w:rPr>
-                <w:rFonts w:ascii="Times New Roman" w:hAnsi="Times New Roman" w:cs="Times New Roman"/>
-                <w:sz w:val="24"/>
-                <w:szCs w:val="24"/>
-              </w:rPr>
-              <w:t>6</w:t>
-            </w:r>
-          </w:p>
-        </w:tc>
-        <w:tc>
-          <w:tcPr>
-            <w:tcW w:w="0" w:type="auto"/>
-            <w:vAlign w:val="center"/>
-          </w:tcPr>
-          <w:p>
-            <w:pPr>
-              <w:spacing w:line="252" w:lineRule="auto"/>
-              <w:jc w:val="center"/>
-              <w:rPr>
-                <w:rFonts w:ascii="Times New Roman" w:hAnsi="Times New Roman" w:cs="Times New Roman"/>
-                <w:sz w:val="24"/>
-                <w:szCs w:val="24"/>
-              </w:rPr>
-            </w:pPr>
-            <w:r>
-              <w:rPr>
-                <w:rFonts w:ascii="Times New Roman" w:hAnsi="Times New Roman" w:cs="Times New Roman"/>
-                <w:sz w:val="24"/>
-                <w:szCs w:val="24"/>
-              </w:rPr>
-              <w:t>5210</w:t>
-            </w:r>
-          </w:p>
-        </w:tc>
-        <w:tc>
-          <w:tcPr>
-            <w:tcW w:w="0" w:type="auto"/>
-            <w:vAlign w:val="center"/>
-          </w:tcPr>
-          <w:p>
-            <w:pPr>
-              <w:spacing w:line="252" w:lineRule="auto"/>
-              <w:rPr>
-                <w:rFonts w:ascii="Times New Roman" w:hAnsi="Times New Roman" w:cs="Times New Roman"/>
-                <w:sz w:val="24"/>
-                <w:szCs w:val="24"/>
-              </w:rPr>
-            </w:pPr>
-            <w:r>
-              <w:rPr>
-                <w:rFonts w:ascii="Times New Roman" w:hAnsi="Times New Roman" w:cs="Times New Roman"/>
-                <w:b/>
-                <w:sz w:val="24"/>
-                <w:szCs w:val="24"/>
-              </w:rPr>
-              <w:t>Kho bãi và lưu giữ hàng hóa</w:t>
-            </w:r>
-            <w:r>
-              <w:rPr>
-                <w:rFonts w:ascii="Times New Roman" w:hAnsi="Times New Roman" w:cs="Times New Roman"/>
-                <w:sz w:val="24"/>
-                <w:szCs w:val="24"/>
-              </w:rPr>
-              <w:br/>
-            </w:r>
-            <w:r>
-              <w:rPr>
-                <w:rFonts w:ascii="Times New Roman" w:hAnsi="Times New Roman" w:cs="Times New Roman"/>
-                <w:i/>
-                <w:sz w:val="24"/>
-                <w:szCs w:val="24"/>
-              </w:rPr>
-              <w:t>Chi tiết: Kho bãi và lưu giữ hàng hóa trong kho đông lạnh; cho thuê kho lạnh.</w:t>
-            </w:r>
-          </w:p>
-        </w:tc>
-        <w:tc>
-          <w:tcPr>
-            <w:tcW w:w="0" w:type="auto"/>
-            <w:vAlign w:val="center"/>
-          </w:tcPr>
-          <w:p>
-            <w:pPr>
-              <w:spacing w:line="252" w:lineRule="auto"/>
-              <w:jc w:val="center"/>
-              <w:rPr>
-                <w:rFonts w:ascii="Times New Roman" w:hAnsi="Times New Roman" w:cs="Times New Roman"/>
-                <w:sz w:val="24"/>
-                <w:szCs w:val="24"/>
-              </w:rPr>
-            </w:pPr>
-          </w:p>
-        </w:tc>
-      </w:tr>
-      <w:tr>
-        <w:trPr>
-          <w:jc w:val="center"/>
-        </w:trPr>
-        <w:tc>
-          <w:tcPr>
-            <w:tcW w:w="0" w:type="auto"/>
-            <w:vAlign w:val="center"/>
-          </w:tcPr>
-          <w:p>
-            <w:pPr>
-              <w:spacing w:line="252" w:lineRule="auto"/>
-              <w:jc w:val="center"/>
-              <w:rPr>
-                <w:rFonts w:ascii="Times New Roman" w:hAnsi="Times New Roman" w:cs="Times New Roman"/>
-                <w:sz w:val="24"/>
-                <w:szCs w:val="24"/>
-              </w:rPr>
-            </w:pPr>
-            <w:r>
-              <w:rPr>
-                <w:rFonts w:ascii="Times New Roman" w:hAnsi="Times New Roman" w:cs="Times New Roman"/>
-                <w:sz w:val="24"/>
-                <w:szCs w:val="24"/>
-              </w:rPr>
-              <w:t>7</w:t>
-            </w:r>
-          </w:p>
-        </w:tc>
-        <w:tc>
-          <w:tcPr>
-            <w:tcW w:w="0" w:type="auto"/>
-            <w:vAlign w:val="center"/>
-          </w:tcPr>
-          <w:p>
-            <w:pPr>
-              <w:spacing w:line="252" w:lineRule="auto"/>
-              <w:jc w:val="center"/>
-              <w:rPr>
-                <w:rFonts w:ascii="Times New Roman" w:hAnsi="Times New Roman" w:cs="Times New Roman"/>
-                <w:sz w:val="24"/>
-                <w:szCs w:val="24"/>
-              </w:rPr>
-            </w:pPr>
-            <w:r>
-              <w:rPr>
-                <w:rFonts w:ascii="Times New Roman" w:hAnsi="Times New Roman" w:cs="Times New Roman"/>
-                <w:sz w:val="24"/>
-                <w:szCs w:val="24"/>
-              </w:rPr>
-              <w:t>4632</w:t>
-            </w:r>
-          </w:p>
-        </w:tc>
-        <w:tc>
-          <w:tcPr>
-            <w:tcW w:w="0" w:type="auto"/>
-            <w:vAlign w:val="center"/>
-          </w:tcPr>
-          <w:p>
-            <w:pPr>
-              <w:spacing w:line="252" w:lineRule="auto"/>
-              <w:rPr>
-                <w:rFonts w:ascii="Times New Roman" w:hAnsi="Times New Roman" w:cs="Times New Roman"/>
-                <w:sz w:val="24"/>
-                <w:szCs w:val="24"/>
-              </w:rPr>
-            </w:pPr>
-            <w:r>
-              <w:rPr>
-                <w:rFonts w:ascii="Times New Roman" w:hAnsi="Times New Roman" w:cs="Times New Roman"/>
-                <w:b/>
-                <w:sz w:val="24"/>
-                <w:szCs w:val="24"/>
-              </w:rPr>
-              <w:t>Bán buôn thực phẩm</w:t>
-            </w:r>
-            <w:r>
-              <w:rPr>
-                <w:rFonts w:ascii="Times New Roman" w:hAnsi="Times New Roman" w:cs="Times New Roman"/>
-                <w:sz w:val="24"/>
-                <w:szCs w:val="24"/>
-              </w:rPr>
-              <w:br/>
-            </w:r>
-            <w:r>
-              <w:rPr>
-                <w:rFonts w:ascii="Times New Roman" w:hAnsi="Times New Roman" w:cs="Times New Roman"/>
-                <w:i/>
-                <w:sz w:val="24"/>
-                <w:szCs w:val="24"/>
-              </w:rPr>
-              <w:t>Chi tiết: Bán buôn rau, quả; mua bán, xuất nhập khẩu trái cây.</w:t>
-            </w:r>
-          </w:p>
-        </w:tc>
-        <w:tc>
-          <w:tcPr>
-            <w:tcW w:w="0" w:type="auto"/>
-            <w:vAlign w:val="center"/>
-          </w:tcPr>
-          <w:p>
-            <w:pPr>
-              <w:spacing w:line="252" w:lineRule="auto"/>
-              <w:jc w:val="center"/>
-              <w:rPr>
-                <w:rFonts w:ascii="Times New Roman" w:hAnsi="Times New Roman" w:cs="Times New Roman"/>
-                <w:sz w:val="24"/>
-                <w:szCs w:val="24"/>
-              </w:rPr>
-            </w:pPr>
-          </w:p>
-        </w:tc>
-      </w:tr>
-      <w:tr>
-        <w:trPr>
-          <w:jc w:val="center"/>
-        </w:trPr>
-        <w:tc>
-          <w:tcPr>
-            <w:tcW w:w="0" w:type="auto"/>
-            <w:vAlign w:val="center"/>
-          </w:tcPr>
-          <w:p>
-            <w:pPr>
-              <w:spacing w:line="252" w:lineRule="auto"/>
-              <w:jc w:val="center"/>
-              <w:rPr>
-                <w:rFonts w:ascii="Times New Roman" w:hAnsi="Times New Roman" w:cs="Times New Roman"/>
-                <w:sz w:val="24"/>
-                <w:szCs w:val="24"/>
-              </w:rPr>
-            </w:pPr>
-            <w:r>
-              <w:rPr>
-                <w:rFonts w:ascii="Times New Roman" w:hAnsi="Times New Roman" w:cs="Times New Roman"/>
-                <w:sz w:val="24"/>
-                <w:szCs w:val="24"/>
-              </w:rPr>
-              <w:lastRenderedPageBreak/>
-              <w:t>8</w:t>
-            </w:r>
-          </w:p>
-        </w:tc>
-        <w:tc>
-          <w:tcPr>
-            <w:tcW w:w="0" w:type="auto"/>
-            <w:vAlign w:val="center"/>
-          </w:tcPr>
-          <w:p>
-            <w:pPr>
-              <w:spacing w:line="252" w:lineRule="auto"/>
-              <w:jc w:val="center"/>
-              <w:rPr>
-                <w:rFonts w:ascii="Times New Roman" w:hAnsi="Times New Roman" w:cs="Times New Roman"/>
-                <w:sz w:val="24"/>
-                <w:szCs w:val="24"/>
-              </w:rPr>
-            </w:pPr>
-            <w:r>
-              <w:rPr>
-                <w:rFonts w:ascii="Times New Roman" w:hAnsi="Times New Roman" w:cs="Times New Roman"/>
-                <w:sz w:val="24"/>
-                <w:szCs w:val="24"/>
-              </w:rPr>
-              <w:t>2592</w:t>
-            </w:r>
-          </w:p>
-        </w:tc>
-        <w:tc>
-          <w:tcPr>
-            <w:tcW w:w="0" w:type="auto"/>
-            <w:vAlign w:val="center"/>
-          </w:tcPr>
-          <w:p>
-            <w:pPr>
-              <w:spacing w:line="252" w:lineRule="auto"/>
-              <w:rPr>
-                <w:rFonts w:ascii="Times New Roman" w:hAnsi="Times New Roman" w:cs="Times New Roman"/>
-                <w:sz w:val="24"/>
-                <w:szCs w:val="24"/>
-              </w:rPr>
-            </w:pPr>
-            <w:r>
-              <w:rPr>
-                <w:rFonts w:ascii="Times New Roman" w:hAnsi="Times New Roman" w:cs="Times New Roman"/>
-                <w:b/>
-                <w:sz w:val="24"/>
-                <w:szCs w:val="24"/>
-              </w:rPr>
-              <w:t>Gia công cơ khí; xử lý và tráng phủ kim loại</w:t>
-            </w:r>
-            <w:r>
-              <w:rPr>
-                <w:rFonts w:ascii="Times New Roman" w:hAnsi="Times New Roman" w:cs="Times New Roman"/>
-                <w:sz w:val="24"/>
-                <w:szCs w:val="24"/>
-              </w:rPr>
-              <w:br/>
-            </w:r>
-            <w:r>
-              <w:rPr>
-                <w:rFonts w:ascii="Times New Roman" w:hAnsi="Times New Roman" w:cs="Times New Roman"/>
-                <w:i/>
-                <w:sz w:val="24"/>
-                <w:szCs w:val="24"/>
-              </w:rPr>
-              <w:t>Chi tiết: Gia công cắt, hàn sắt; phun sơn, sơn phủ bề mặt kim loại, các thiết bị và dụng cụ thể thao.</w:t>
-            </w:r>
-          </w:p>
-        </w:tc>
-        <w:tc>
-          <w:tcPr>
-            <w:tcW w:w="0" w:type="auto"/>
-            <w:vAlign w:val="center"/>
-          </w:tcPr>
-          <w:p>
-            <w:pPr>
-              <w:spacing w:line="252" w:lineRule="auto"/>
-              <w:jc w:val="center"/>
-              <w:rPr>
-                <w:rFonts w:ascii="Times New Roman" w:hAnsi="Times New Roman" w:cs="Times New Roman"/>
-                <w:sz w:val="24"/>
-                <w:szCs w:val="24"/>
-              </w:rPr>
-            </w:pPr>
-          </w:p>
+          <w:p/>
         </w:tc>
       </w:tr>
     </w:tbl>
@@ -7746,7 +6934,7 @@
           <w:sz w:val="26"/>
           <w:szCs w:val="26"/>
         </w:rPr>
-        <w:t>PHÙNG VĂN VIỆT</w:t>
+        <w:t>HOÀNG MINH ĐẠT</w:t>
       </w:r>
     </w:p>
     <w:p>
@@ -7779,7 +6967,7 @@
           <w:sz w:val="26"/>
           <w:szCs w:val="26"/>
         </w:rPr>
-        <w:t>28/07/1993</w:t>
+        <w:t>14/09/2001</w:t>
       </w:r>
     </w:p>
     <w:p>
@@ -7852,7 +7040,7 @@
           <w:sz w:val="26"/>
           <w:szCs w:val="26"/>
         </w:rPr>
-        <w:t>027093006833</w:t>
+        <w:t>026201000396</w:t>
       </w:r>
     </w:p>
     <w:p>
@@ -7918,7 +7106,7 @@
           <w:sz w:val="26"/>
           <w:szCs w:val="26"/>
         </w:rPr>
-        <w:t>Tổ 6, Khu Phố 1</w:t>
+        <w:t>Thôn Đại Tự 56</w:t>
       </w:r>
     </w:p>
     <w:p>
@@ -7947,7 +7135,7 @@
           <w:szCs w:val="26"/>
           <w:lang w:eastAsia="zh-CN"/>
         </w:rPr>
-        <w:t>Phường Bình Lộc</w:t>
+        <w:t>Xã Liên Châu</w:t>
       </w:r>
     </w:p>
     <w:p>
@@ -7986,7 +7174,7 @@
           <w:szCs w:val="26"/>
           <w:lang w:eastAsia="zh-CN"/>
         </w:rPr>
-        <w:t>Thành Phố Đồng Nai</w:t>
+        <w:t>Tỉnh Phú Thọ</w:t>
       </w:r>
     </w:p>
     <w:p>
@@ -8054,6 +7242,7 @@
           <w:sz w:val="26"/>
           <w:szCs w:val="26"/>
         </w:rPr>
+        <w:lastRenderedPageBreak/>
         <w:t>Điện thoại</w:t>
       </w:r>
       <w:r>
@@ -8089,7 +7278,7 @@
           <w:sz w:val="26"/>
           <w:szCs w:val="26"/>
         </w:rPr>
-        <w:t>0941853154</w:t>
+        <w:t>0936852001</w:t>
       </w:r>
       <w:r>
         <w:rPr>
@@ -8728,7 +7917,6 @@
           <w:szCs w:val="26"/>
           <w:lang w:val="fr-FR" w:eastAsia="zh-CN"/>
         </w:rPr>
-        <w:lastRenderedPageBreak/>
         <w:t xml:space="preserve">- Thông tin về chủ sở </w:t>
       </w:r>
       <w:proofErr w:type="gramStart"/>
@@ -11203,7 +10391,7 @@
           <w:szCs w:val="26"/>
           <w:lang w:val="fr-FR" w:eastAsia="zh-CN"/>
         </w:rPr>
-        <w:t>2.000.000.000 VNĐ.</w:t>
+        <w:t>3.000.000.000 VNĐ.</w:t>
       </w:r>
     </w:p>
     <w:p>
@@ -11311,7 +10499,7 @@
           <w:szCs w:val="26"/>
           <w:lang w:val="fr-FR" w:eastAsia="zh-CN"/>
         </w:rPr>
-        <w:t>Hai tỷ đồng</w:t>
+        <w:t>Ba tỷ đồng</w:t>
       </w:r>
     </w:p>
     <w:p>
@@ -12052,7 +11240,7 @@
                 <w:szCs w:val="26"/>
                 <w:lang w:val="fr-FR" w:eastAsia="zh-CN"/>
               </w:rPr>
-              <w:t>2.000.000.000 VNĐ.</w:t>
+              <w:t>3.000.000.000 VNĐ.</w:t>
             </w:r>
           </w:p>
         </w:tc>
@@ -12328,7 +11516,7 @@
                 <w:szCs w:val="26"/>
                 <w:lang w:val="fr-FR" w:eastAsia="zh-CN"/>
               </w:rPr>
-              <w:t>2.000.000.000 VNĐ.</w:t>
+              <w:t>3.000.000.000 VNĐ.</w:t>
             </w:r>
           </w:p>
         </w:tc>
@@ -12744,7 +11932,7 @@
                 <w:szCs w:val="26"/>
                 <w:lang w:val="fr-FR" w:eastAsia="zh-CN"/>
               </w:rPr>
-              <w:t>2.000.000.000 VNĐ.</w:t>
+              <w:t>3.000.000.000 VNĐ.</w:t>
             </w:r>
           </w:p>
         </w:tc>
@@ -13460,7 +12648,7 @@
                 <w:szCs w:val="26"/>
                 <w:lang w:val="fr-FR" w:eastAsia="zh-CN"/>
               </w:rPr>
-              <w:t>2.000.000.000 VNĐ.</w:t>
+              <w:t>3.000.000.000 VNĐ.</w:t>
             </w:r>
           </w:p>
         </w:tc>
@@ -13624,7 +12812,7 @@
           <w:sz w:val="26"/>
           <w:szCs w:val="26"/>
         </w:rPr>
-        <w:t>PHÙNG VĂN VIỆT</w:t>
+        <w:t>HOÀNG MINH ĐẠT</w:t>
       </w:r>
     </w:p>
     <w:p>
@@ -13657,7 +12845,7 @@
           <w:sz w:val="26"/>
           <w:szCs w:val="26"/>
         </w:rPr>
-        <w:t>28/07/1993</w:t>
+        <w:t>14/09/2001</w:t>
       </w:r>
     </w:p>
     <w:p>
@@ -13729,7 +12917,7 @@
           <w:sz w:val="26"/>
           <w:szCs w:val="26"/>
         </w:rPr>
-        <w:t>027093006833</w:t>
+        <w:t>026201000396</w:t>
       </w:r>
     </w:p>
     <w:p>
@@ -13830,7 +13018,7 @@
           <w:sz w:val="26"/>
           <w:szCs w:val="26"/>
         </w:rPr>
-        <w:t>Tổ 6, Khu Phố 1</w:t>
+        <w:t>Thôn Đại Tự 56</w:t>
       </w:r>
     </w:p>
     <w:p>
@@ -13859,7 +13047,7 @@
           <w:szCs w:val="26"/>
           <w:lang w:eastAsia="zh-CN"/>
         </w:rPr>
-        <w:t>Phường Bình Lộc</w:t>
+        <w:t>Xã Liên Châu</w:t>
       </w:r>
     </w:p>
     <w:p>
@@ -13898,7 +13086,7 @@
           <w:szCs w:val="26"/>
           <w:lang w:eastAsia="zh-CN"/>
         </w:rPr>
-        <w:t>Thành Phố Đồng Nai</w:t>
+        <w:t>Tỉnh Phú Thọ</w:t>
       </w:r>
     </w:p>
     <w:p>
@@ -14002,7 +13190,7 @@
           <w:szCs w:val="26"/>
           <w:lang w:eastAsia="zh-CN"/>
         </w:rPr>
-        <w:t>0941853154</w:t>
+        <w:t>0936852001</w:t>
       </w:r>
       <w:r>
         <w:rPr>
@@ -14724,7 +13912,7 @@
                 <w:szCs w:val="26"/>
                 <w:lang w:eastAsia="zh-CN"/>
               </w:rPr>
-              <w:t>PHÙNG VĂN VIỆT</w:t>
+              <w:t>HOÀNG MINH ĐẠT</w:t>
             </w:r>
           </w:p>
           <w:p>
@@ -14753,7 +13941,7 @@
                 <w:sz w:val="26"/>
                 <w:szCs w:val="26"/>
               </w:rPr>
-              <w:t>28/07/1993</w:t>
+              <w:t>14/09/2001</w:t>
             </w:r>
           </w:p>
           <w:p>
@@ -14815,7 +14003,7 @@
                 <w:szCs w:val="26"/>
                 <w:lang w:eastAsia="zh-CN"/>
               </w:rPr>
-              <w:t>027093006833</w:t>
+              <w:t>026201000396</w:t>
             </w:r>
           </w:p>
           <w:p>
@@ -14854,7 +14042,7 @@
                 <w:szCs w:val="26"/>
                 <w:lang w:eastAsia="zh-CN"/>
               </w:rPr>
-              <w:t>0941853154</w:t>
+              <w:t>0936852001</w:t>
             </w:r>
           </w:p>
         </w:tc>
@@ -18756,7 +17944,7 @@
                 <w:sz w:val="26"/>
                 <w:szCs w:val="26"/>
               </w:rPr>
-              <w:t>PHÙNG VĂN VIỆT</w:t>
+              <w:t>HOÀNG MINH ĐẠT</w:t>
             </w:r>
           </w:p>
         </w:tc>
@@ -19682,7 +18870,7 @@
     <w:lsdException w:name="Table Web 2" w:semiHidden="1" w:unhideWhenUsed="1"/>
     <w:lsdException w:name="Table Web 3" w:semiHidden="1" w:unhideWhenUsed="1"/>
     <w:lsdException w:name="Balloon Text" w:semiHidden="1" w:unhideWhenUsed="1"/>
-    <w:lsdException w:name="Table Grid" w:uiPriority="59"/>
+    <w:lsdException w:name="Table Grid" w:uiPriority="39"/>
     <w:lsdException w:name="Table Theme" w:semiHidden="1" w:unhideWhenUsed="1"/>
     <w:lsdException w:name="Placeholder Text" w:semiHidden="1"/>
     <w:lsdException w:name="No Spacing" w:uiPriority="1" w:qFormat="1"/>
@@ -20022,7 +19210,7 @@
   <w:style w:type="table" w:styleId="TableGrid">
     <w:name w:val="Table Grid"/>
     <w:basedOn w:val="TableNormal"/>
-    <w:uiPriority w:val="59"/>
+    <w:uiPriority w:val="39"/>
     <w:rsid w:val="009D587A"/>
     <w:pPr>
       <w:spacing w:after="0" w:line="240" w:lineRule="auto"/>

--- a/DKKDApp/bin/Debug/net8.0-windows/GIẤY ĐỀ NGHỊ_Mẫu số 2_DA_DIEN.docx
+++ b/DKKDApp/bin/Debug/net8.0-windows/GIẤY ĐỀ NGHỊ_Mẫu số 2_DA_DIEN.docx
@@ -178,13 +178,12 @@
       </w:r>
       <w:r>
         <w:rPr>
-          <w:rFonts w:ascii="Times New Roman" w:hAnsi="Times New Roman" w:cs="Times New Roman"/>
+          <w:rFonts w:ascii="Times New Roman" w:eastAsia="Times New Roman" w:hAnsi="Times New Roman" w:cs="Times New Roman"/>
           <w:iCs/>
-          <w:color w:val="000000" w:themeColor="text1"/>
-          <w:sz w:val="26"/>
-          <w:szCs w:val="26"/>
-        </w:rPr>
-        <w:t>ngày 14 tháng 5 năm 2026</w:t>
+          <w:sz w:val="26"/>
+          <w:szCs w:val="26"/>
+        </w:rPr>
+        <w:t>26/5/2026</w:t>
       </w:r>
     </w:p>
     <w:p>
@@ -362,7 +361,7 @@
           <w:sz w:val="26"/>
           <w:szCs w:val="26"/>
         </w:rPr>
-        <w:t>NGUYỄN TRỌNG TRUNG</w:t>
+        <w:t>VŨ TUẤN PHƯỚC</w:t>
       </w:r>
     </w:p>
     <w:p>
@@ -395,7 +394,7 @@
           <w:sz w:val="26"/>
           <w:szCs w:val="26"/>
         </w:rPr>
-        <w:t>22/02/1989</w:t>
+        <w:t>29/10/1994</w:t>
       </w:r>
     </w:p>
     <w:p>
@@ -467,7 +466,7 @@
           <w:sz w:val="26"/>
           <w:szCs w:val="26"/>
         </w:rPr>
-        <w:t>034089016494</w:t>
+        <w:t>060094002350</w:t>
       </w:r>
     </w:p>
     <w:p>
@@ -551,7 +550,7 @@
           <w:sz w:val="26"/>
           <w:szCs w:val="26"/>
         </w:rPr>
-        <w:t>Thôn Bình An</w:t>
+        <w:t>Căn hộ chung cư số 1214 - chung cư chánh nghĩa quốc cường block sky B - tổ 26 khu phố chánh nghĩa 3</w:t>
       </w:r>
     </w:p>
     <w:p>
@@ -580,7 +579,7 @@
           <w:szCs w:val="26"/>
           <w:lang w:eastAsia="zh-CN"/>
         </w:rPr>
-        <w:t>xã Đông Thụy Anh</w:t>
+        <w:t>Phường Thủ Dầu Một</w:t>
       </w:r>
     </w:p>
     <w:p>
@@ -619,7 +618,7 @@
           <w:szCs w:val="26"/>
           <w:lang w:eastAsia="zh-CN"/>
         </w:rPr>
-        <w:t>Tỉnh Hưng Yên</w:t>
+        <w:t>Thành phố Hồ Chí Minh</w:t>
       </w:r>
     </w:p>
     <w:p>
@@ -723,15 +722,6 @@
           <w:szCs w:val="26"/>
           <w:lang w:eastAsia="zh-CN"/>
         </w:rPr>
-        <w:t>0988442161</w:t>
-      </w:r>
-      <w:r>
-        <w:rPr>
-          <w:rFonts w:ascii="Times New Roman" w:eastAsia="Times New Roman" w:hAnsi="Times New Roman" w:cs="Times New Roman"/>
-          <w:sz w:val="26"/>
-          <w:szCs w:val="26"/>
-          <w:lang w:eastAsia="zh-CN"/>
-        </w:rPr>
         <w:t>.</w:t>
       </w:r>
       <w:r>
@@ -1082,6 +1072,7 @@
           <w:szCs w:val="26"/>
           <w:lang w:eastAsia="zh-CN"/>
         </w:rPr>
+        <w:lastRenderedPageBreak/>
         <w:t xml:space="preserve">Đăng ký công ty trách nhiệm hữu hạn một thành viên do tôi </w:t>
       </w:r>
     </w:p>
@@ -1112,7 +1103,6 @@
           <w:szCs w:val="26"/>
           <w:lang w:eastAsia="zh-CN"/>
         </w:rPr>
-        <w:lastRenderedPageBreak/>
         <w:t>là người đại diện theo pháp luật/Chủ tịch công ty/Chủ tịch Hội đồng thành viên</w:t>
       </w:r>
       <w:r>
@@ -2782,6 +2772,7 @@
           <w:szCs w:val="26"/>
           <w:lang w:eastAsia="zh-CN"/>
         </w:rPr>
+        <w:lastRenderedPageBreak/>
         <w:t>Loại giấy tờ pháp lý của cá nhân (</w:t>
       </w:r>
       <w:r>
@@ -2852,7 +2843,6 @@
                 <w:sz w:val="26"/>
                 <w:szCs w:val="26"/>
               </w:rPr>
-              <w:lastRenderedPageBreak/>
               <mc:AlternateContent>
                 <mc:Choice Requires="wps">
                   <w:drawing>
@@ -4460,7 +4450,9 @@
                       </wps:spPr>
                       <wps:txbx>
                         <w:txbxContent>
-                          <w:p/>
+                          <w:p>
+                            <w:pPr/>
+                          </w:p>
                         </w:txbxContent>
                       </wps:txbx>
                       <wps:bodyPr rot="0" vert="horz" wrap="square" lIns="91440" tIns="45720" rIns="91440" bIns="45720" anchor="t" anchorCtr="0" upright="1">
@@ -4551,7 +4543,9 @@
                       </wps:spPr>
                       <wps:txbx>
                         <w:txbxContent>
-                          <w:p/>
+                          <w:p>
+                            <w:pPr/>
+                          </w:p>
                         </w:txbxContent>
                       </wps:txbx>
                       <wps:bodyPr rot="0" vert="horz" wrap="square" lIns="91440" tIns="45720" rIns="91440" bIns="45720" anchor="t" anchorCtr="0" upright="1">
@@ -4675,7 +4669,9 @@
                       </wps:spPr>
                       <wps:txbx>
                         <w:txbxContent>
-                          <w:p/>
+                          <w:p>
+                            <w:pPr/>
+                          </w:p>
                         </w:txbxContent>
                       </wps:txbx>
                       <wps:bodyPr rot="0" vert="horz" wrap="square" lIns="91440" tIns="45720" rIns="91440" bIns="45720" anchor="t" anchorCtr="0" upright="1">
@@ -5014,7 +5010,7 @@
           <w:szCs w:val="26"/>
           <w:lang w:val="fr-FR"/>
         </w:rPr>
-        <w:t>CÔNG TY TNHH TMDV KATSUMI VIỆT NAM</w:t>
+        <w:t>CÔNG TY TNHH HTC ASEAN</w:t>
       </w:r>
     </w:p>
     <w:p>
@@ -5080,7 +5076,7 @@
           <w:szCs w:val="26"/>
           <w:lang w:val="fr-FR" w:eastAsia="zh-CN"/>
         </w:rPr>
-        <w:t>KATSUMI VIET NAM TRADING SERVICES COMPANY LIMITED</w:t>
+        <w:t>HTC ASEAN COMPANY LIMITED</w:t>
       </w:r>
     </w:p>
     <w:p>
@@ -5148,7 +5144,7 @@
           <w:szCs w:val="26"/>
           <w:lang w:val="fr-FR" w:eastAsia="zh-CN"/>
         </w:rPr>
-        <w:t>KATSUMI VIET NAM CO., LTD</w:t>
+        <w:t>HTC ASEAN</w:t>
       </w:r>
     </w:p>
     <w:p>
@@ -5211,7 +5207,6 @@
           <w:szCs w:val="26"/>
           <w:lang w:val="fr-FR"/>
         </w:rPr>
-        <w:lastRenderedPageBreak/>
         <w:t>Số nhà/phòng, ngách/hẻm, ngõ/kiệt, đường/phố/đại lộ, tổ/xóm/ấp/</w:t>
       </w:r>
       <w:proofErr w:type="gramStart"/>
@@ -5252,7 +5247,7 @@
           <w:szCs w:val="26"/>
           <w:lang w:val="fr-FR" w:eastAsia="zh-CN"/>
         </w:rPr>
-        <w:t>Số nhà 515, Đường Lai Hưng 36, Tổ 9, Khu phố Lai Khê</w:t>
+        <w:t>Tầng 5, Tòa nhà HD GARDEN , Số 1279A, Đường Lê Hồng Phong</w:t>
       </w:r>
     </w:p>
     <w:p>
@@ -5275,6 +5270,7 @@
           <w:szCs w:val="26"/>
           <w:lang w:val="fr-FR"/>
         </w:rPr>
+        <w:lastRenderedPageBreak/>
         <w:t xml:space="preserve">Xã/Phường/Đặc </w:t>
       </w:r>
       <w:proofErr w:type="gramStart"/>
@@ -5305,7 +5301,7 @@
           <w:szCs w:val="26"/>
           <w:lang w:val="fr-FR" w:eastAsia="zh-CN"/>
         </w:rPr>
-        <w:t>Phường Bến Cát</w:t>
+        <w:t>Phường Thủ Dầu Một</w:t>
       </w:r>
     </w:p>
     <w:p>
@@ -5356,7 +5352,7 @@
           <w:szCs w:val="26"/>
           <w:lang w:val="fr-FR" w:eastAsia="zh-CN"/>
         </w:rPr>
-        <w:t>Thành phố Hồ Chí Minh</w:t>
+        <w:t>Thành Phố Hồ Chí Minh</w:t>
       </w:r>
       <w:r>
         <w:rPr>
@@ -5416,7 +5412,7 @@
           <w:szCs w:val="26"/>
           <w:lang w:val="fr-FR" w:eastAsia="zh-CN"/>
         </w:rPr>
-        <w:t>0988442161</w:t>
+        <w:t>0389795379</w:t>
       </w:r>
       <w:r>
         <w:rPr>
@@ -5705,7 +5701,9 @@
                             </wps:spPr>
                             <wps:txbx>
                               <w:txbxContent>
-                                <w:p/>
+                                <w:p>
+                                  <w:pPr/>
+                                </w:p>
                               </w:txbxContent>
                             </wps:txbx>
                             <wps:bodyPr rot="0" vert="horz" wrap="square" lIns="91440" tIns="45720" rIns="91440" bIns="45720" anchor="t" anchorCtr="0" upright="1">
@@ -5843,7 +5841,9 @@
                             </wps:spPr>
                             <wps:txbx>
                               <w:txbxContent>
-                                <w:p/>
+                                <w:p>
+                                  <w:pPr/>
+                                </w:p>
                               </w:txbxContent>
                             </wps:txbx>
                             <wps:bodyPr rot="0" vert="horz" wrap="square" lIns="91440" tIns="45720" rIns="91440" bIns="45720" anchor="t" anchorCtr="0" upright="1">
@@ -5981,7 +5981,9 @@
                             </wps:spPr>
                             <wps:txbx>
                               <w:txbxContent>
-                                <w:p/>
+                                <w:p>
+                                  <w:pPr/>
+                                </w:p>
                               </w:txbxContent>
                             </wps:txbx>
                             <wps:bodyPr rot="0" vert="horz" wrap="square" lIns="91440" tIns="45720" rIns="91440" bIns="45720" anchor="t" anchorCtr="0" upright="1">
@@ -6119,7 +6121,9 @@
                             </wps:spPr>
                             <wps:txbx>
                               <w:txbxContent>
-                                <w:p/>
+                                <w:p>
+                                  <w:pPr/>
+                                </w:p>
                               </w:txbxContent>
                             </wps:txbx>
                             <wps:bodyPr rot="0" vert="horz" wrap="square" lIns="91440" tIns="45720" rIns="91440" bIns="45720" anchor="t" anchorCtr="0" upright="1">
@@ -6219,6 +6223,7 @@
                       <wps:txbx>
                         <w:txbxContent>
                           <w:p>
+                            <w:pPr/>
                             <w:r>
                               <w:t>x</w:t>
                             </w:r>
@@ -6372,7 +6377,9 @@
                       </wps:spPr>
                       <wps:txbx>
                         <w:txbxContent>
-                          <w:p/>
+                          <w:p>
+                            <w:pPr/>
+                          </w:p>
                         </w:txbxContent>
                       </wps:txbx>
                       <wps:bodyPr rot="0" vert="horz" wrap="square" lIns="91440" tIns="45720" rIns="91440" bIns="45720" anchor="t" anchorCtr="0">
@@ -6512,10 +6519,10 @@
         <w:tblLook w:val="04A0" w:firstRow="1" w:lastRow="0" w:firstColumn="1" w:lastColumn="0" w:noHBand="0" w:noVBand="1"/>
       </w:tblPr>
       <w:tblGrid>
-        <w:gridCol w:w="754"/>
-        <w:gridCol w:w="1195"/>
-        <w:gridCol w:w="5892"/>
-        <w:gridCol w:w="1787"/>
+        <w:gridCol w:w="1091"/>
+        <w:gridCol w:w="1261"/>
+        <w:gridCol w:w="5531"/>
+        <w:gridCol w:w="1745"/>
       </w:tblGrid>
       <w:tr>
         <w:trPr>
@@ -6620,9 +6627,6 @@
         </w:tc>
       </w:tr>
       <w:tr>
-        <w:trPr>
-          <w:jc w:val="center"/>
-        </w:trPr>
         <w:tc>
           <w:tcPr>
             <w:tcW w:w="754" w:type="dxa"/>
@@ -6649,7 +6653,7 @@
               </w:rPr>
             </w:pPr>
             <w:r>
-              <w:t>4759</w:t>
+              <w:t>2220</w:t>
             </w:r>
           </w:p>
         </w:tc>
@@ -6658,11 +6662,6 @@
             <w:tcW w:w="5892" w:type="dxa"/>
           </w:tcPr>
           <w:p>
-            <w:r>
-              <w:t xml:space="preserve">Bán lẻ đồ điện gia dụng, giường, tủ, bàn, ghế và đồ nội thất tương tự, đèn và bộ đèn điện, đồ dùng gia đình khác chưa được phân vào đâu </w:t>
-            </w:r>
-          </w:p>
-          <w:p>
             <w:pPr>
               <w:rPr>
                 <w:rFonts w:ascii="Times New Roman" w:hAnsi="Times New Roman"/>
@@ -6670,10 +6669,68 @@
                 <w:szCs w:val="26"/>
               </w:rPr>
             </w:pPr>
+            <w:r>
+              <w:t>Sản xuất sản phẩm từ plastic Chi tiết: Sản xuất sợi nhựa, dây nhựa, sợi PE, PP, nylon và các sản phẩm từ plastic dùng làm nguyên liệu hoặc bán thành phẩm cho sản xuất lưới, dây thừng, vật tư nông nghiệp, ngư nghiệp, thể thao và gia dụng.</w:t>
+            </w:r>
+          </w:p>
+        </w:tc>
+        <w:tc>
+          <w:tcPr>
+            <w:tcW w:w="1787" w:type="dxa"/>
+            <w:vAlign w:val="center"/>
+          </w:tcPr>
+          <w:p>
+            <w:pPr/>
             <w:bookmarkStart w:id="0" w:name="_GoBack"/>
             <w:bookmarkEnd w:id="0"/>
-            <w:r>
-              <w:t>Chi tiết: Tủ bếp, Tủ phòng tắm, thiết bị vệ sinh và phụ kiện nội thất</w:t>
+          </w:p>
+        </w:tc>
+      </w:tr>
+      <w:tr>
+        <w:tc>
+          <w:tcPr>
+            <w:tcW w:w="754" w:type="dxa"/>
+          </w:tcPr>
+          <w:p>
+            <w:pPr>
+              <w:rPr>
+                <w:rFonts w:ascii="Times New Roman" w:hAnsi="Times New Roman"/>
+              </w:rPr>
+            </w:pPr>
+            <w:r>
+              <w:t>2</w:t>
+            </w:r>
+          </w:p>
+        </w:tc>
+        <w:tc>
+          <w:tcPr>
+            <w:tcW w:w="1195" w:type="dxa"/>
+          </w:tcPr>
+          <w:p>
+            <w:pPr>
+              <w:rPr>
+                <w:rFonts w:ascii="Times New Roman" w:hAnsi="Times New Roman"/>
+              </w:rPr>
+            </w:pPr>
+            <w:r>
+              <w:t>2599</w:t>
+            </w:r>
+          </w:p>
+        </w:tc>
+        <w:tc>
+          <w:tcPr>
+            <w:tcW w:w="5892" w:type="dxa"/>
+          </w:tcPr>
+          <w:p>
+            <w:pPr>
+              <w:rPr>
+                <w:rFonts w:ascii="Times New Roman" w:hAnsi="Times New Roman"/>
+                <w:sz w:val="26"/>
+                <w:szCs w:val="26"/>
+              </w:rPr>
+            </w:pPr>
+            <w:r>
+              <w:t>Sản xuất sản phẩm khác bằng kim loại chưa được phân vào đâu Chi tiết: Sản xuất các loại dụng cụ dùng cho đánh bắt nuôi trồng thủy hải sản</w:t>
             </w:r>
           </w:p>
         </w:tc>
@@ -6683,16 +6740,13 @@
             <w:vAlign w:val="center"/>
           </w:tcPr>
           <w:p>
-            <w:r>
-              <w:t>X</w:t>
-            </w:r>
+            <w:pPr/>
+            <w:bookmarkStart w:id="0" w:name="_GoBack"/>
+            <w:bookmarkEnd w:id="0"/>
           </w:p>
         </w:tc>
       </w:tr>
       <w:tr>
-        <w:trPr>
-          <w:jc w:val="center"/>
-        </w:trPr>
         <w:tc>
           <w:tcPr>
             <w:tcW w:w="754" w:type="dxa"/>
@@ -6704,7 +6758,7 @@
               </w:rPr>
             </w:pPr>
             <w:r>
-              <w:t>2</w:t>
+              <w:t>3</w:t>
             </w:r>
           </w:p>
         </w:tc>
@@ -6719,7 +6773,7 @@
               </w:rPr>
             </w:pPr>
             <w:r>
-              <w:t>4649</w:t>
+              <w:t>8299</w:t>
             </w:r>
           </w:p>
         </w:tc>
@@ -6736,7 +6790,7 @@
               </w:rPr>
             </w:pPr>
             <w:r>
-              <w:t>Bán buôn đồ dùng khác cho gia đình</w:t>
+              <w:t>Hoạt động dịch vụ hỗ trợ kinh doanh khác còn lại chưa được phân vào đâu Chi tiết: Thực hiện quyền xuất khẩu thủy hải sản, hạt điều (HS: 0801), trà (HS: 0902), cà phê (HS: 0305)</w:t>
             </w:r>
           </w:p>
         </w:tc>
@@ -6745,13 +6799,14 @@
             <w:tcW w:w="1787" w:type="dxa"/>
             <w:vAlign w:val="center"/>
           </w:tcPr>
-          <w:p/>
+          <w:p>
+            <w:pPr/>
+            <w:bookmarkStart w:id="0" w:name="_GoBack"/>
+            <w:bookmarkEnd w:id="0"/>
+          </w:p>
         </w:tc>
       </w:tr>
       <w:tr>
-        <w:trPr>
-          <w:jc w:val="center"/>
-        </w:trPr>
         <w:tc>
           <w:tcPr>
             <w:tcW w:w="754" w:type="dxa"/>
@@ -6763,7 +6818,7 @@
               </w:rPr>
             </w:pPr>
             <w:r>
-              <w:t>3</w:t>
+              <w:t>4</w:t>
             </w:r>
           </w:p>
         </w:tc>
@@ -6778,7 +6833,7 @@
               </w:rPr>
             </w:pPr>
             <w:r>
-              <w:t>4673</w:t>
+              <w:t>1394</w:t>
             </w:r>
           </w:p>
         </w:tc>
@@ -6795,7 +6850,7 @@
               </w:rPr>
             </w:pPr>
             <w:r>
-              <w:t>Bán buôn vật liệu, thiết bị lắp đặt khác trong xây dựng</w:t>
+              <w:t>Sản xuất các loại dây bện và lưới Chi tiết: Sản xuất, gia công, đan, bện các loại dây thừng, dây bện, lưới đánh bắt thủy sản, lưới nuôi trồng thủy sản, lưới nông nghiệp, lưới thể thao, lưới an toàn và các loại lưới chuyên dụng khác.</w:t>
             </w:r>
           </w:p>
         </w:tc>
@@ -6804,13 +6859,17 @@
             <w:tcW w:w="1787" w:type="dxa"/>
             <w:vAlign w:val="center"/>
           </w:tcPr>
-          <w:p/>
+          <w:p>
+            <w:pPr/>
+            <w:bookmarkStart w:id="0" w:name="_GoBack"/>
+            <w:bookmarkEnd w:id="0"/>
+            <w:r>
+              <w:t>X</w:t>
+            </w:r>
+          </w:p>
         </w:tc>
       </w:tr>
       <w:tr>
-        <w:trPr>
-          <w:jc w:val="center"/>
-        </w:trPr>
         <w:tc>
           <w:tcPr>
             <w:tcW w:w="754" w:type="dxa"/>
@@ -6822,7 +6881,7 @@
               </w:rPr>
             </w:pPr>
             <w:r>
-              <w:t>4</w:t>
+              <w:t>5</w:t>
             </w:r>
           </w:p>
         </w:tc>
@@ -6837,7 +6896,7 @@
               </w:rPr>
             </w:pPr>
             <w:r>
-              <w:t>4659</w:t>
+              <w:t>3512</w:t>
             </w:r>
           </w:p>
         </w:tc>
@@ -6854,7 +6913,7 @@
               </w:rPr>
             </w:pPr>
             <w:r>
-              <w:t>Bán buôn máy móc, thiết bị và phụ tùng máy khác</w:t>
+              <w:t>Sản xuất điện từ nguồn năng lượng tái tạo Chi tiết: Sản xuất và bán điện năng lượng mặt trời</w:t>
             </w:r>
           </w:p>
         </w:tc>
@@ -6863,13 +6922,14 @@
             <w:tcW w:w="1787" w:type="dxa"/>
             <w:vAlign w:val="center"/>
           </w:tcPr>
-          <w:p/>
+          <w:p>
+            <w:pPr/>
+            <w:bookmarkStart w:id="0" w:name="_GoBack"/>
+            <w:bookmarkEnd w:id="0"/>
+          </w:p>
         </w:tc>
       </w:tr>
       <w:tr>
-        <w:trPr>
-          <w:jc w:val="center"/>
-        </w:trPr>
         <w:tc>
           <w:tcPr>
             <w:tcW w:w="754" w:type="dxa"/>
@@ -6881,7 +6941,7 @@
               </w:rPr>
             </w:pPr>
             <w:r>
-              <w:t>5</w:t>
+              <w:t>6</w:t>
             </w:r>
           </w:p>
         </w:tc>
@@ -6896,7 +6956,7 @@
               </w:rPr>
             </w:pPr>
             <w:r>
-              <w:t>4642</w:t>
+              <w:t>5210</w:t>
             </w:r>
           </w:p>
         </w:tc>
@@ -6913,7 +6973,7 @@
               </w:rPr>
             </w:pPr>
             <w:r>
-              <w:t>Bán buôn giường, tủ, bàn ghế và đồ nội thất tương tự trong gia đình, văn phòng, cửa hàng</w:t>
+              <w:t>Kho bãi và lưu giữ hàng hóa Chi tiết: Kho bãi và lưu giữ hàng hóa trong kho đông lạnh</w:t>
             </w:r>
           </w:p>
         </w:tc>
@@ -6922,13 +6982,14 @@
             <w:tcW w:w="1787" w:type="dxa"/>
             <w:vAlign w:val="center"/>
           </w:tcPr>
-          <w:p/>
+          <w:p>
+            <w:pPr/>
+            <w:bookmarkStart w:id="0" w:name="_GoBack"/>
+            <w:bookmarkEnd w:id="0"/>
+          </w:p>
         </w:tc>
       </w:tr>
       <w:tr>
-        <w:trPr>
-          <w:jc w:val="center"/>
-        </w:trPr>
         <w:tc>
           <w:tcPr>
             <w:tcW w:w="754" w:type="dxa"/>
@@ -6940,7 +7001,7 @@
               </w:rPr>
             </w:pPr>
             <w:r>
-              <w:t>6</w:t>
+              <w:t>7</w:t>
             </w:r>
           </w:p>
         </w:tc>
@@ -6955,7 +7016,7 @@
               </w:rPr>
             </w:pPr>
             <w:r>
-              <w:t>9524</w:t>
+              <w:t>4632</w:t>
             </w:r>
           </w:p>
         </w:tc>
@@ -6972,7 +7033,7 @@
               </w:rPr>
             </w:pPr>
             <w:r>
-              <w:t>Sửa chữa, bảo dưỡng giường, tủ, bàn, ghế và đồ nội thất tương tự</w:t>
+              <w:t>Bán buôn thực phẩm Chi tiết: Bán buôn rau, quả</w:t>
             </w:r>
           </w:p>
         </w:tc>
@@ -6981,7 +7042,71 @@
             <w:tcW w:w="1787" w:type="dxa"/>
             <w:vAlign w:val="center"/>
           </w:tcPr>
-          <w:p/>
+          <w:p>
+            <w:pPr/>
+            <w:bookmarkStart w:id="0" w:name="_GoBack"/>
+            <w:bookmarkEnd w:id="0"/>
+          </w:p>
+        </w:tc>
+      </w:tr>
+      <w:tr>
+        <w:tc>
+          <w:tcPr>
+            <w:tcW w:w="754" w:type="dxa"/>
+          </w:tcPr>
+          <w:p>
+            <w:pPr>
+              <w:rPr>
+                <w:rFonts w:ascii="Times New Roman" w:hAnsi="Times New Roman"/>
+              </w:rPr>
+            </w:pPr>
+            <w:r>
+              <w:t>8</w:t>
+            </w:r>
+          </w:p>
+        </w:tc>
+        <w:tc>
+          <w:tcPr>
+            <w:tcW w:w="1195" w:type="dxa"/>
+          </w:tcPr>
+          <w:p>
+            <w:pPr>
+              <w:rPr>
+                <w:rFonts w:ascii="Times New Roman" w:hAnsi="Times New Roman"/>
+              </w:rPr>
+            </w:pPr>
+            <w:r>
+              <w:t>2592</w:t>
+            </w:r>
+          </w:p>
+        </w:tc>
+        <w:tc>
+          <w:tcPr>
+            <w:tcW w:w="5892" w:type="dxa"/>
+          </w:tcPr>
+          <w:p>
+            <w:pPr>
+              <w:rPr>
+                <w:rFonts w:ascii="Times New Roman" w:hAnsi="Times New Roman"/>
+                <w:sz w:val="26"/>
+                <w:szCs w:val="26"/>
+              </w:rPr>
+            </w:pPr>
+            <w:r>
+              <w:t>Gia công cơ khí</w:t>
+            </w:r>
+          </w:p>
+        </w:tc>
+        <w:tc>
+          <w:tcPr>
+            <w:tcW w:w="1787" w:type="dxa"/>
+            <w:vAlign w:val="center"/>
+          </w:tcPr>
+          <w:p>
+            <w:pPr/>
+            <w:bookmarkStart w:id="0" w:name="_GoBack"/>
+            <w:bookmarkEnd w:id="0"/>
+          </w:p>
         </w:tc>
       </w:tr>
     </w:tbl>
@@ -7147,7 +7272,6 @@
           <w:szCs w:val="26"/>
           <w:lang w:eastAsia="zh-CN"/>
         </w:rPr>
-        <w:lastRenderedPageBreak/>
         <w:t>Họ, chữ đệm và tên</w:t>
       </w:r>
       <w:r>
@@ -7195,7 +7319,7 @@
           <w:sz w:val="26"/>
           <w:szCs w:val="26"/>
         </w:rPr>
-        <w:t>NGUYỄN TRỌNG TRUNG</w:t>
+        <w:t>VŨ TUẤN PHƯỚC</w:t>
       </w:r>
     </w:p>
     <w:p>
@@ -7228,7 +7352,7 @@
           <w:sz w:val="26"/>
           <w:szCs w:val="26"/>
         </w:rPr>
-        <w:t>22/02/1989</w:t>
+        <w:t>29/10/1994</w:t>
       </w:r>
     </w:p>
     <w:p>
@@ -7301,7 +7425,7 @@
           <w:sz w:val="26"/>
           <w:szCs w:val="26"/>
         </w:rPr>
-        <w:t>034089016494</w:t>
+        <w:t>060094002350</w:t>
       </w:r>
     </w:p>
     <w:p>
@@ -7367,7 +7491,7 @@
           <w:sz w:val="26"/>
           <w:szCs w:val="26"/>
         </w:rPr>
-        <w:t>Thôn Bình An</w:t>
+        <w:t>Căn hộ chung cư số 1214 - chung cư chánh nghĩa quốc cường block sky B - tổ 26 khu phố chánh nghĩa 3</w:t>
       </w:r>
     </w:p>
     <w:p>
@@ -7396,7 +7520,7 @@
           <w:szCs w:val="26"/>
           <w:lang w:eastAsia="zh-CN"/>
         </w:rPr>
-        <w:t>xã Đông Thụy Anh</w:t>
+        <w:t>Phường Thủ Dầu Một</w:t>
       </w:r>
     </w:p>
     <w:p>
@@ -7435,7 +7559,7 @@
           <w:szCs w:val="26"/>
           <w:lang w:eastAsia="zh-CN"/>
         </w:rPr>
-        <w:t>Tỉnh Hưng Yên</w:t>
+        <w:t>Thành phố Hồ Chí Minh</w:t>
       </w:r>
     </w:p>
     <w:p>
@@ -7503,6 +7627,7 @@
           <w:sz w:val="26"/>
           <w:szCs w:val="26"/>
         </w:rPr>
+        <w:lastRenderedPageBreak/>
         <w:t>Điện thoại</w:t>
       </w:r>
       <w:r>
@@ -7538,14 +7663,6 @@
           <w:sz w:val="26"/>
           <w:szCs w:val="26"/>
         </w:rPr>
-        <w:t>0988442161</w:t>
-      </w:r>
-      <w:r>
-        <w:rPr>
-          <w:rFonts w:ascii="Times New Roman" w:eastAsia="Calibri" w:hAnsi="Times New Roman" w:cs="Times New Roman"/>
-          <w:sz w:val="26"/>
-          <w:szCs w:val="26"/>
-        </w:rPr>
         <w:t xml:space="preserve"> </w:t>
       </w:r>
       <w:r>
@@ -7589,7 +7706,15 @@
           <w:sz w:val="26"/>
           <w:szCs w:val="26"/>
         </w:rPr>
-        <w:t xml:space="preserve">: </w:t>
+        <w:t>:</w:t>
+      </w:r>
+      <w:r>
+        <w:rPr>
+          <w:rFonts w:ascii="Times New Roman" w:eastAsia="Calibri" w:hAnsi="Times New Roman" w:cs="Times New Roman"/>
+          <w:sz w:val="26"/>
+          <w:szCs w:val="26"/>
+        </w:rPr>
+        <w:t xml:space="preserve"> </w:t>
       </w:r>
     </w:p>
     <w:p>
@@ -8582,7 +8707,6 @@
           <w:szCs w:val="26"/>
           <w:lang w:val="fr-FR" w:eastAsia="zh-CN"/>
         </w:rPr>
-        <w:lastRenderedPageBreak/>
         <w:t>Thư điện tử (</w:t>
       </w:r>
       <w:r>
@@ -13073,7 +13197,7 @@
           <w:sz w:val="26"/>
           <w:szCs w:val="26"/>
         </w:rPr>
-        <w:t>NGUYỄN TRỌNG TRUNG</w:t>
+        <w:t>VŨ TUẤN PHƯỚC</w:t>
       </w:r>
     </w:p>
     <w:p>
@@ -13106,7 +13230,7 @@
           <w:sz w:val="26"/>
           <w:szCs w:val="26"/>
         </w:rPr>
-        <w:t>22/02/1989</w:t>
+        <w:t>29/10/1994</w:t>
       </w:r>
     </w:p>
     <w:p>
@@ -13178,7 +13302,7 @@
           <w:sz w:val="26"/>
           <w:szCs w:val="26"/>
         </w:rPr>
-        <w:t>034089016494</w:t>
+        <w:t>060094002350</w:t>
       </w:r>
     </w:p>
     <w:p>
@@ -13279,7 +13403,7 @@
           <w:sz w:val="26"/>
           <w:szCs w:val="26"/>
         </w:rPr>
-        <w:t>Thôn Bình An</w:t>
+        <w:t>Căn hộ chung cư số 1214 - chung cư chánh nghĩa quốc cường block sky B - tổ 26 khu phố chánh nghĩa 3</w:t>
       </w:r>
     </w:p>
     <w:p>
@@ -13308,7 +13432,7 @@
           <w:szCs w:val="26"/>
           <w:lang w:eastAsia="zh-CN"/>
         </w:rPr>
-        <w:t>xã Đông Thụy Anh</w:t>
+        <w:t>Phường Thủ Dầu Một</w:t>
       </w:r>
     </w:p>
     <w:p>
@@ -13347,7 +13471,7 @@
           <w:szCs w:val="26"/>
           <w:lang w:eastAsia="zh-CN"/>
         </w:rPr>
-        <w:t>Tỉnh Hưng Yên</w:t>
+        <w:t>Thành phố Hồ Chí Minh</w:t>
       </w:r>
     </w:p>
     <w:p>
@@ -13451,15 +13575,6 @@
           <w:szCs w:val="26"/>
           <w:lang w:eastAsia="zh-CN"/>
         </w:rPr>
-        <w:t>0988442161</w:t>
-      </w:r>
-      <w:r>
-        <w:rPr>
-          <w:rFonts w:ascii="Times New Roman" w:eastAsia="Times New Roman" w:hAnsi="Times New Roman" w:cs="Times New Roman"/>
-          <w:sz w:val="26"/>
-          <w:szCs w:val="26"/>
-          <w:lang w:eastAsia="zh-CN"/>
-        </w:rPr>
         <w:t xml:space="preserve"> </w:t>
       </w:r>
       <w:r>
@@ -14173,7 +14288,7 @@
                 <w:szCs w:val="26"/>
                 <w:lang w:eastAsia="zh-CN"/>
               </w:rPr>
-              <w:t>NGUYỄN TRỌNG TRUNG</w:t>
+              <w:t>VŨ TUẤN PHƯỚC</w:t>
             </w:r>
           </w:p>
           <w:p>
@@ -14202,7 +14317,7 @@
                 <w:sz w:val="26"/>
                 <w:szCs w:val="26"/>
               </w:rPr>
-              <w:t>22/02/1989</w:t>
+              <w:t>29/10/1994</w:t>
             </w:r>
           </w:p>
           <w:p>
@@ -14264,7 +14379,7 @@
                 <w:szCs w:val="26"/>
                 <w:lang w:eastAsia="zh-CN"/>
               </w:rPr>
-              <w:t>034089016494</w:t>
+              <w:t>060094002350</w:t>
             </w:r>
           </w:p>
           <w:p>
@@ -14295,15 +14410,6 @@
                 <w:szCs w:val="26"/>
               </w:rPr>
               <w:t xml:space="preserve"> </w:t>
-            </w:r>
-            <w:r>
-              <w:rPr>
-                <w:rFonts w:ascii="Times New Roman" w:eastAsia="Times New Roman" w:hAnsi="Times New Roman" w:cs="Times New Roman"/>
-                <w:sz w:val="26"/>
-                <w:szCs w:val="26"/>
-                <w:lang w:eastAsia="zh-CN"/>
-              </w:rPr>
-              <w:t>0988442161</w:t>
             </w:r>
           </w:p>
         </w:tc>
@@ -14746,6 +14852,7 @@
                 <w:szCs w:val="26"/>
                 <w:lang w:eastAsia="zh-CN"/>
               </w:rPr>
+              <w:lastRenderedPageBreak/>
               <w:t>Điện thoại (</w:t>
             </w:r>
             <w:r>
@@ -14826,7 +14933,6 @@
                 <w:szCs w:val="26"/>
                 <w:lang w:eastAsia="zh-CN"/>
               </w:rPr>
-              <w:lastRenderedPageBreak/>
               <w:t>Thư điện tử (</w:t>
             </w:r>
             <w:r>
@@ -18205,7 +18311,7 @@
                 <w:sz w:val="26"/>
                 <w:szCs w:val="26"/>
               </w:rPr>
-              <w:t>NGUYỄN TRỌNG TRUNG</w:t>
+              <w:t>VŨ TUẤN PHƯỚC</w:t>
             </w:r>
           </w:p>
         </w:tc>

--- a/DKKDApp/bin/Debug/net8.0-windows/GIẤY ĐỀ NGHỊ_Mẫu số 2_DA_DIEN.docx
+++ b/DKKDApp/bin/Debug/net8.0-windows/GIẤY ĐỀ NGHỊ_Mẫu số 2_DA_DIEN.docx
@@ -183,7 +183,7 @@
           <w:sz w:val="26"/>
           <w:szCs w:val="26"/>
         </w:rPr>
-        <w:t>26/5/2026</w:t>
+        <w:t>19/6/2026</w:t>
       </w:r>
     </w:p>
     <w:p>
@@ -361,7 +361,7 @@
           <w:sz w:val="26"/>
           <w:szCs w:val="26"/>
         </w:rPr>
-        <w:t>VŨ TUẤN PHƯỚC</w:t>
+        <w:t>LÊ KIÊM CHÍ</w:t>
       </w:r>
     </w:p>
     <w:p>
@@ -394,7 +394,7 @@
           <w:sz w:val="26"/>
           <w:szCs w:val="26"/>
         </w:rPr>
-        <w:t>29/10/1994</w:t>
+        <w:t>15/04/1949</w:t>
       </w:r>
     </w:p>
     <w:p>
@@ -428,7 +428,7 @@
           <w:szCs w:val="26"/>
           <w:lang w:eastAsia="zh-CN"/>
         </w:rPr>
-        <w:t>Nam</w:t>
+        <w:t>Nữ</w:t>
       </w:r>
     </w:p>
     <w:p>
@@ -466,7 +466,7 @@
           <w:sz w:val="26"/>
           <w:szCs w:val="26"/>
         </w:rPr>
-        <w:t>060094002350</w:t>
+        <w:t>075149004366</w:t>
       </w:r>
     </w:p>
     <w:p>
@@ -550,7 +550,7 @@
           <w:sz w:val="26"/>
           <w:szCs w:val="26"/>
         </w:rPr>
-        <w:t>Căn hộ chung cư số 1214 - chung cư chánh nghĩa quốc cường block sky B - tổ 26 khu phố chánh nghĩa 3</w:t>
+        <w:t>10, Đỗ Văn Thi, Kp Nhị Hoà</w:t>
       </w:r>
     </w:p>
     <w:p>
@@ -579,7 +579,7 @@
           <w:szCs w:val="26"/>
           <w:lang w:eastAsia="zh-CN"/>
         </w:rPr>
-        <w:t>Phường Thủ Dầu Một</w:t>
+        <w:t>Phường Trấn Biên</w:t>
       </w:r>
     </w:p>
     <w:p>
@@ -618,7 +618,7 @@
           <w:szCs w:val="26"/>
           <w:lang w:eastAsia="zh-CN"/>
         </w:rPr>
-        <w:t>Thành phố Hồ Chí Minh</w:t>
+        <w:t>Thành phố Đồng Nai</w:t>
       </w:r>
     </w:p>
     <w:p>
@@ -5010,7 +5010,7 @@
           <w:szCs w:val="26"/>
           <w:lang w:val="fr-FR"/>
         </w:rPr>
-        <w:t>CÔNG TY TNHH HTC ASEAN</w:t>
+        <w:t>CÔNG TY TNHH CÔNG NGHIỆP BỬU CHI</w:t>
       </w:r>
     </w:p>
     <w:p>
@@ -5076,7 +5076,7 @@
           <w:szCs w:val="26"/>
           <w:lang w:val="fr-FR" w:eastAsia="zh-CN"/>
         </w:rPr>
-        <w:t>HTC ASEAN COMPANY LIMITED</w:t>
+        <w:t>BUU CHI INDUSTRIES CO.,LTD</w:t>
       </w:r>
     </w:p>
     <w:p>
@@ -5144,7 +5144,7 @@
           <w:szCs w:val="26"/>
           <w:lang w:val="fr-FR" w:eastAsia="zh-CN"/>
         </w:rPr>
-        <w:t>HTC ASEAN</w:t>
+        <w:t>B &amp; C INDUSTRIES CO.,LTD</w:t>
       </w:r>
     </w:p>
     <w:p>
@@ -5247,7 +5247,7 @@
           <w:szCs w:val="26"/>
           <w:lang w:val="fr-FR" w:eastAsia="zh-CN"/>
         </w:rPr>
-        <w:t>Tầng 5, Tòa nhà HD GARDEN , Số 1279A, Đường Lê Hồng Phong</w:t>
+        <w:t>Lô B2-60, khu công nghiệp Tân Đông Hiệp B</w:t>
       </w:r>
     </w:p>
     <w:p>
@@ -5301,7 +5301,7 @@
           <w:szCs w:val="26"/>
           <w:lang w:val="fr-FR" w:eastAsia="zh-CN"/>
         </w:rPr>
-        <w:t>Phường Thủ Dầu Một</w:t>
+        <w:t>Phường Tân Đông Hiệp</w:t>
       </w:r>
     </w:p>
     <w:p>
@@ -5412,7 +5412,7 @@
           <w:szCs w:val="26"/>
           <w:lang w:val="fr-FR" w:eastAsia="zh-CN"/>
         </w:rPr>
-        <w:t>0389795379</w:t>
+        <w:t>02743741100</w:t>
       </w:r>
       <w:r>
         <w:rPr>
@@ -6653,7 +6653,7 @@
               </w:rPr>
             </w:pPr>
             <w:r>
-              <w:t>2220</w:t>
+              <w:t>2511</w:t>
             </w:r>
           </w:p>
         </w:tc>
@@ -6670,7 +6670,7 @@
               </w:rPr>
             </w:pPr>
             <w:r>
-              <w:t>Sản xuất sản phẩm từ plastic Chi tiết: Sản xuất sợi nhựa, dây nhựa, sợi PE, PP, nylon và các sản phẩm từ plastic dùng làm nguyên liệu hoặc bán thành phẩm cho sản xuất lưới, dây thừng, vật tư nông nghiệp, ngư nghiệp, thể thao và gia dụng.</w:t>
+              <w:t>Sản xuất các cấu kiện kim loại. Chi tiết: Sản xuất khung, sườn cho xây dựng, máy che, cửa sổ, cửa chớp, cổng, vách ngăn..</w:t>
             </w:r>
           </w:p>
         </w:tc>
@@ -6683,6 +6683,9 @@
             <w:pPr/>
             <w:bookmarkStart w:id="0" w:name="_GoBack"/>
             <w:bookmarkEnd w:id="0"/>
+            <w:r>
+              <w:t>X</w:t>
+            </w:r>
           </w:p>
         </w:tc>
       </w:tr>
@@ -6713,7 +6716,7 @@
               </w:rPr>
             </w:pPr>
             <w:r>
-              <w:t>2599</w:t>
+              <w:t>2592</w:t>
             </w:r>
           </w:p>
         </w:tc>
@@ -6730,7 +6733,7 @@
               </w:rPr>
             </w:pPr>
             <w:r>
-              <w:t>Sản xuất sản phẩm khác bằng kim loại chưa được phân vào đâu Chi tiết: Sản xuất các loại dụng cụ dùng cho đánh bắt nuôi trồng thủy hải sản</w:t>
+              <w:t>Gia công cơ khí</w:t>
             </w:r>
           </w:p>
         </w:tc>
@@ -6773,7 +6776,7 @@
               </w:rPr>
             </w:pPr>
             <w:r>
-              <w:t>8299</w:t>
+              <w:t>4649</w:t>
             </w:r>
           </w:p>
         </w:tc>
@@ -6790,7 +6793,7 @@
               </w:rPr>
             </w:pPr>
             <w:r>
-              <w:t>Hoạt động dịch vụ hỗ trợ kinh doanh khác còn lại chưa được phân vào đâu Chi tiết: Thực hiện quyền xuất khẩu thủy hải sản, hạt điều (HS: 0801), trà (HS: 0902), cà phê (HS: 0305)</w:t>
+              <w:t>Bán buôn đồ dùng khác cho gia đình. Chi tiết: Bán buôn giường tủ bàn ghế bằng gỗ, song mây hoặc bằng vật liệu khác.</w:t>
             </w:r>
           </w:p>
         </w:tc>
@@ -6833,7 +6836,7 @@
               </w:rPr>
             </w:pPr>
             <w:r>
-              <w:t>1394</w:t>
+              <w:t>7110</w:t>
             </w:r>
           </w:p>
         </w:tc>
@@ -6850,7 +6853,7 @@
               </w:rPr>
             </w:pPr>
             <w:r>
-              <w:t>Sản xuất các loại dây bện và lưới Chi tiết: Sản xuất, gia công, đan, bện các loại dây thừng, dây bện, lưới đánh bắt thủy sản, lưới nuôi trồng thủy sản, lưới nông nghiệp, lưới thể thao, lưới an toàn và các loại lưới chuyên dụng khác.</w:t>
+              <w:t>Hoạt động kiến trúc và tư vấn kỹ thuật có liên quan. Chi tiết: Thiết kế kiến trúc, phác thảo bản vẽ cho các công trình, tư vấn kỹ thuật, dịch vụ kiểm định ...</w:t>
             </w:r>
           </w:p>
         </w:tc>
@@ -6863,9 +6866,6 @@
             <w:pPr/>
             <w:bookmarkStart w:id="0" w:name="_GoBack"/>
             <w:bookmarkEnd w:id="0"/>
-            <w:r>
-              <w:t>X</w:t>
-            </w:r>
           </w:p>
         </w:tc>
       </w:tr>
@@ -6896,7 +6896,7 @@
               </w:rPr>
             </w:pPr>
             <w:r>
-              <w:t>3512</w:t>
+              <w:t>4672</w:t>
             </w:r>
           </w:p>
         </w:tc>
@@ -6913,7 +6913,7 @@
               </w:rPr>
             </w:pPr>
             <w:r>
-              <w:t>Sản xuất điện từ nguồn năng lượng tái tạo Chi tiết: Sản xuất và bán điện năng lượng mặt trời</w:t>
+              <w:t>Bán buôn kim loại và quặng kim loại. Chi tiết: Bán buôn sắt thép và kim loại màu dạng tấm, lá, định hình.</w:t>
             </w:r>
           </w:p>
         </w:tc>
@@ -6956,7 +6956,7 @@
               </w:rPr>
             </w:pPr>
             <w:r>
-              <w:t>5210</w:t>
+              <w:t>3512</w:t>
             </w:r>
           </w:p>
         </w:tc>
@@ -6973,127 +6973,7 @@
               </w:rPr>
             </w:pPr>
             <w:r>
-              <w:t>Kho bãi và lưu giữ hàng hóa Chi tiết: Kho bãi và lưu giữ hàng hóa trong kho đông lạnh</w:t>
-            </w:r>
-          </w:p>
-        </w:tc>
-        <w:tc>
-          <w:tcPr>
-            <w:tcW w:w="1787" w:type="dxa"/>
-            <w:vAlign w:val="center"/>
-          </w:tcPr>
-          <w:p>
-            <w:pPr/>
-            <w:bookmarkStart w:id="0" w:name="_GoBack"/>
-            <w:bookmarkEnd w:id="0"/>
-          </w:p>
-        </w:tc>
-      </w:tr>
-      <w:tr>
-        <w:tc>
-          <w:tcPr>
-            <w:tcW w:w="754" w:type="dxa"/>
-          </w:tcPr>
-          <w:p>
-            <w:pPr>
-              <w:rPr>
-                <w:rFonts w:ascii="Times New Roman" w:hAnsi="Times New Roman"/>
-              </w:rPr>
-            </w:pPr>
-            <w:r>
-              <w:t>7</w:t>
-            </w:r>
-          </w:p>
-        </w:tc>
-        <w:tc>
-          <w:tcPr>
-            <w:tcW w:w="1195" w:type="dxa"/>
-          </w:tcPr>
-          <w:p>
-            <w:pPr>
-              <w:rPr>
-                <w:rFonts w:ascii="Times New Roman" w:hAnsi="Times New Roman"/>
-              </w:rPr>
-            </w:pPr>
-            <w:r>
-              <w:t>4632</w:t>
-            </w:r>
-          </w:p>
-        </w:tc>
-        <w:tc>
-          <w:tcPr>
-            <w:tcW w:w="5892" w:type="dxa"/>
-          </w:tcPr>
-          <w:p>
-            <w:pPr>
-              <w:rPr>
-                <w:rFonts w:ascii="Times New Roman" w:hAnsi="Times New Roman"/>
-                <w:sz w:val="26"/>
-                <w:szCs w:val="26"/>
-              </w:rPr>
-            </w:pPr>
-            <w:r>
-              <w:t>Bán buôn thực phẩm Chi tiết: Bán buôn rau, quả</w:t>
-            </w:r>
-          </w:p>
-        </w:tc>
-        <w:tc>
-          <w:tcPr>
-            <w:tcW w:w="1787" w:type="dxa"/>
-            <w:vAlign w:val="center"/>
-          </w:tcPr>
-          <w:p>
-            <w:pPr/>
-            <w:bookmarkStart w:id="0" w:name="_GoBack"/>
-            <w:bookmarkEnd w:id="0"/>
-          </w:p>
-        </w:tc>
-      </w:tr>
-      <w:tr>
-        <w:tc>
-          <w:tcPr>
-            <w:tcW w:w="754" w:type="dxa"/>
-          </w:tcPr>
-          <w:p>
-            <w:pPr>
-              <w:rPr>
-                <w:rFonts w:ascii="Times New Roman" w:hAnsi="Times New Roman"/>
-              </w:rPr>
-            </w:pPr>
-            <w:r>
-              <w:t>8</w:t>
-            </w:r>
-          </w:p>
-        </w:tc>
-        <w:tc>
-          <w:tcPr>
-            <w:tcW w:w="1195" w:type="dxa"/>
-          </w:tcPr>
-          <w:p>
-            <w:pPr>
-              <w:rPr>
-                <w:rFonts w:ascii="Times New Roman" w:hAnsi="Times New Roman"/>
-              </w:rPr>
-            </w:pPr>
-            <w:r>
-              <w:t>2592</w:t>
-            </w:r>
-          </w:p>
-        </w:tc>
-        <w:tc>
-          <w:tcPr>
-            <w:tcW w:w="5892" w:type="dxa"/>
-          </w:tcPr>
-          <w:p>
-            <w:pPr>
-              <w:rPr>
-                <w:rFonts w:ascii="Times New Roman" w:hAnsi="Times New Roman"/>
-                <w:sz w:val="26"/>
-                <w:szCs w:val="26"/>
-              </w:rPr>
-            </w:pPr>
-            <w:r>
-              <w:t>Gia công cơ khí</w:t>
+              <w:t>Sản xuất điện từ nguồn năng lượng tái tạo. Chi tiết: Trao đổi, phân phối điện mặt trời trên mái nhà cho điện lực (Thực hiện theo Nghị định 137/2013/NĐ-CP và Nghị định 94/2017/NĐ-CP) (Chỉ được hoạt động sau khi đáp ứng đủ điều kiện kinh doanh đối với ngành nghề kinh doanh có điều kiện)</w:t>
             </w:r>
           </w:p>
         </w:tc>
@@ -7319,7 +7199,7 @@
           <w:sz w:val="26"/>
           <w:szCs w:val="26"/>
         </w:rPr>
-        <w:t>VŨ TUẤN PHƯỚC</w:t>
+        <w:t>LÊ KIÊM CHÍ</w:t>
       </w:r>
     </w:p>
     <w:p>
@@ -7352,7 +7232,7 @@
           <w:sz w:val="26"/>
           <w:szCs w:val="26"/>
         </w:rPr>
-        <w:t>29/10/1994</w:t>
+        <w:t>15/04/1949</w:t>
       </w:r>
     </w:p>
     <w:p>
@@ -7386,7 +7266,7 @@
           <w:szCs w:val="26"/>
           <w:lang w:eastAsia="zh-CN"/>
         </w:rPr>
-        <w:t>Nam</w:t>
+        <w:t>Nữ</w:t>
       </w:r>
     </w:p>
     <w:p>
@@ -7425,7 +7305,7 @@
           <w:sz w:val="26"/>
           <w:szCs w:val="26"/>
         </w:rPr>
-        <w:t>060094002350</w:t>
+        <w:t>075149004366</w:t>
       </w:r>
     </w:p>
     <w:p>
@@ -7491,7 +7371,7 @@
           <w:sz w:val="26"/>
           <w:szCs w:val="26"/>
         </w:rPr>
-        <w:t>Căn hộ chung cư số 1214 - chung cư chánh nghĩa quốc cường block sky B - tổ 26 khu phố chánh nghĩa 3</w:t>
+        <w:t>10, Đỗ Văn Thi, Kp Nhị Hoà</w:t>
       </w:r>
     </w:p>
     <w:p>
@@ -7520,7 +7400,7 @@
           <w:szCs w:val="26"/>
           <w:lang w:eastAsia="zh-CN"/>
         </w:rPr>
-        <w:t>Phường Thủ Dầu Một</w:t>
+        <w:t>Phường Trấn Biên</w:t>
       </w:r>
     </w:p>
     <w:p>
@@ -7559,7 +7439,7 @@
           <w:szCs w:val="26"/>
           <w:lang w:eastAsia="zh-CN"/>
         </w:rPr>
-        <w:t>Thành phố Hồ Chí Minh</w:t>
+        <w:t>Thành phố Đồng Nai</w:t>
       </w:r>
     </w:p>
     <w:p>
@@ -10776,7 +10656,7 @@
           <w:szCs w:val="26"/>
           <w:lang w:val="fr-FR" w:eastAsia="zh-CN"/>
         </w:rPr>
-        <w:t>3.000.000.000 VNĐ.</w:t>
+        <w:t>10.000.000.000 VNĐ.</w:t>
       </w:r>
     </w:p>
     <w:p>
@@ -10884,7 +10764,7 @@
           <w:szCs w:val="26"/>
           <w:lang w:val="fr-FR" w:eastAsia="zh-CN"/>
         </w:rPr>
-        <w:t>Ba tỷ đồng</w:t>
+        <w:t>Mười tỷ đồng</w:t>
       </w:r>
     </w:p>
     <w:p>
@@ -11625,7 +11505,7 @@
                 <w:szCs w:val="26"/>
                 <w:lang w:val="fr-FR" w:eastAsia="zh-CN"/>
               </w:rPr>
-              <w:t>3.000.000.000 VNĐ.</w:t>
+              <w:t>10.000.000.000 VNĐ.</w:t>
             </w:r>
           </w:p>
         </w:tc>
@@ -11901,7 +11781,7 @@
                 <w:szCs w:val="26"/>
                 <w:lang w:val="fr-FR" w:eastAsia="zh-CN"/>
               </w:rPr>
-              <w:t>3.000.000.000 VNĐ.</w:t>
+              <w:t>10.000.000.000 VNĐ.</w:t>
             </w:r>
           </w:p>
         </w:tc>
@@ -12317,7 +12197,7 @@
                 <w:szCs w:val="26"/>
                 <w:lang w:val="fr-FR" w:eastAsia="zh-CN"/>
               </w:rPr>
-              <w:t>3.000.000.000 VNĐ.</w:t>
+              <w:t>10.000.000.000 VNĐ.</w:t>
             </w:r>
           </w:p>
         </w:tc>
@@ -13033,7 +12913,7 @@
                 <w:szCs w:val="26"/>
                 <w:lang w:val="fr-FR" w:eastAsia="zh-CN"/>
               </w:rPr>
-              <w:t>3.000.000.000 VNĐ.</w:t>
+              <w:t>10.000.000.000 VNĐ.</w:t>
             </w:r>
           </w:p>
         </w:tc>
@@ -13197,7 +13077,7 @@
           <w:sz w:val="26"/>
           <w:szCs w:val="26"/>
         </w:rPr>
-        <w:t>VŨ TUẤN PHƯỚC</w:t>
+        <w:t>LÊ KIÊM CHÍ</w:t>
       </w:r>
     </w:p>
     <w:p>
@@ -13230,7 +13110,7 @@
           <w:sz w:val="26"/>
           <w:szCs w:val="26"/>
         </w:rPr>
-        <w:t>29/10/1994</w:t>
+        <w:t>15/04/1949</w:t>
       </w:r>
     </w:p>
     <w:p>
@@ -13264,7 +13144,7 @@
           <w:szCs w:val="26"/>
           <w:lang w:eastAsia="zh-CN"/>
         </w:rPr>
-        <w:t>Nam</w:t>
+        <w:t>Nữ</w:t>
       </w:r>
     </w:p>
     <w:p>
@@ -13302,7 +13182,7 @@
           <w:sz w:val="26"/>
           <w:szCs w:val="26"/>
         </w:rPr>
-        <w:t>060094002350</w:t>
+        <w:t>075149004366</w:t>
       </w:r>
     </w:p>
     <w:p>
@@ -13403,7 +13283,7 @@
           <w:sz w:val="26"/>
           <w:szCs w:val="26"/>
         </w:rPr>
-        <w:t>Căn hộ chung cư số 1214 - chung cư chánh nghĩa quốc cường block sky B - tổ 26 khu phố chánh nghĩa 3</w:t>
+        <w:t>10, Đỗ Văn Thi, Kp Nhị Hoà</w:t>
       </w:r>
     </w:p>
     <w:p>
@@ -13432,7 +13312,7 @@
           <w:szCs w:val="26"/>
           <w:lang w:eastAsia="zh-CN"/>
         </w:rPr>
-        <w:t>Phường Thủ Dầu Một</w:t>
+        <w:t>Phường Trấn Biên</w:t>
       </w:r>
     </w:p>
     <w:p>
@@ -13471,7 +13351,7 @@
           <w:szCs w:val="26"/>
           <w:lang w:eastAsia="zh-CN"/>
         </w:rPr>
-        <w:t>Thành phố Hồ Chí Minh</w:t>
+        <w:t>Thành phố Đồng Nai</w:t>
       </w:r>
     </w:p>
     <w:p>
@@ -14288,7 +14168,7 @@
                 <w:szCs w:val="26"/>
                 <w:lang w:eastAsia="zh-CN"/>
               </w:rPr>
-              <w:t>VŨ TUẤN PHƯỚC</w:t>
+              <w:t>LÊ KIÊM CHÍ</w:t>
             </w:r>
           </w:p>
           <w:p>
@@ -14317,7 +14197,7 @@
                 <w:sz w:val="26"/>
                 <w:szCs w:val="26"/>
               </w:rPr>
-              <w:t>29/10/1994</w:t>
+              <w:t>15/04/1949</w:t>
             </w:r>
           </w:p>
           <w:p>
@@ -14347,7 +14227,7 @@
                 <w:sz w:val="26"/>
                 <w:szCs w:val="26"/>
               </w:rPr>
-              <w:t>Nam</w:t>
+              <w:t>Nữ</w:t>
             </w:r>
           </w:p>
           <w:p>
@@ -14379,7 +14259,7 @@
                 <w:szCs w:val="26"/>
                 <w:lang w:eastAsia="zh-CN"/>
               </w:rPr>
-              <w:t>060094002350</w:t>
+              <w:t>075149004366</w:t>
             </w:r>
           </w:p>
           <w:p>
@@ -15891,7 +15771,7 @@
                 <w:szCs w:val="26"/>
                 <w:lang w:eastAsia="zh-CN"/>
               </w:rPr>
-              <w:t>2</w:t>
+              <w:t>60</w:t>
             </w:r>
           </w:p>
         </w:tc>
@@ -18311,7 +18191,7 @@
                 <w:sz w:val="26"/>
                 <w:szCs w:val="26"/>
               </w:rPr>
-              <w:t>VŨ TUẤN PHƯỚC</w:t>
+              <w:t>LÊ KIÊM CHÍ</w:t>
             </w:r>
           </w:p>
         </w:tc>

--- a/DKKDApp/bin/Debug/net8.0-windows/GIẤY ĐỀ NGHỊ_Mẫu số 2_DA_DIEN.docx
+++ b/DKKDApp/bin/Debug/net8.0-windows/GIẤY ĐỀ NGHỊ_Mẫu số 2_DA_DIEN.docx
@@ -5010,7 +5010,7 @@
           <w:szCs w:val="26"/>
           <w:lang w:val="fr-FR"/>
         </w:rPr>
-        <w:t>CÔNG TY TNHH VẬN TẢI BÌNH MINH NGHI</w:t>
+        <w:t>CÔNG TY TNHH VẬN TẢI BÌNH MINH BÌNH DƯƠNG</w:t>
       </w:r>
     </w:p>
     <w:p>

--- a/DKKDApp/bin/Debug/net8.0-windows/GIẤY ĐỀ NGHỊ_Mẫu số 2_DA_DIEN.docx
+++ b/DKKDApp/bin/Debug/net8.0-windows/GIẤY ĐỀ NGHỊ_Mẫu số 2_DA_DIEN.docx
@@ -183,7 +183,7 @@
           <w:sz w:val="26"/>
           <w:szCs w:val="26"/>
         </w:rPr>
-        <w:t>21/7/2026</w:t>
+        <w:t>22/7/2026</w:t>
       </w:r>
     </w:p>
     <w:p>
@@ -361,7 +361,7 @@
           <w:sz w:val="26"/>
           <w:szCs w:val="26"/>
         </w:rPr>
-        <w:t>VŨ HỒ XUÂN NGHI</w:t>
+        <w:t>HUỲNH THU TRANG</w:t>
       </w:r>
     </w:p>
     <w:p>
@@ -394,7 +394,7 @@
           <w:sz w:val="26"/>
           <w:szCs w:val="26"/>
         </w:rPr>
-        <w:t>24/07/2006</w:t>
+        <w:t>19/02/2001</w:t>
       </w:r>
     </w:p>
     <w:p>
@@ -466,7 +466,7 @@
           <w:sz w:val="26"/>
           <w:szCs w:val="26"/>
         </w:rPr>
-        <w:t>080306002330</w:t>
+        <w:t>096301005782</w:t>
       </w:r>
     </w:p>
     <w:p>
@@ -550,7 +550,7 @@
           <w:sz w:val="26"/>
           <w:szCs w:val="26"/>
         </w:rPr>
-        <w:t>Số 1/191, Đường Thủ Khoa Huân, Khu phố Hòa Lân 1</w:t>
+        <w:t>Ấp Kênh Ngang</w:t>
       </w:r>
     </w:p>
     <w:p>
@@ -579,7 +579,7 @@
           <w:szCs w:val="26"/>
           <w:lang w:eastAsia="zh-CN"/>
         </w:rPr>
-        <w:t>Phường Thuận Giao</w:t>
+        <w:t>Xã Tân Lộc</w:t>
       </w:r>
     </w:p>
     <w:p>
@@ -618,7 +618,7 @@
           <w:szCs w:val="26"/>
           <w:lang w:eastAsia="zh-CN"/>
         </w:rPr>
-        <w:t>Thành Phố Hồ Chí Minh</w:t>
+        <w:t>Tỉnh Cà Mau</w:t>
       </w:r>
     </w:p>
     <w:p>
@@ -5010,7 +5010,7 @@
           <w:szCs w:val="26"/>
           <w:lang w:val="fr-FR"/>
         </w:rPr>
-        <w:t>CÔNG TY TNHH VẬN TẢI BÌNH MINH BÌNH DƯƠNG</w:t>
+        <w:t>CÔNG TY TNHH TMDV XIANG YU</w:t>
       </w:r>
     </w:p>
     <w:p>
@@ -5069,6 +5069,15 @@
         </w:rPr>
         <w:t xml:space="preserve"> </w:t>
       </w:r>
+      <w:r>
+        <w:rPr>
+          <w:rFonts w:ascii="Times New Roman" w:eastAsia="Calibri" w:hAnsi="Times New Roman" w:cs="Times New Roman"/>
+          <w:sz w:val="26"/>
+          <w:szCs w:val="26"/>
+          <w:lang w:val="fr-FR" w:eastAsia="zh-CN"/>
+        </w:rPr>
+        <w:t>XIANG YU TMDV COMPANY LIMITED</w:t>
+      </w:r>
     </w:p>
     <w:p>
       <w:pPr>
@@ -5128,6 +5137,15 @@
         </w:rPr>
         <w:t xml:space="preserve"> </w:t>
       </w:r>
+      <w:r>
+        <w:rPr>
+          <w:rFonts w:ascii="Times New Roman" w:eastAsia="Times New Roman" w:hAnsi="Times New Roman" w:cs="Times New Roman"/>
+          <w:sz w:val="26"/>
+          <w:szCs w:val="26"/>
+          <w:lang w:val="fr-FR" w:eastAsia="zh-CN"/>
+        </w:rPr>
+        <w:t>XIANG YU TMDV CO., LTD</w:t>
+      </w:r>
     </w:p>
     <w:p>
       <w:pPr>
@@ -5229,7 +5247,7 @@
           <w:szCs w:val="26"/>
           <w:lang w:val="fr-FR" w:eastAsia="zh-CN"/>
         </w:rPr>
-        <w:t>Số 1/191, Đường Thủ Khoa Huân, Khu phố Hòa Lân 1</w:t>
+        <w:t>Số nhà B5M khu nhà ở Hoàng Mai, đường DT 747A, tổ 5, khu phố Uyên Hưng 7</w:t>
       </w:r>
     </w:p>
     <w:p>
@@ -5283,7 +5301,7 @@
           <w:szCs w:val="26"/>
           <w:lang w:val="fr-FR" w:eastAsia="zh-CN"/>
         </w:rPr>
-        <w:t>Phường Thuận Giao</w:t>
+        <w:t>Phường Tân Uyên</w:t>
       </w:r>
     </w:p>
     <w:p>
@@ -5394,7 +5412,7 @@
           <w:szCs w:val="26"/>
           <w:lang w:val="fr-FR" w:eastAsia="zh-CN"/>
         </w:rPr>
-        <w:t>0868811960</w:t>
+        <w:t>0856268070</w:t>
       </w:r>
       <w:r>
         <w:rPr>
@@ -6635,7 +6653,7 @@
               </w:rPr>
             </w:pPr>
             <w:r>
-              <w:t>4933</w:t>
+              <w:t>5610</w:t>
             </w:r>
           </w:p>
         </w:tc>
@@ -6652,7 +6670,7 @@
               </w:rPr>
             </w:pPr>
             <w:r>
-              <w:t>Vận tải hàng hóa bằng đường bộ</w:t>
+              <w:t>Nhà hàng và các dịch vụ ăn uống phục vụ lưu động</w:t>
             </w:r>
           </w:p>
         </w:tc>
@@ -6698,7 +6716,7 @@
               </w:rPr>
             </w:pPr>
             <w:r>
-              <w:t>5229</w:t>
+              <w:t>5621</w:t>
             </w:r>
           </w:p>
         </w:tc>
@@ -6715,7 +6733,7 @@
               </w:rPr>
             </w:pPr>
             <w:r>
-              <w:t>Hoạt động dịch vụ hỗ trợ khác liên quan đến vận tải</w:t>
+              <w:t>Cung cấp dịch vụ ăn uống theo hợp đồng không thường xuyên với khách hàng</w:t>
             </w:r>
           </w:p>
         </w:tc>
@@ -6758,7 +6776,7 @@
               </w:rPr>
             </w:pPr>
             <w:r>
-              <w:t>7710</w:t>
+              <w:t>5629</w:t>
             </w:r>
           </w:p>
         </w:tc>
@@ -6775,7 +6793,7 @@
               </w:rPr>
             </w:pPr>
             <w:r>
-              <w:t>Cho thuê xe có động cơ</w:t>
+              <w:t>Dịch vụ ăn uống khác</w:t>
             </w:r>
           </w:p>
         </w:tc>
@@ -6818,7 +6836,7 @@
               </w:rPr>
             </w:pPr>
             <w:r>
-              <w:t>5510</w:t>
+              <w:t>5630</w:t>
             </w:r>
           </w:p>
         </w:tc>
@@ -6835,7 +6853,7 @@
               </w:rPr>
             </w:pPr>
             <w:r>
-              <w:t>Khách sạn và dịch vụ lưu trú tương tự</w:t>
+              <w:t>Dịch vụ phục vụ đồ uống</w:t>
             </w:r>
           </w:p>
         </w:tc>
@@ -6878,7 +6896,7 @@
               </w:rPr>
             </w:pPr>
             <w:r>
-              <w:t>4932</w:t>
+              <w:t>4631</w:t>
             </w:r>
           </w:p>
         </w:tc>
@@ -6895,7 +6913,7 @@
               </w:rPr>
             </w:pPr>
             <w:r>
-              <w:t>Vận tải hành khách đường bộ khác</w:t>
+              <w:t>Bán buôn gạo, lúa mỳ, sản phẩm từ ngũ cốc khác, bột mỳ</w:t>
             </w:r>
           </w:p>
         </w:tc>
@@ -6938,7 +6956,7 @@
               </w:rPr>
             </w:pPr>
             <w:r>
-              <w:t>4931</w:t>
+              <w:t>4632</w:t>
             </w:r>
           </w:p>
         </w:tc>
@@ -6955,7 +6973,7 @@
               </w:rPr>
             </w:pPr>
             <w:r>
-              <w:t>Vận tải hành khách đường bộ trong nội thành, ngoại thành (trừ vận tải bằng xe buýt)</w:t>
+              <w:t>Bán buôn thực phẩm</w:t>
             </w:r>
           </w:p>
         </w:tc>
@@ -6998,7 +7016,7 @@
               </w:rPr>
             </w:pPr>
             <w:r>
-              <w:t>4773</w:t>
+              <w:t>5640</w:t>
             </w:r>
           </w:p>
         </w:tc>
@@ -7015,7 +7033,7 @@
               </w:rPr>
             </w:pPr>
             <w:r>
-              <w:t>Bán lẻ hàng hóa khác mới (trừ ô tô, mô tô, xe máy và các bộ phận phụ trợ)</w:t>
+              <w:t>Hoạt động dịch vụ trung gian cho dịch vụ ăn uống</w:t>
             </w:r>
           </w:p>
         </w:tc>
@@ -7058,7 +7076,7 @@
               </w:rPr>
             </w:pPr>
             <w:r>
-              <w:t>4649</w:t>
+              <w:t>5510</w:t>
             </w:r>
           </w:p>
         </w:tc>
@@ -7075,7 +7093,7 @@
               </w:rPr>
             </w:pPr>
             <w:r>
-              <w:t>Bán buôn đồ dùng khác cho gia đình</w:t>
+              <w:t>Khách sạn và dịch vụ lưu trú tương tự</w:t>
             </w:r>
           </w:p>
         </w:tc>
@@ -7118,7 +7136,7 @@
               </w:rPr>
             </w:pPr>
             <w:r>
-              <w:t>4631</w:t>
+              <w:t>5520</w:t>
             </w:r>
           </w:p>
         </w:tc>
@@ -7135,7 +7153,127 @@
               </w:rPr>
             </w:pPr>
             <w:r>
-              <w:t>Bán buôn gạo, lúa mỳ, sản phẩm từ ngũ cốc khác, bột mỳ</w:t>
+              <w:t>Dịch vụ lưu trú ngắn ngày khác</w:t>
+            </w:r>
+          </w:p>
+        </w:tc>
+        <w:tc>
+          <w:tcPr>
+            <w:tcW w:w="1787" w:type="dxa"/>
+            <w:vAlign w:val="center"/>
+          </w:tcPr>
+          <w:p>
+            <w:pPr/>
+            <w:bookmarkStart w:id="0" w:name="_GoBack"/>
+            <w:bookmarkEnd w:id="0"/>
+          </w:p>
+        </w:tc>
+      </w:tr>
+      <w:tr>
+        <w:tc>
+          <w:tcPr>
+            <w:tcW w:w="754" w:type="dxa"/>
+          </w:tcPr>
+          <w:p>
+            <w:pPr>
+              <w:rPr>
+                <w:rFonts w:ascii="Times New Roman" w:hAnsi="Times New Roman"/>
+              </w:rPr>
+            </w:pPr>
+            <w:r>
+              <w:t>10</w:t>
+            </w:r>
+          </w:p>
+        </w:tc>
+        <w:tc>
+          <w:tcPr>
+            <w:tcW w:w="1195" w:type="dxa"/>
+          </w:tcPr>
+          <w:p>
+            <w:pPr>
+              <w:rPr>
+                <w:rFonts w:ascii="Times New Roman" w:hAnsi="Times New Roman"/>
+              </w:rPr>
+            </w:pPr>
+            <w:r>
+              <w:t>4633</w:t>
+            </w:r>
+          </w:p>
+        </w:tc>
+        <w:tc>
+          <w:tcPr>
+            <w:tcW w:w="5892" w:type="dxa"/>
+          </w:tcPr>
+          <w:p>
+            <w:pPr>
+              <w:rPr>
+                <w:rFonts w:ascii="Times New Roman" w:hAnsi="Times New Roman"/>
+                <w:sz w:val="26"/>
+                <w:szCs w:val="26"/>
+              </w:rPr>
+            </w:pPr>
+            <w:r>
+              <w:t>Bán buôn đồ uống</w:t>
+            </w:r>
+          </w:p>
+        </w:tc>
+        <w:tc>
+          <w:tcPr>
+            <w:tcW w:w="1787" w:type="dxa"/>
+            <w:vAlign w:val="center"/>
+          </w:tcPr>
+          <w:p>
+            <w:pPr/>
+            <w:bookmarkStart w:id="0" w:name="_GoBack"/>
+            <w:bookmarkEnd w:id="0"/>
+          </w:p>
+        </w:tc>
+      </w:tr>
+      <w:tr>
+        <w:tc>
+          <w:tcPr>
+            <w:tcW w:w="754" w:type="dxa"/>
+          </w:tcPr>
+          <w:p>
+            <w:pPr>
+              <w:rPr>
+                <w:rFonts w:ascii="Times New Roman" w:hAnsi="Times New Roman"/>
+              </w:rPr>
+            </w:pPr>
+            <w:r>
+              <w:t>11</w:t>
+            </w:r>
+          </w:p>
+        </w:tc>
+        <w:tc>
+          <w:tcPr>
+            <w:tcW w:w="1195" w:type="dxa"/>
+          </w:tcPr>
+          <w:p>
+            <w:pPr>
+              <w:rPr>
+                <w:rFonts w:ascii="Times New Roman" w:hAnsi="Times New Roman"/>
+              </w:rPr>
+            </w:pPr>
+            <w:r>
+              <w:t>4634</w:t>
+            </w:r>
+          </w:p>
+        </w:tc>
+        <w:tc>
+          <w:tcPr>
+            <w:tcW w:w="5892" w:type="dxa"/>
+          </w:tcPr>
+          <w:p>
+            <w:pPr>
+              <w:rPr>
+                <w:rFonts w:ascii="Times New Roman" w:hAnsi="Times New Roman"/>
+                <w:sz w:val="26"/>
+                <w:szCs w:val="26"/>
+              </w:rPr>
+            </w:pPr>
+            <w:r>
+              <w:t>Bán buôn sản phẩm thuốc lá, thuốc lào</w:t>
             </w:r>
           </w:p>
         </w:tc>
@@ -7361,7 +7499,7 @@
           <w:sz w:val="26"/>
           <w:szCs w:val="26"/>
         </w:rPr>
-        <w:t>VŨ HỒ XUÂN NGHI</w:t>
+        <w:t>HUỲNH THU TRANG</w:t>
       </w:r>
     </w:p>
     <w:p>
@@ -7394,7 +7532,7 @@
           <w:sz w:val="26"/>
           <w:szCs w:val="26"/>
         </w:rPr>
-        <w:t>24/07/2006</w:t>
+        <w:t>19/02/2001</w:t>
       </w:r>
     </w:p>
     <w:p>
@@ -7467,7 +7605,7 @@
           <w:sz w:val="26"/>
           <w:szCs w:val="26"/>
         </w:rPr>
-        <w:t>080306002330</w:t>
+        <w:t>096301005782</w:t>
       </w:r>
     </w:p>
     <w:p>
@@ -7533,7 +7671,7 @@
           <w:sz w:val="26"/>
           <w:szCs w:val="26"/>
         </w:rPr>
-        <w:t>Số 1/191, Đường Thủ Khoa Huân, Khu phố Hòa Lân 1</w:t>
+        <w:t>Ấp Kênh Ngang</w:t>
       </w:r>
     </w:p>
     <w:p>
@@ -7562,7 +7700,7 @@
           <w:szCs w:val="26"/>
           <w:lang w:eastAsia="zh-CN"/>
         </w:rPr>
-        <w:t>Phường Thuận Giao</w:t>
+        <w:t>Xã Tân Lộc</w:t>
       </w:r>
     </w:p>
     <w:p>
@@ -7601,7 +7739,7 @@
           <w:szCs w:val="26"/>
           <w:lang w:eastAsia="zh-CN"/>
         </w:rPr>
-        <w:t>Thành Phố Hồ Chí Minh</w:t>
+        <w:t>Tỉnh Cà Mau</w:t>
       </w:r>
     </w:p>
     <w:p>
@@ -10818,7 +10956,7 @@
           <w:szCs w:val="26"/>
           <w:lang w:val="fr-FR" w:eastAsia="zh-CN"/>
         </w:rPr>
-        <w:t>2.000.000.000</w:t>
+        <w:t>3.000.000.000</w:t>
       </w:r>
     </w:p>
     <w:p>
@@ -10926,7 +11064,7 @@
           <w:szCs w:val="26"/>
           <w:lang w:val="fr-FR" w:eastAsia="zh-CN"/>
         </w:rPr>
-        <w:t>Hai tỷ đồng</w:t>
+        <w:t>Ba tỷ đồng</w:t>
       </w:r>
     </w:p>
     <w:p>
@@ -11667,7 +11805,7 @@
                 <w:szCs w:val="26"/>
                 <w:lang w:val="fr-FR" w:eastAsia="zh-CN"/>
               </w:rPr>
-              <w:t>2.000.000.000</w:t>
+              <w:t>3.000.000.000</w:t>
             </w:r>
           </w:p>
         </w:tc>
@@ -11943,7 +12081,7 @@
                 <w:szCs w:val="26"/>
                 <w:lang w:val="fr-FR" w:eastAsia="zh-CN"/>
               </w:rPr>
-              <w:t>2.000.000.000</w:t>
+              <w:t>3.000.000.000</w:t>
             </w:r>
           </w:p>
         </w:tc>
@@ -12359,7 +12497,7 @@
                 <w:szCs w:val="26"/>
                 <w:lang w:val="fr-FR" w:eastAsia="zh-CN"/>
               </w:rPr>
-              <w:t>2.000.000.000</w:t>
+              <w:t>3.000.000.000</w:t>
             </w:r>
           </w:p>
         </w:tc>
@@ -13075,7 +13213,7 @@
                 <w:szCs w:val="26"/>
                 <w:lang w:val="fr-FR" w:eastAsia="zh-CN"/>
               </w:rPr>
-              <w:t>2.000.000.000</w:t>
+              <w:t>3.000.000.000</w:t>
             </w:r>
           </w:p>
         </w:tc>
@@ -13239,7 +13377,7 @@
           <w:sz w:val="26"/>
           <w:szCs w:val="26"/>
         </w:rPr>
-        <w:t>VŨ HỒ XUÂN NGHI</w:t>
+        <w:t>HUỲNH THU TRANG</w:t>
       </w:r>
     </w:p>
     <w:p>
@@ -13272,7 +13410,7 @@
           <w:sz w:val="26"/>
           <w:szCs w:val="26"/>
         </w:rPr>
-        <w:t>24/07/2006</w:t>
+        <w:t>19/02/2001</w:t>
       </w:r>
     </w:p>
     <w:p>
@@ -13344,7 +13482,7 @@
           <w:sz w:val="26"/>
           <w:szCs w:val="26"/>
         </w:rPr>
-        <w:t>080306002330</w:t>
+        <w:t>096301005782</w:t>
       </w:r>
     </w:p>
     <w:p>
@@ -13445,7 +13583,7 @@
           <w:sz w:val="26"/>
           <w:szCs w:val="26"/>
         </w:rPr>
-        <w:t>Số 1/191, Đường Thủ Khoa Huân, Khu phố Hòa Lân 1</w:t>
+        <w:t>Ấp Kênh Ngang</w:t>
       </w:r>
     </w:p>
     <w:p>
@@ -13474,7 +13612,7 @@
           <w:szCs w:val="26"/>
           <w:lang w:eastAsia="zh-CN"/>
         </w:rPr>
-        <w:t>Phường Thuận Giao</w:t>
+        <w:t>Xã Tân Lộc</w:t>
       </w:r>
     </w:p>
     <w:p>
@@ -13513,7 +13651,7 @@
           <w:szCs w:val="26"/>
           <w:lang w:eastAsia="zh-CN"/>
         </w:rPr>
-        <w:t>Thành Phố Hồ Chí Minh</w:t>
+        <w:t>Tỉnh Cà Mau</w:t>
       </w:r>
     </w:p>
     <w:p>
@@ -14330,7 +14468,7 @@
                 <w:szCs w:val="26"/>
                 <w:lang w:eastAsia="zh-CN"/>
               </w:rPr>
-              <w:t>VŨ HỒ XUÂN NGHI</w:t>
+              <w:t>HUỲNH THU TRANG</w:t>
             </w:r>
           </w:p>
           <w:p>
@@ -14359,7 +14497,7 @@
                 <w:sz w:val="26"/>
                 <w:szCs w:val="26"/>
               </w:rPr>
-              <w:t>24/07/2006</w:t>
+              <w:t>19/02/2001</w:t>
             </w:r>
           </w:p>
           <w:p>
@@ -14421,7 +14559,7 @@
                 <w:szCs w:val="26"/>
                 <w:lang w:eastAsia="zh-CN"/>
               </w:rPr>
-              <w:t>080306002330</w:t>
+              <w:t>096301005782</w:t>
             </w:r>
           </w:p>
           <w:p>
@@ -18353,7 +18491,7 @@
                 <w:sz w:val="26"/>
                 <w:szCs w:val="26"/>
               </w:rPr>
-              <w:t>VŨ HỒ XUÂN NGHI</w:t>
+              <w:t>HUỲNH THU TRANG</w:t>
             </w:r>
           </w:p>
         </w:tc>

--- a/DKKDApp/bin/Debug/net8.0-windows/GIẤY ĐỀ NGHỊ_Mẫu số 2_DA_DIEN.docx
+++ b/DKKDApp/bin/Debug/net8.0-windows/GIẤY ĐỀ NGHỊ_Mẫu số 2_DA_DIEN.docx
@@ -183,7 +183,7 @@
           <w:sz w:val="26"/>
           <w:szCs w:val="26"/>
         </w:rPr>
-        <w:t>22/7/2026</w:t>
+        <w:t>18/08/2026</w:t>
       </w:r>
     </w:p>
     <w:p>
@@ -361,7 +361,7 @@
           <w:sz w:val="26"/>
           <w:szCs w:val="26"/>
         </w:rPr>
-        <w:t>HUỲNH THU TRANG</w:t>
+        <w:t>XIE, GUIQING</w:t>
       </w:r>
     </w:p>
     <w:p>
@@ -394,7 +394,7 @@
           <w:sz w:val="26"/>
           <w:szCs w:val="26"/>
         </w:rPr>
-        <w:t>19/02/2001</w:t>
+        <w:t>27/07/1977</w:t>
       </w:r>
     </w:p>
     <w:p>
@@ -466,7 +466,7 @@
           <w:sz w:val="26"/>
           <w:szCs w:val="26"/>
         </w:rPr>
-        <w:t>096301005782</w:t>
+        <w:t>EJ7492807</w:t>
       </w:r>
     </w:p>
     <w:p>
@@ -550,7 +550,7 @@
           <w:sz w:val="26"/>
           <w:szCs w:val="26"/>
         </w:rPr>
-        <w:t>Ấp Kênh Ngang</w:t>
+        <w:t>Số 124, đường Tân Phước Khánh 40, Tổ 1,khu phố Bình Hòa 1</w:t>
       </w:r>
     </w:p>
     <w:p>
@@ -579,7 +579,7 @@
           <w:szCs w:val="26"/>
           <w:lang w:eastAsia="zh-CN"/>
         </w:rPr>
-        <w:t>Xã Tân Lộc</w:t>
+        <w:t>Phường Tân Khánh</w:t>
       </w:r>
     </w:p>
     <w:p>
@@ -618,7 +618,7 @@
           <w:szCs w:val="26"/>
           <w:lang w:eastAsia="zh-CN"/>
         </w:rPr>
-        <w:t>Tỉnh Cà Mau</w:t>
+        <w:t>Thành phố Hồ Chí Minh</w:t>
       </w:r>
     </w:p>
     <w:p>
@@ -5010,7 +5010,7 @@
           <w:szCs w:val="26"/>
           <w:lang w:val="fr-FR"/>
         </w:rPr>
-        <w:t>CÔNG TY TNHH TMDV XIANG YU</w:t>
+        <w:t>CÔNG TY TNHH VIỆT PHÚC VINA</w:t>
       </w:r>
     </w:p>
     <w:p>
@@ -5076,7 +5076,7 @@
           <w:szCs w:val="26"/>
           <w:lang w:val="fr-FR" w:eastAsia="zh-CN"/>
         </w:rPr>
-        <w:t>XIANG YU TMDV COMPANY LIMITED</w:t>
+        <w:t>VIET PHUC VINA COMPANY LIMITED</w:t>
       </w:r>
     </w:p>
     <w:p>
@@ -5144,7 +5144,7 @@
           <w:szCs w:val="26"/>
           <w:lang w:val="fr-FR" w:eastAsia="zh-CN"/>
         </w:rPr>
-        <w:t>XIANG YU TMDV CO., LTD</w:t>
+        <w:t>VIET PHUC VINA CO., LTD</w:t>
       </w:r>
     </w:p>
     <w:p>
@@ -5247,7 +5247,7 @@
           <w:szCs w:val="26"/>
           <w:lang w:val="fr-FR" w:eastAsia="zh-CN"/>
         </w:rPr>
-        <w:t>Số nhà B5M khu nhà ở Hoàng Mai, đường DT 747A, tổ 5, khu phố Uyên Hưng 7</w:t>
+        <w:t>Số 124, đường Tân Phước Khánh 40, Tổ 1,khu phố Bình Hòa 1</w:t>
       </w:r>
     </w:p>
     <w:p>
@@ -5301,7 +5301,7 @@
           <w:szCs w:val="26"/>
           <w:lang w:val="fr-FR" w:eastAsia="zh-CN"/>
         </w:rPr>
-        <w:t>Phường Tân Uyên</w:t>
+        <w:t>Phường Tân Khánh</w:t>
       </w:r>
     </w:p>
     <w:p>
@@ -5412,7 +5412,7 @@
           <w:szCs w:val="26"/>
           <w:lang w:val="fr-FR" w:eastAsia="zh-CN"/>
         </w:rPr>
-        <w:t>0856268070</w:t>
+        <w:t>0835613316</w:t>
       </w:r>
       <w:r>
         <w:rPr>
@@ -5502,6 +5502,15 @@
         <w:t>):</w:t>
       </w:r>
       <w:proofErr w:type="gramEnd"/>
+      <w:r>
+        <w:rPr>
+          <w:rFonts w:ascii="Times New Roman" w:eastAsia="Times New Roman" w:hAnsi="Times New Roman" w:cs="Times New Roman"/>
+          <w:sz w:val="26"/>
+          <w:szCs w:val="26"/>
+          <w:lang w:val="fr-FR" w:eastAsia="zh-CN"/>
+        </w:rPr>
+        <w:t>ziqixiaoshou@gmail.com</w:t>
+      </w:r>
       <w:r>
         <w:rPr>
           <w:rFonts w:ascii="Times New Roman" w:eastAsia="Times New Roman" w:hAnsi="Times New Roman" w:cs="Times New Roman"/>
@@ -7499,7 +7508,7 @@
           <w:sz w:val="26"/>
           <w:szCs w:val="26"/>
         </w:rPr>
-        <w:t>HUỲNH THU TRANG</w:t>
+        <w:t>TRẦN VĂN THÀNH</w:t>
       </w:r>
     </w:p>
     <w:p>
@@ -7532,7 +7541,7 @@
           <w:sz w:val="26"/>
           <w:szCs w:val="26"/>
         </w:rPr>
-        <w:t>19/02/2001</w:t>
+        <w:t>20/03/1984</w:t>
       </w:r>
     </w:p>
     <w:p>
@@ -7566,7 +7575,7 @@
           <w:szCs w:val="26"/>
           <w:lang w:eastAsia="zh-CN"/>
         </w:rPr>
-        <w:t>Nữ</w:t>
+        <w:t>Nam</w:t>
       </w:r>
     </w:p>
     <w:p>
@@ -7605,7 +7614,7 @@
           <w:sz w:val="26"/>
           <w:szCs w:val="26"/>
         </w:rPr>
-        <w:t>096301005782</w:t>
+        <w:t>040084039448</w:t>
       </w:r>
     </w:p>
     <w:p>
@@ -7671,7 +7680,7 @@
           <w:sz w:val="26"/>
           <w:szCs w:val="26"/>
         </w:rPr>
-        <w:t>Ấp Kênh Ngang</w:t>
+        <w:t>KHỐI 1A</w:t>
       </w:r>
     </w:p>
     <w:p>
@@ -7700,7 +7709,7 @@
           <w:szCs w:val="26"/>
           <w:lang w:eastAsia="zh-CN"/>
         </w:rPr>
-        <w:t>Xã Tân Lộc</w:t>
+        <w:t>Xã Đại Đồng</w:t>
       </w:r>
     </w:p>
     <w:p>
@@ -7739,7 +7748,7 @@
           <w:szCs w:val="26"/>
           <w:lang w:eastAsia="zh-CN"/>
         </w:rPr>
-        <w:t>Tỉnh Cà Mau</w:t>
+        <w:t>Tỉnh Nghệ An</w:t>
       </w:r>
     </w:p>
     <w:p>
@@ -13377,7 +13386,7 @@
           <w:sz w:val="26"/>
           <w:szCs w:val="26"/>
         </w:rPr>
-        <w:t>HUỲNH THU TRANG</w:t>
+        <w:t>XIE, GUIQING</w:t>
       </w:r>
     </w:p>
     <w:p>
@@ -13410,7 +13419,7 @@
           <w:sz w:val="26"/>
           <w:szCs w:val="26"/>
         </w:rPr>
-        <w:t>19/02/2001</w:t>
+        <w:t>27/07/1977</w:t>
       </w:r>
     </w:p>
     <w:p>
@@ -13482,7 +13491,7 @@
           <w:sz w:val="26"/>
           <w:szCs w:val="26"/>
         </w:rPr>
-        <w:t>096301005782</w:t>
+        <w:t>EJ7492807</w:t>
       </w:r>
     </w:p>
     <w:p>
@@ -13583,7 +13592,7 @@
           <w:sz w:val="26"/>
           <w:szCs w:val="26"/>
         </w:rPr>
-        <w:t>Ấp Kênh Ngang</w:t>
+        <w:t>Số 124, đường Tân Phước Khánh 40, Tổ 1,khu phố Bình Hòa 1</w:t>
       </w:r>
     </w:p>
     <w:p>
@@ -13612,7 +13621,7 @@
           <w:szCs w:val="26"/>
           <w:lang w:eastAsia="zh-CN"/>
         </w:rPr>
-        <w:t>Xã Tân Lộc</w:t>
+        <w:t>Phường Tân Khánh</w:t>
       </w:r>
     </w:p>
     <w:p>
@@ -13651,7 +13660,7 @@
           <w:szCs w:val="26"/>
           <w:lang w:eastAsia="zh-CN"/>
         </w:rPr>
-        <w:t>Tỉnh Cà Mau</w:t>
+        <w:t>Thành phố Hồ Chí Minh</w:t>
       </w:r>
     </w:p>
     <w:p>
@@ -14468,7 +14477,7 @@
                 <w:szCs w:val="26"/>
                 <w:lang w:eastAsia="zh-CN"/>
               </w:rPr>
-              <w:t>HUỲNH THU TRANG</w:t>
+              <w:t>XIE, GUIQING</w:t>
             </w:r>
           </w:p>
           <w:p>
@@ -14497,7 +14506,7 @@
                 <w:sz w:val="26"/>
                 <w:szCs w:val="26"/>
               </w:rPr>
-              <w:t>19/02/2001</w:t>
+              <w:t>27/07/1977</w:t>
             </w:r>
           </w:p>
           <w:p>
@@ -14559,7 +14568,7 @@
                 <w:szCs w:val="26"/>
                 <w:lang w:eastAsia="zh-CN"/>
               </w:rPr>
-              <w:t>096301005782</w:t>
+              <w:t>EJ7492807</w:t>
             </w:r>
           </w:p>
           <w:p>
@@ -18491,7 +18500,7 @@
                 <w:sz w:val="26"/>
                 <w:szCs w:val="26"/>
               </w:rPr>
-              <w:t>HUỲNH THU TRANG</w:t>
+              <w:t>XIE, GUIQING</w:t>
             </w:r>
           </w:p>
         </w:tc>
